--- a/docs/PCR Application - Administrator Guide.docx
+++ b/docs/PCR Application - Administrator Guide.docx
@@ -4321,135 +4321,22 @@
         <w:ind w:left="317"/>
       </w:pPr>
       <w:proofErr w:type="gramStart"/>
-      <w:r>
-        <w:rPr>
-          <w:b/>
-          <w:caps/>
-          <w:color w:val="8B1E2D"/>
-          <w:sz w:val="19"/>
+      <w:proofErr w:type="gramEnd"/>
+      <w:proofErr w:type="gramStart"/>
+      <w:proofErr w:type="gramEnd"/>
+      <w:proofErr w:type="gramStart"/>
+      <w:proofErr w:type="gramEnd"/>
+      <w:r>
+        <w:rPr>
+          <w:b/>
         </w:rPr>
         <w:t xml:space="preserve">Note  </w:t>
       </w:r>
       <w:r>
         <w:rPr>
           <w:i/>
-          <w:color w:val="595959"/>
-        </w:rPr>
-        <w:t>Deletion</w:t>
-      </w:r>
-      <w:proofErr w:type="gramEnd"/>
-      <w:r>
-        <w:rPr>
-          <w:i/>
-          <w:color w:val="595959"/>
-        </w:rPr>
-        <w:t xml:space="preserve"> only works for accounts that have never had a PCR report submitted under them </w:t>
-      </w:r>
-      <w:r>
-        <w:rPr>
-          <w:i/>
-          <w:color w:val="595959"/>
-        </w:rPr>
-        <w:t>(</w:t>
-      </w:r>
-      <w:r>
-        <w:rPr>
-          <w:i/>
-          <w:color w:val="595959"/>
-        </w:rPr>
-        <w:t>the system blocks it otherwise, to protect that report's history</w:t>
-      </w:r>
-      <w:r>
-        <w:rPr>
-          <w:i/>
-          <w:color w:val="595959"/>
-        </w:rPr>
-        <w:t>)</w:t>
-      </w:r>
-      <w:r>
-        <w:rPr>
-          <w:i/>
-          <w:color w:val="595959"/>
-        </w:rPr>
-        <w:t xml:space="preserve">. For anyone who's </w:t>
-      </w:r>
-      <w:proofErr w:type="gramStart"/>
-      <w:r>
-        <w:rPr>
-          <w:i/>
-          <w:color w:val="595959"/>
-        </w:rPr>
-        <w:t>actually been</w:t>
-      </w:r>
-      <w:proofErr w:type="gramEnd"/>
-      <w:r>
-        <w:rPr>
-          <w:i/>
-          <w:color w:val="595959"/>
-        </w:rPr>
-        <w:t xml:space="preserve"> an active responder, use </w:t>
-      </w:r>
-      <w:r>
-        <w:rPr>
-          <w:b/>
-          <w:bCs/>
-          <w:i/>
-          <w:color w:val="595959"/>
-        </w:rPr>
-        <w:t>Deactivate</w:t>
-      </w:r>
-      <w:r>
-        <w:rPr>
-          <w:i/>
-          <w:color w:val="595959"/>
-        </w:rPr>
-        <w:t xml:space="preserve"> instead (see below); </w:t>
-      </w:r>
-      <w:r>
-        <w:rPr>
-          <w:b/>
-          <w:bCs/>
-          <w:i/>
-          <w:color w:val="595959"/>
-        </w:rPr>
-        <w:t>Delete</w:t>
-      </w:r>
-      <w:r>
-        <w:rPr>
-          <w:i/>
-          <w:color w:val="595959"/>
-        </w:rPr>
-        <w:t xml:space="preserve"> is </w:t>
-      </w:r>
-      <w:proofErr w:type="gramStart"/>
-      <w:r>
-        <w:rPr>
-          <w:i/>
-          <w:color w:val="595959"/>
-        </w:rPr>
-        <w:t>really only</w:t>
-      </w:r>
-      <w:proofErr w:type="gramEnd"/>
-      <w:r>
-        <w:rPr>
-          <w:i/>
-          <w:color w:val="595959"/>
-        </w:rPr>
-        <w:t xml:space="preserve"> useful for accounts created by mistake. Username and role also aren't editable from this window</w:t>
-      </w:r>
-      <w:r>
-        <w:rPr>
-          <w:i/>
-          <w:color w:val="595959"/>
-        </w:rPr>
-        <w:t>. I</w:t>
-      </w:r>
-      <w:r>
-        <w:rPr>
-          <w:i/>
-          <w:color w:val="595959"/>
-        </w:rPr>
-        <w:t>f someone needs a role change, delete and recreate the account (only possible if it has no reports yet) or contact whoever maintains the system directly.</w:t>
+        </w:rPr>
+        <w:t>Deletion works as long as the account has no PCR still in progress (draft, submitted, approved, or changes requested) — the system blocks it otherwise, to protect that report's history. Completed and cancelled reports don't count against this; their stats are archived automatically before the account is removed. For anyone who's actually been an active responder, use Deactivate instead (see below); reserve Delete for accounts created by mistake, or for someone genuinely done with the team once their last reports have been completed or cancelled. Username and role also aren't editable from this window. If someone needs a role change, delete and recreate the account (only possible once nothing is still in progress) or contact whoever maintains the system directly.</w:t>
       </w:r>
     </w:p>
     <w:p>
@@ -4691,39 +4578,7 @@
         <w:keepNext/>
       </w:pPr>
       <w:r>
-        <w:t xml:space="preserve">Click </w:t>
-      </w:r>
-      <w:r>
-        <w:rPr>
-          <w:b/>
-          <w:bCs/>
-        </w:rPr>
-        <w:t>Deactivate</w:t>
-      </w:r>
-      <w:r>
-        <w:t xml:space="preserve"> on a user's row to disable their account without deleting it</w:t>
-      </w:r>
-      <w:r>
-        <w:t xml:space="preserve">; </w:t>
-      </w:r>
-      <w:r>
-        <w:t xml:space="preserve">their reports and history stay intact, but they can no longer sign in. Click </w:t>
-      </w:r>
-      <w:r>
-        <w:rPr>
-          <w:b/>
-          <w:bCs/>
-        </w:rPr>
-        <w:t>Activate</w:t>
-      </w:r>
-      <w:r>
-        <w:t xml:space="preserve"> on a deactivated account to restore access. This works for administrator accounts too, not just regular users</w:t>
-      </w:r>
-      <w:r>
-        <w:t xml:space="preserve">, </w:t>
-      </w:r>
-      <w:r>
-        <w:t>useful for a departing admin whose account can't be deleted because they've already submitted PCRs (Section 12, Editing a User).</w:t>
+        <w:t>Click Deactivate on a user's row to disable their account without deleting it; their reports and history stay intact, but they can no longer sign in. Click Activate on a deactivated account to restore access. This works for administrator accounts too, not just regular users, useful for a departing admin whose account still has a PCR in progress and isn't eligible for deletion yet (Section 12, Editing a User).</w:t>
       </w:r>
     </w:p>
     <w:p>
@@ -5584,53 +5439,10 @@
         <w:rPr>
           <w:b/>
         </w:rPr>
-        <w:lastRenderedPageBreak/>
         <w:t xml:space="preserve">Accounts you're sure were created by mistake: </w:t>
       </w:r>
       <w:r>
-        <w:t xml:space="preserve">click </w:t>
-      </w:r>
-      <w:r>
-        <w:rPr>
-          <w:b/>
-          <w:bCs/>
-        </w:rPr>
-        <w:t xml:space="preserve">Delete User </w:t>
-      </w:r>
-      <w:r>
-        <w:t xml:space="preserve">instead, from inside </w:t>
-      </w:r>
-      <w:r>
-        <w:rPr>
-          <w:b/>
-          <w:bCs/>
-        </w:rPr>
-        <w:t>Edit User</w:t>
-      </w:r>
-      <w:r>
-        <w:t>. This only works for accounts with no PCR reports attached</w:t>
-      </w:r>
-      <w:r>
-        <w:t xml:space="preserve">; </w:t>
-      </w:r>
-      <w:r>
-        <w:t>the system blocks deletion of anyone who's ever submitted a report, to protect that report's history</w:t>
-      </w:r>
-      <w:r>
-        <w:t>,</w:t>
-      </w:r>
-      <w:r>
-        <w:t xml:space="preserve"> so in practice </w:t>
-      </w:r>
-      <w:r>
-        <w:rPr>
-          <w:b/>
-          <w:bCs/>
-        </w:rPr>
-        <w:t>Delete</w:t>
-      </w:r>
-      <w:r>
-        <w:t xml:space="preserve"> is rarely the right choice for an actual former responder.</w:t>
+        <w:t>click Delete User instead, from inside Edit User. This only works once the account has nothing still in progress (draft, submitted, approved, or changes requested); completed and cancelled reports don't block it, since their stats are archived automatically. In practice Delete is still rarely the right choice for an actual former responder with a real history; Deactivate is the safer default for them.</w:t>
       </w:r>
     </w:p>
     <w:p>
@@ -5786,28 +5598,17 @@
         <w:spacing w:after="80"/>
         <w:ind w:left="576" w:hanging="576"/>
       </w:pPr>
+      <w:proofErr w:type="gramStart"/>
+      <w:proofErr w:type="gramEnd"/>
       <w:r>
         <w:rPr>
           <w:b/>
         </w:rPr>
         <w:t>2.</w:t>
-      </w:r>
-      <w:r>
-        <w:rPr>
-          <w:b/>
-        </w:rPr>
         <w:tab/>
       </w:r>
       <w:r>
-        <w:t xml:space="preserve">Review the user list (Section 12) the same way: activate anyone returning after a break, deactivate anyone who's stepped back, and delete any </w:t>
-      </w:r>
-      <w:proofErr w:type="gramStart"/>
-      <w:r>
-        <w:t>mistakenly-created</w:t>
-      </w:r>
-      <w:proofErr w:type="gramEnd"/>
-      <w:r>
-        <w:t xml:space="preserve"> accounts that still have no reports attached.</w:t>
+        <w:t>Review the user list (Section 12) the same way: activate anyone returning after a break, deactivate anyone who's stepped back, and delete any mistakenly-created accounts that don't have anything still in progress.</w:t>
       </w:r>
     </w:p>
     <w:p>
@@ -6475,6 +6276,8 @@
       <w:pPr>
         <w:pStyle w:val="ListBullet"/>
       </w:pPr>
+      <w:proofErr w:type="gramStart"/>
+      <w:proofErr w:type="gramEnd"/>
       <w:r>
         <w:rPr>
           <w:b/>
@@ -6482,55 +6285,23 @@
         <w:t xml:space="preserve">Why won't the system let me delete a former responder's account?: </w:t>
       </w:r>
       <w:r>
-        <w:t>They've submitted at least one PCR, and deletion is blocked for any account with reports attached, to protect that report's history. Deactivate the account instead (Section 14)</w:t>
-      </w:r>
-      <w:r>
-        <w:t xml:space="preserve">; </w:t>
-      </w:r>
-      <w:r>
-        <w:t xml:space="preserve">that's the correct action for anyone who's </w:t>
-      </w:r>
+        <w:t>They likely still have a PCR that hasn't been completed or cancelled yet; deletion is blocked while anything is still in progress. Once every report tied to the account is completed or cancelled (or there simply aren't any), deletion becomes available and their stats stay archived. Deactivate the account instead (Section 14) if you'd rather not wait, or if they've built up a real history you'd rather keep easy to find.</w:t>
+      </w:r>
+    </w:p>
+    <w:p>
+      <w:pPr>
+        <w:pStyle w:val="ListBullet"/>
+      </w:pPr>
       <w:proofErr w:type="gramStart"/>
-      <w:r>
-        <w:t>actually responded</w:t>
-      </w:r>
       <w:proofErr w:type="gramEnd"/>
       <w:r>
-        <w:t xml:space="preserve"> to calls.</w:t>
-      </w:r>
-    </w:p>
-    <w:p>
-      <w:pPr>
-        <w:pStyle w:val="ListBullet"/>
-      </w:pPr>
-      <w:r>
-        <w:rPr>
-          <w:b/>
-        </w:rPr>
-        <w:t xml:space="preserve">A departing admin has already submitted PCRs — what do I </w:t>
-      </w:r>
-      <w:proofErr w:type="gramStart"/>
-      <w:r>
-        <w:rPr>
-          <w:b/>
-        </w:rPr>
-        <w:t>do?:</w:t>
-      </w:r>
-      <w:proofErr w:type="gramEnd"/>
-      <w:r>
-        <w:rPr>
-          <w:b/>
-        </w:rPr>
-        <w:t xml:space="preserve"> </w:t>
-      </w:r>
-      <w:r>
-        <w:t>Deactivate their account (Section 12, Activating and Deactivating a User)</w:t>
-      </w:r>
-      <w:r>
-        <w:t>. D</w:t>
-      </w:r>
-      <w:r>
-        <w:t>eletion will be blocked the same way it would for a regular user with report history. Deactivation works on admin accounts the same as any other, as long as it isn't the account you're currently signed in as and isn't the last active admin left.</w:t>
+        <w:rPr>
+          <w:b/>
+        </w:rPr>
+        <w:t xml:space="preserve">A departing admin has already submitted PCRs — what do I do?: </w:t>
+      </w:r>
+      <w:r>
+        <w:t>If every one of their reports is completed or cancelled, you can delete the account like any other one; their stats stay archived. If something's still in progress, either resolve it first or Deactivate their account instead (Section 12, Activating and Deactivating a User); that works on admin accounts the same as any other, as long as it isn't the one you're currently signed in as and isn't the last active admin left.</w:t>
       </w:r>
     </w:p>
     <w:sectPr>

--- a/docs/PCR Application - Administrator Guide.docx
+++ b/docs/PCR Application - Administrator Guide.docx
@@ -221,27 +221,7 @@
           <w:sz w:val="24"/>
           <w:szCs w:val="24"/>
         </w:rPr>
-        <w:t xml:space="preserve">8. Editing or Requesting Changes </w:t>
-      </w:r>
-      <w:proofErr w:type="gramStart"/>
-      <w:r>
-        <w:rPr>
-          <w:b/>
-          <w:bCs/>
-          <w:sz w:val="24"/>
-          <w:szCs w:val="24"/>
-        </w:rPr>
-        <w:t>on</w:t>
-      </w:r>
-      <w:proofErr w:type="gramEnd"/>
-      <w:r>
-        <w:rPr>
-          <w:b/>
-          <w:bCs/>
-          <w:sz w:val="24"/>
-          <w:szCs w:val="24"/>
-        </w:rPr>
-        <w:t xml:space="preserve"> a Submitted Report</w:t>
+        <w:t>8. Editing or Requesting Changes on a Submitted Report</w:t>
       </w:r>
     </w:p>
     <w:p>
@@ -1185,7 +1165,6 @@
         <w:spacing w:before="120" w:after="240"/>
         <w:ind w:left="317"/>
       </w:pPr>
-      <w:proofErr w:type="gramStart"/>
       <w:r>
         <w:rPr>
           <w:b/>
@@ -1200,15 +1179,7 @@
           <w:i/>
           <w:color w:val="595959"/>
         </w:rPr>
-        <w:t>Once</w:t>
-      </w:r>
-      <w:proofErr w:type="gramEnd"/>
-      <w:r>
-        <w:rPr>
-          <w:i/>
-          <w:color w:val="595959"/>
-        </w:rPr>
-        <w:t xml:space="preserve"> </w:t>
+        <w:t xml:space="preserve">Once </w:t>
       </w:r>
       <w:r>
         <w:rPr>
@@ -1681,18 +1652,10 @@
         <w:t>Approve</w:t>
       </w:r>
       <w:r>
-        <w:t xml:space="preserve"> on its row. There's no confirmation </w:t>
-      </w:r>
-      <w:proofErr w:type="gramStart"/>
-      <w:r>
-        <w:t>step</w:t>
-      </w:r>
-      <w:r>
-        <w:t>,</w:t>
-      </w:r>
-      <w:proofErr w:type="gramEnd"/>
-      <w:r>
-        <w:t xml:space="preserve"> </w:t>
+        <w:t xml:space="preserve"> on its row. There's no confirmation step</w:t>
+      </w:r>
+      <w:r>
+        <w:t xml:space="preserve">, </w:t>
       </w:r>
       <w:r>
         <w:t xml:space="preserve">the status changes immediately. Once you've downloaded the PDF and uploaded it to Microsoft Teams, come back and mark it </w:t>
@@ -1777,7 +1740,6 @@
         <w:spacing w:before="120" w:after="240"/>
         <w:ind w:left="317"/>
       </w:pPr>
-      <w:proofErr w:type="gramStart"/>
       <w:r>
         <w:rPr>
           <w:b/>
@@ -1792,31 +1754,7 @@
           <w:i/>
           <w:color w:val="595959"/>
         </w:rPr>
-        <w:t>Approving</w:t>
-      </w:r>
-      <w:proofErr w:type="gramEnd"/>
-      <w:r>
-        <w:rPr>
-          <w:i/>
-          <w:color w:val="595959"/>
-        </w:rPr>
-        <w:t xml:space="preserve"> is final from the submitter's side: the report leaves their PCR Reports </w:t>
-      </w:r>
-      <w:proofErr w:type="gramStart"/>
-      <w:r>
-        <w:rPr>
-          <w:i/>
-          <w:color w:val="595959"/>
-        </w:rPr>
-        <w:t>list</w:t>
-      </w:r>
-      <w:proofErr w:type="gramEnd"/>
-      <w:r>
-        <w:rPr>
-          <w:i/>
-          <w:color w:val="595959"/>
-        </w:rPr>
-        <w:t xml:space="preserve"> and they can no longer edit it. Double-check the report before approving</w:t>
+        <w:t>Approving is final from the submitter's side: the report leaves their PCR Reports list and they can no longer edit it. Double-check the report before approving</w:t>
       </w:r>
       <w:r>
         <w:rPr>
@@ -1877,15 +1815,7 @@
       </w:pPr>
       <w:r>
         <w:lastRenderedPageBreak/>
-        <w:t xml:space="preserve">8. Editing or Requesting Changes </w:t>
-      </w:r>
-      <w:proofErr w:type="gramStart"/>
-      <w:r>
-        <w:t>on</w:t>
-      </w:r>
-      <w:proofErr w:type="gramEnd"/>
-      <w:r>
-        <w:t xml:space="preserve"> a Submitted Report</w:t>
+        <w:t>8. Editing or Requesting Changes on a Submitted Report</w:t>
       </w:r>
     </w:p>
     <w:p>
@@ -2490,7 +2420,6 @@
         <w:spacing w:before="120" w:after="240"/>
         <w:ind w:left="317"/>
       </w:pPr>
-      <w:proofErr w:type="gramStart"/>
       <w:r>
         <w:rPr>
           <w:b/>
@@ -2505,15 +2434,7 @@
           <w:i/>
           <w:color w:val="595959"/>
         </w:rPr>
-        <w:t>Sending</w:t>
-      </w:r>
-      <w:proofErr w:type="gramEnd"/>
-      <w:r>
-        <w:rPr>
-          <w:i/>
-          <w:color w:val="595959"/>
-        </w:rPr>
-        <w:t xml:space="preserve"> a report back with comments is available while it's </w:t>
+        <w:t xml:space="preserve">Sending a report back with comments is available while it's </w:t>
       </w:r>
       <w:r>
         <w:rPr>
@@ -2672,22 +2593,10 @@
           <w:b/>
           <w:bCs/>
         </w:rPr>
-        <w:t xml:space="preserve">changes </w:t>
-      </w:r>
-      <w:proofErr w:type="gramStart"/>
-      <w:r>
-        <w:rPr>
-          <w:b/>
-          <w:bCs/>
-        </w:rPr>
-        <w:t>requested</w:t>
-      </w:r>
-      <w:r>
-        <w:t>, or</w:t>
-      </w:r>
-      <w:proofErr w:type="gramEnd"/>
-      <w:r>
-        <w:t xml:space="preserve"> </w:t>
+        <w:t>changes requested</w:t>
+      </w:r>
+      <w:r>
+        <w:t xml:space="preserve">, or </w:t>
       </w:r>
       <w:r>
         <w:rPr>
@@ -2968,7 +2877,6 @@
         <w:spacing w:before="120" w:after="240"/>
         <w:ind w:left="317"/>
       </w:pPr>
-      <w:proofErr w:type="gramStart"/>
       <w:r>
         <w:rPr>
           <w:b/>
@@ -2983,15 +2891,7 @@
           <w:i/>
           <w:color w:val="595959"/>
         </w:rPr>
-        <w:t>Saving</w:t>
-      </w:r>
-      <w:proofErr w:type="gramEnd"/>
-      <w:r>
-        <w:rPr>
-          <w:i/>
-          <w:color w:val="595959"/>
-        </w:rPr>
-        <w:t xml:space="preserve"> your changes this way keeps the report at </w:t>
+        <w:t xml:space="preserve">Saving your changes this way keeps the report at </w:t>
       </w:r>
       <w:r>
         <w:rPr>
@@ -3037,23 +2937,7 @@
           <w:i/>
           <w:color w:val="595959"/>
         </w:rPr>
-        <w:t xml:space="preserve"> report, be sure that's </w:t>
-      </w:r>
-      <w:proofErr w:type="gramStart"/>
-      <w:r>
-        <w:rPr>
-          <w:i/>
-          <w:color w:val="595959"/>
-        </w:rPr>
-        <w:t>actually what</w:t>
-      </w:r>
-      <w:proofErr w:type="gramEnd"/>
-      <w:r>
-        <w:rPr>
-          <w:i/>
-          <w:color w:val="595959"/>
-        </w:rPr>
-        <w:t xml:space="preserve"> you intend, since there's no further review after that; once you're satisfied, mark it </w:t>
+        <w:t xml:space="preserve"> report, be sure that's actually what you intend, since there's no further review after that; once you're satisfied, mark it </w:t>
       </w:r>
       <w:r>
         <w:rPr>
@@ -3116,15 +3000,7 @@
     </w:p>
     <w:p>
       <w:r>
-        <w:t xml:space="preserve">A confirmation window reminds you to double-check that the report has </w:t>
-      </w:r>
-      <w:proofErr w:type="gramStart"/>
-      <w:r>
-        <w:t>actually been</w:t>
-      </w:r>
-      <w:proofErr w:type="gramEnd"/>
-      <w:r>
-        <w:t xml:space="preserve"> downloaded and uploaded before you continue. Click </w:t>
+        <w:t xml:space="preserve">A confirmation window reminds you to double-check that the report has actually been downloaded and uploaded before you continue. Click </w:t>
       </w:r>
       <w:r>
         <w:rPr>
@@ -3134,15 +3010,7 @@
         <w:t>Complete</w:t>
       </w:r>
       <w:r>
-        <w:t xml:space="preserve"> to </w:t>
-      </w:r>
-      <w:proofErr w:type="gramStart"/>
-      <w:r>
-        <w:t>confirm, or</w:t>
-      </w:r>
-      <w:proofErr w:type="gramEnd"/>
-      <w:r>
-        <w:t xml:space="preserve"> </w:t>
+        <w:t xml:space="preserve"> to confirm, or </w:t>
       </w:r>
       <w:r>
         <w:rPr>
@@ -3261,6 +3129,15 @@
         <w:pStyle w:val="Heading1"/>
       </w:pPr>
       <w:r>
+        <w:br w:type="page"/>
+      </w:r>
+    </w:p>
+    <w:p>
+      <w:pPr>
+        <w:pStyle w:val="Heading1"/>
+      </w:pPr>
+      <w:r>
+        <w:lastRenderedPageBreak/>
         <w:t>11. Cancelling a Report</w:t>
       </w:r>
     </w:p>
@@ -3282,15 +3159,7 @@
         <w:t>(</w:t>
       </w:r>
       <w:r>
-        <w:t xml:space="preserve">a duplicate, a call that didn't </w:t>
-      </w:r>
-      <w:proofErr w:type="gramStart"/>
-      <w:r>
-        <w:t>actually happen</w:t>
-      </w:r>
-      <w:proofErr w:type="gramEnd"/>
-      <w:r>
-        <w:t>, anything that shouldn't go through review</w:t>
+        <w:t>a duplicate, a call that didn't actually happen, anything that shouldn't go through review</w:t>
       </w:r>
       <w:r>
         <w:t>)</w:t>
@@ -3343,7 +3212,6 @@
       <w:r>
         <w:t xml:space="preserve"> to confirm, or </w:t>
       </w:r>
-      <w:proofErr w:type="gramStart"/>
       <w:r>
         <w:rPr>
           <w:b/>
@@ -3351,7 +3219,6 @@
         </w:rPr>
         <w:t>Back</w:t>
       </w:r>
-      <w:proofErr w:type="gramEnd"/>
       <w:r>
         <w:t xml:space="preserve"> to change your mind.</w:t>
       </w:r>
@@ -3361,7 +3228,6 @@
         <w:rPr>
           <w:noProof/>
         </w:rPr>
-        <w:lastRenderedPageBreak/>
         <w:drawing>
           <wp:inline distT="0" distB="0" distL="0" distR="0" wp14:anchorId="0FD7E25F" wp14:editId="68141F7D">
             <wp:extent cx="5486400" cy="3086100"/>
@@ -3467,7 +3333,6 @@
         <w:spacing w:before="120" w:after="240"/>
         <w:ind w:left="317"/>
       </w:pPr>
-      <w:proofErr w:type="gramStart"/>
       <w:r>
         <w:rPr>
           <w:b/>
@@ -3486,7 +3351,6 @@
         </w:rPr>
         <w:t>Cancel</w:t>
       </w:r>
-      <w:proofErr w:type="gramEnd"/>
       <w:r>
         <w:rPr>
           <w:i/>
@@ -3990,7 +3854,6 @@
           <w:color w:val="595959"/>
         </w:rPr>
       </w:pPr>
-      <w:proofErr w:type="gramStart"/>
       <w:r>
         <w:rPr>
           <w:b/>
@@ -4005,15 +3868,7 @@
           <w:i/>
           <w:color w:val="595959"/>
         </w:rPr>
-        <w:t>Give</w:t>
-      </w:r>
-      <w:proofErr w:type="gramEnd"/>
-      <w:r>
-        <w:rPr>
-          <w:i/>
-          <w:color w:val="595959"/>
-        </w:rPr>
-        <w:t xml:space="preserve"> the person their password through a separate, secure channel </w:t>
+        <w:t xml:space="preserve">Give the person their password through a separate, secure channel </w:t>
       </w:r>
       <w:r>
         <w:rPr>
@@ -4283,7 +4138,6 @@
       <w:r>
         <w:t xml:space="preserve">or </w:t>
       </w:r>
-      <w:proofErr w:type="gramStart"/>
       <w:r>
         <w:rPr>
           <w:b/>
@@ -4291,7 +4145,6 @@
         </w:rPr>
         <w:t>Cancel</w:t>
       </w:r>
-      <w:proofErr w:type="gramEnd"/>
       <w:r>
         <w:t xml:space="preserve"> to discard your changes.</w:t>
       </w:r>
@@ -4320,23 +4173,88 @@
         <w:spacing w:before="120" w:after="240"/>
         <w:ind w:left="317"/>
       </w:pPr>
-      <w:proofErr w:type="gramStart"/>
-      <w:proofErr w:type="gramEnd"/>
-      <w:proofErr w:type="gramStart"/>
-      <w:proofErr w:type="gramEnd"/>
-      <w:proofErr w:type="gramStart"/>
-      <w:proofErr w:type="gramEnd"/>
-      <w:r>
-        <w:rPr>
-          <w:b/>
+      <w:r>
+        <w:rPr>
+          <w:b/>
+          <w:caps/>
+          <w:color w:val="8B1E2D"/>
+          <w:sz w:val="19"/>
         </w:rPr>
         <w:t xml:space="preserve">Note  </w:t>
       </w:r>
       <w:r>
         <w:rPr>
           <w:i/>
-        </w:rPr>
-        <w:t>Deletion works as long as the account has no PCR still in progress (draft, submitted, approved, or changes requested) — the system blocks it otherwise, to protect that report's history. Completed and cancelled reports don't count against this; their stats are archived automatically before the account is removed. For anyone who's actually been an active responder, use Deactivate instead (see below); reserve Delete for accounts created by mistake, or for someone genuinely done with the team once their last reports have been completed or cancelled. Username and role also aren't editable from this window. If someone needs a role change, delete and recreate the account (only possible once nothing is still in progress) or contact whoever maintains the system directly.</w:t>
+          <w:color w:val="595959"/>
+        </w:rPr>
+        <w:t>Deletion works as long as the account has no PCR still in progress (draft, submitted, approved, or changes requested)</w:t>
+      </w:r>
+      <w:r>
+        <w:rPr>
+          <w:i/>
+          <w:color w:val="595959"/>
+        </w:rPr>
+        <w:t>;</w:t>
+      </w:r>
+      <w:r>
+        <w:rPr>
+          <w:i/>
+          <w:color w:val="595959"/>
+        </w:rPr>
+        <w:t xml:space="preserve"> the system blocks it otherwise, to protect that report's history. Completed and cancelled reports don't count against this; their stats are archived automatically before the account is removed. For anyone who's </w:t>
+      </w:r>
+      <w:r>
+        <w:rPr>
+          <w:i/>
+          <w:color w:val="595959"/>
+        </w:rPr>
+        <w:t>been</w:t>
+      </w:r>
+      <w:r>
+        <w:rPr>
+          <w:i/>
+          <w:color w:val="595959"/>
+        </w:rPr>
+        <w:t xml:space="preserve"> an active responder, use </w:t>
+      </w:r>
+      <w:r>
+        <w:rPr>
+          <w:b/>
+          <w:bCs/>
+          <w:i/>
+          <w:color w:val="595959"/>
+        </w:rPr>
+        <w:t>Deactivate</w:t>
+      </w:r>
+      <w:r>
+        <w:rPr>
+          <w:i/>
+          <w:color w:val="595959"/>
+        </w:rPr>
+        <w:t xml:space="preserve"> instead (see below); reserve </w:t>
+      </w:r>
+      <w:r>
+        <w:rPr>
+          <w:b/>
+          <w:bCs/>
+          <w:i/>
+          <w:color w:val="595959"/>
+        </w:rPr>
+        <w:t>Delete</w:t>
+      </w:r>
+      <w:r>
+        <w:rPr>
+          <w:i/>
+          <w:color w:val="595959"/>
+        </w:rPr>
+        <w:t xml:space="preserve"> for accounts created by mistake, or for someone genuinely done with the team once their last reports have been completed or cancelled. Username and role also aren't editable from this window. If someone needs a role change, delete and recreate the account (only possible once nothing is still in progress) or contact whoever maintains the system directl</w:t>
+      </w:r>
+      <w:r>
+        <w:rPr>
+          <w:i/>
+          <w:color w:val="595959"/>
+        </w:rPr>
+        <w:t>y.</w:t>
       </w:r>
     </w:p>
     <w:p>
@@ -4561,7 +4479,21 @@
           <w:i/>
           <w:color w:val="595959"/>
         </w:rPr>
-        <w:t>The user will need this new password the next time they sign in. Pass it along the same way you would a newly created account's password — through a separate, secure channel, not written in the application anywhere.</w:t>
+        <w:t>The user will need this new password the next time they sign in. Pass it along the same way you would a newly created account's password</w:t>
+      </w:r>
+      <w:r>
+        <w:rPr>
+          <w:i/>
+          <w:color w:val="595959"/>
+        </w:rPr>
+        <w:t>;</w:t>
+      </w:r>
+      <w:r>
+        <w:rPr>
+          <w:i/>
+          <w:color w:val="595959"/>
+        </w:rPr>
+        <w:t xml:space="preserve"> through a separate, secure channel, not written in the application anywhere.</w:t>
       </w:r>
     </w:p>
     <w:p>
@@ -4650,7 +4582,6 @@
         <w:spacing w:before="120" w:after="240"/>
         <w:ind w:left="317"/>
       </w:pPr>
-      <w:proofErr w:type="gramStart"/>
       <w:r>
         <w:rPr>
           <w:b/>
@@ -4665,45 +4596,21 @@
           <w:i/>
           <w:color w:val="595959"/>
         </w:rPr>
-        <w:t>You</w:t>
-      </w:r>
-      <w:proofErr w:type="gramEnd"/>
+        <w:t>You can't deactivate your own account while you're signed in as it, and the system won't let you deactivate the last remaining active administrator —</w:t>
+      </w:r>
       <w:r>
         <w:rPr>
           <w:i/>
           <w:color w:val="595959"/>
         </w:rPr>
-        <w:t xml:space="preserve"> can't deactivate your own account while you're signed in as it, and the system won't let you deactivate the last remaining active administrator —</w:t>
+        <w:t xml:space="preserve"> </w:t>
       </w:r>
       <w:r>
         <w:rPr>
           <w:i/>
           <w:color w:val="595959"/>
         </w:rPr>
-        <w:t xml:space="preserve"> </w:t>
-      </w:r>
-      <w:r>
-        <w:rPr>
-          <w:i/>
-          <w:color w:val="595959"/>
-        </w:rPr>
-        <w:t xml:space="preserve">at least one </w:t>
-      </w:r>
-      <w:proofErr w:type="gramStart"/>
-      <w:r>
-        <w:rPr>
-          <w:i/>
-          <w:color w:val="595959"/>
-        </w:rPr>
-        <w:t>has to</w:t>
-      </w:r>
-      <w:proofErr w:type="gramEnd"/>
-      <w:r>
-        <w:rPr>
-          <w:i/>
-          <w:color w:val="595959"/>
-        </w:rPr>
-        <w:t xml:space="preserve"> stay able to sign in. Both the </w:t>
+        <w:t xml:space="preserve">at least one has to stay able to sign in. Both the </w:t>
       </w:r>
       <w:r>
         <w:rPr>
@@ -5070,7 +4977,6 @@
       <w:r>
         <w:t xml:space="preserve"> next to any responder to rename them or </w:t>
       </w:r>
-      <w:proofErr w:type="gramStart"/>
       <w:r>
         <w:rPr>
           <w:b/>
@@ -5078,7 +4984,6 @@
         </w:rPr>
         <w:t>Remove</w:t>
       </w:r>
-      <w:proofErr w:type="gramEnd"/>
       <w:r>
         <w:t xml:space="preserve"> to take them off the list. Removing a responder doesn't change any report that already used their name</w:t>
       </w:r>
@@ -5439,10 +5344,63 @@
         <w:rPr>
           <w:b/>
         </w:rPr>
+        <w:lastRenderedPageBreak/>
         <w:t xml:space="preserve">Accounts you're sure were created by mistake: </w:t>
       </w:r>
       <w:r>
-        <w:t>click Delete User instead, from inside Edit User. This only works once the account has nothing still in progress (draft, submitted, approved, or changes requested); completed and cancelled reports don't block it, since their stats are archived automatically. In practice Delete is still rarely the right choice for an actual former responder with a real history; Deactivate is the safer default for them.</w:t>
+        <w:t xml:space="preserve">click </w:t>
+      </w:r>
+      <w:r>
+        <w:rPr>
+          <w:b/>
+          <w:bCs/>
+        </w:rPr>
+        <w:t>Delete User</w:t>
+      </w:r>
+      <w:r>
+        <w:t xml:space="preserve"> instead, from inside </w:t>
+      </w:r>
+      <w:r>
+        <w:rPr>
+          <w:b/>
+          <w:bCs/>
+        </w:rPr>
+        <w:t>Edit User</w:t>
+      </w:r>
+      <w:r>
+        <w:t xml:space="preserve">. This only works once the account has nothing still in progress (draft, submitted, approved, or changes requested); completed and cancelled reports don't block it, since their stats are archived automatically. In practice </w:t>
+      </w:r>
+      <w:r>
+        <w:rPr>
+          <w:b/>
+          <w:bCs/>
+        </w:rPr>
+        <w:t>Delete</w:t>
+      </w:r>
+      <w:r>
+        <w:t xml:space="preserve"> is </w:t>
+      </w:r>
+      <w:r>
+        <w:t>used for responders who fully left the team</w:t>
+      </w:r>
+      <w:r>
+        <w:t xml:space="preserve">; </w:t>
+      </w:r>
+      <w:r>
+        <w:rPr>
+          <w:b/>
+          <w:bCs/>
+        </w:rPr>
+        <w:t>Deactivate</w:t>
+      </w:r>
+      <w:r>
+        <w:t xml:space="preserve"> is the safer default for </w:t>
+      </w:r>
+      <w:r>
+        <w:t>responders on temporary leave</w:t>
+      </w:r>
+      <w:r>
+        <w:t>.</w:t>
       </w:r>
     </w:p>
     <w:p>
@@ -5454,7 +5412,6 @@
         <w:spacing w:before="120" w:after="240"/>
         <w:ind w:left="317"/>
       </w:pPr>
-      <w:proofErr w:type="gramStart"/>
       <w:r>
         <w:rPr>
           <w:b/>
@@ -5469,77 +5426,21 @@
           <w:i/>
           <w:color w:val="595959"/>
         </w:rPr>
-        <w:t>You</w:t>
-      </w:r>
-      <w:proofErr w:type="gramEnd"/>
+        <w:t>You can't deactivate your own account while signed in as it, and the system won't let you take the last active admin offline</w:t>
+      </w:r>
       <w:r>
         <w:rPr>
           <w:i/>
           <w:color w:val="595959"/>
         </w:rPr>
-        <w:t xml:space="preserve"> can't deactivate your own account while signed in as it</w:t>
-      </w:r>
-      <w:proofErr w:type="gramStart"/>
+        <w:t xml:space="preserve">; </w:t>
+      </w:r>
       <w:r>
         <w:rPr>
           <w:i/>
           <w:color w:val="595959"/>
         </w:rPr>
-        <w:t>, and</w:t>
-      </w:r>
-      <w:proofErr w:type="gramEnd"/>
-      <w:r>
-        <w:rPr>
-          <w:i/>
-          <w:color w:val="595959"/>
-        </w:rPr>
-        <w:t xml:space="preserve"> the system won't let you take the last active admin offline</w:t>
-      </w:r>
-      <w:r>
-        <w:rPr>
-          <w:i/>
-          <w:color w:val="595959"/>
-        </w:rPr>
-        <w:t xml:space="preserve">; </w:t>
-      </w:r>
-      <w:r>
-        <w:rPr>
-          <w:i/>
-          <w:color w:val="595959"/>
-        </w:rPr>
-        <w:t xml:space="preserve">one </w:t>
-      </w:r>
-      <w:proofErr w:type="gramStart"/>
-      <w:r>
-        <w:rPr>
-          <w:i/>
-          <w:color w:val="595959"/>
-        </w:rPr>
-        <w:t>has to</w:t>
-      </w:r>
-      <w:proofErr w:type="gramEnd"/>
-      <w:r>
-        <w:rPr>
-          <w:i/>
-          <w:color w:val="595959"/>
-        </w:rPr>
-        <w:t xml:space="preserve"> stay able to </w:t>
-      </w:r>
-      <w:proofErr w:type="gramStart"/>
-      <w:r>
-        <w:rPr>
-          <w:i/>
-          <w:color w:val="595959"/>
-        </w:rPr>
-        <w:t>sign in at all times</w:t>
-      </w:r>
-      <w:proofErr w:type="gramEnd"/>
-      <w:r>
-        <w:rPr>
-          <w:i/>
-          <w:color w:val="595959"/>
-        </w:rPr>
-        <w:t>.</w:t>
+        <w:t>one has to stay able to sign in at all times.</w:t>
       </w:r>
     </w:p>
     <w:p>
@@ -5598,13 +5499,16 @@
         <w:spacing w:after="80"/>
         <w:ind w:left="576" w:hanging="576"/>
       </w:pPr>
-      <w:proofErr w:type="gramStart"/>
-      <w:proofErr w:type="gramEnd"/>
       <w:r>
         <w:rPr>
           <w:b/>
         </w:rPr>
         <w:t>2.</w:t>
+      </w:r>
+      <w:r>
+        <w:rPr>
+          <w:b/>
+        </w:rPr>
         <w:tab/>
       </w:r>
       <w:r>
@@ -5801,7 +5705,6 @@
         <w:spacing w:before="120" w:after="240"/>
         <w:ind w:left="317"/>
       </w:pPr>
-      <w:proofErr w:type="gramStart"/>
       <w:r>
         <w:rPr>
           <w:b/>
@@ -5816,28 +5719,20 @@
           <w:i/>
           <w:color w:val="595959"/>
         </w:rPr>
-        <w:t>This</w:t>
-      </w:r>
-      <w:proofErr w:type="gramEnd"/>
+        <w:t>This log is the most reliable way to answer "who did what, and when"</w:t>
+      </w:r>
       <w:r>
         <w:rPr>
           <w:i/>
           <w:color w:val="595959"/>
         </w:rPr>
-        <w:t xml:space="preserve"> log is the most reliable way to answer "who did what, and when"</w:t>
+        <w:t xml:space="preserve">; </w:t>
       </w:r>
       <w:r>
         <w:rPr>
           <w:i/>
           <w:color w:val="595959"/>
         </w:rPr>
-        <w:t xml:space="preserve">; </w:t>
-      </w:r>
-      <w:r>
-        <w:rPr>
-          <w:i/>
-          <w:color w:val="595959"/>
-        </w:rPr>
         <w:t>for example, confirming when a specific report was approved, or by whom a user account was created.</w:t>
       </w:r>
     </w:p>
@@ -5871,16 +5766,226 @@
         <w:rPr>
           <w:b/>
         </w:rPr>
-        <w:t xml:space="preserve">Approve, or send it back with comments — which should I </w:t>
-      </w:r>
-      <w:proofErr w:type="gramStart"/>
-      <w:r>
-        <w:rPr>
-          <w:b/>
-        </w:rPr>
-        <w:t>use?:</w:t>
-      </w:r>
-      <w:proofErr w:type="gramEnd"/>
+        <w:t xml:space="preserve">Approve, or send it back with comments — which should I use?: </w:t>
+      </w:r>
+      <w:r>
+        <w:rPr>
+          <w:b/>
+          <w:bCs/>
+        </w:rPr>
+        <w:t>Approve</w:t>
+      </w:r>
+      <w:r>
+        <w:t xml:space="preserve"> when the report is accurate and complete. Choose </w:t>
+      </w:r>
+      <w:r>
+        <w:rPr>
+          <w:b/>
+          <w:bCs/>
+        </w:rPr>
+        <w:t>Request</w:t>
+      </w:r>
+      <w:r>
+        <w:t xml:space="preserve"> in the </w:t>
+      </w:r>
+      <w:r>
+        <w:rPr>
+          <w:b/>
+          <w:bCs/>
+        </w:rPr>
+        <w:t>Edit</w:t>
+      </w:r>
+      <w:r>
+        <w:t xml:space="preserve"> window when something specific needs fixing and the submitter is in the best position to fix it. Choose </w:t>
+      </w:r>
+      <w:r>
+        <w:rPr>
+          <w:b/>
+          <w:bCs/>
+        </w:rPr>
+        <w:t>Edit</w:t>
+      </w:r>
+      <w:r>
+        <w:t xml:space="preserve"> in that same window only for small corrections you're confident about making on their behalf.</w:t>
+      </w:r>
+    </w:p>
+    <w:p>
+      <w:pPr>
+        <w:pStyle w:val="ListBullet"/>
+      </w:pPr>
+      <w:r>
+        <w:rPr>
+          <w:b/>
+        </w:rPr>
+        <w:t xml:space="preserve">Can I undo an approval?: </w:t>
+      </w:r>
+      <w:r>
+        <w:t>Not directly</w:t>
+      </w:r>
+      <w:r>
+        <w:t xml:space="preserve">, </w:t>
+      </w:r>
+      <w:r>
+        <w:t xml:space="preserve">there's no “un-approve” action. You can still edit an approved report (Section 9), or mark it </w:t>
+      </w:r>
+      <w:r>
+        <w:rPr>
+          <w:b/>
+          <w:bCs/>
+        </w:rPr>
+        <w:t>Completed</w:t>
+      </w:r>
+      <w:r>
+        <w:t xml:space="preserve"> (Section 10) once you've handled the PDF and Teams upload, but the submitter can't see or act on it anymore once it's approved.</w:t>
+      </w:r>
+    </w:p>
+    <w:p>
+      <w:pPr>
+        <w:pStyle w:val="ListBullet"/>
+      </w:pPr>
+      <w:r>
+        <w:rPr>
+          <w:b/>
+        </w:rPr>
+        <w:t xml:space="preserve">Complete, or Cancel — what's the difference?: </w:t>
+      </w:r>
+      <w:r>
+        <w:rPr>
+          <w:b/>
+          <w:bCs/>
+        </w:rPr>
+        <w:t>Complete</w:t>
+      </w:r>
+      <w:r>
+        <w:t xml:space="preserve"> is for a report that went all the way through review (</w:t>
+      </w:r>
+      <w:r>
+        <w:rPr>
+          <w:b/>
+          <w:bCs/>
+        </w:rPr>
+        <w:t>Submitted</w:t>
+      </w:r>
+      <w:r>
+        <w:t xml:space="preserve"> → </w:t>
+      </w:r>
+      <w:r>
+        <w:rPr>
+          <w:b/>
+          <w:bCs/>
+        </w:rPr>
+        <w:t>Approved</w:t>
+      </w:r>
+      <w:r>
+        <w:t>) and has been downloaded and uploaded to Microsoft Teams</w:t>
+      </w:r>
+      <w:r>
+        <w:t>;</w:t>
+      </w:r>
+      <w:r>
+        <w:t xml:space="preserve"> it's a normal finish. </w:t>
+      </w:r>
+      <w:r>
+        <w:rPr>
+          <w:b/>
+          <w:bCs/>
+        </w:rPr>
+        <w:t>Cancel</w:t>
+      </w:r>
+      <w:r>
+        <w:t xml:space="preserve"> is for a </w:t>
+      </w:r>
+      <w:r>
+        <w:rPr>
+          <w:b/>
+          <w:bCs/>
+        </w:rPr>
+        <w:t>Submitted</w:t>
+      </w:r>
+      <w:r>
+        <w:t xml:space="preserve"> report that isn't needed at all, skipping </w:t>
+      </w:r>
+      <w:r>
+        <w:rPr>
+          <w:b/>
+          <w:bCs/>
+        </w:rPr>
+        <w:t>Approved</w:t>
+      </w:r>
+      <w:r>
+        <w:t xml:space="preserve"> entirely. Both lock the report to View PDF only and are automatically deleted about a week later; the difference is that a </w:t>
+      </w:r>
+      <w:r>
+        <w:rPr>
+          <w:b/>
+          <w:bCs/>
+        </w:rPr>
+        <w:t>Completed</w:t>
+      </w:r>
+      <w:r>
+        <w:t xml:space="preserve"> report still counts in the call statistics and a </w:t>
+      </w:r>
+      <w:r>
+        <w:rPr>
+          <w:b/>
+          <w:bCs/>
+        </w:rPr>
+        <w:t>Cancelled</w:t>
+      </w:r>
+      <w:r>
+        <w:t xml:space="preserve"> one doesn't.</w:t>
+      </w:r>
+    </w:p>
+    <w:p>
+      <w:pPr>
+        <w:pStyle w:val="ListBullet"/>
+      </w:pPr>
+      <w:r>
+        <w:rPr>
+          <w:b/>
+        </w:rPr>
+        <w:t xml:space="preserve">What happens to Completed or Cancelled reports after a week?: </w:t>
+      </w:r>
+      <w:r>
+        <w:t>An automatic cleanup job permanently deletes them</w:t>
+      </w:r>
+      <w:r>
+        <w:t xml:space="preserve">, </w:t>
+      </w:r>
+      <w:r>
+        <w:t xml:space="preserve">there's nothing for you to do. There's no way to extend that week or recover one afterward, so don't </w:t>
+      </w:r>
+      <w:r>
+        <w:rPr>
+          <w:b/>
+          <w:bCs/>
+        </w:rPr>
+        <w:t>Complete</w:t>
+      </w:r>
+      <w:r>
+        <w:t xml:space="preserve"> or </w:t>
+      </w:r>
+      <w:r>
+        <w:rPr>
+          <w:b/>
+          <w:bCs/>
+        </w:rPr>
+        <w:t>Cancel</w:t>
+      </w:r>
+      <w:r>
+        <w:t xml:space="preserve"> a report you're not actually finished with.</w:t>
+      </w:r>
+    </w:p>
+    <w:p>
+      <w:pPr>
+        <w:pStyle w:val="ListBullet"/>
+      </w:pPr>
+      <w:r>
+        <w:rPr>
+          <w:b/>
+        </w:rPr>
+        <w:t>A user says their report disappeared —</w:t>
+      </w:r>
       <w:r>
         <w:rPr>
           <w:b/>
@@ -5890,42 +5995,42 @@
       <w:r>
         <w:rPr>
           <w:b/>
+        </w:rPr>
+        <w:t xml:space="preserve">what happened?: </w:t>
+      </w:r>
+      <w:r>
+        <w:t xml:space="preserve">It was almost certainly approved. </w:t>
+      </w:r>
+      <w:r>
+        <w:rPr>
+          <w:b/>
           <w:bCs/>
         </w:rPr>
-        <w:t>Approve</w:t>
-      </w:r>
-      <w:r>
-        <w:t xml:space="preserve"> when the report is accurate and complete. Choose </w:t>
+        <w:t>Approved</w:t>
+      </w:r>
+      <w:r>
+        <w:t xml:space="preserve"> reports are removed from the submitter's own list by design (Section 4). Look it up yourself in PCR Reports, where admins retain full visibility.</w:t>
+      </w:r>
+    </w:p>
+    <w:p>
+      <w:pPr>
+        <w:pStyle w:val="ListBullet"/>
+      </w:pPr>
+      <w:r>
+        <w:rPr>
+          <w:b/>
+        </w:rPr>
+        <w:t xml:space="preserve">Where do I see who did what?: </w:t>
       </w:r>
       <w:r>
         <w:rPr>
           <w:b/>
           <w:bCs/>
         </w:rPr>
-        <w:t>Request</w:t>
-      </w:r>
-      <w:r>
-        <w:t xml:space="preserve"> in the </w:t>
-      </w:r>
-      <w:r>
-        <w:rPr>
-          <w:b/>
-          <w:bCs/>
-        </w:rPr>
-        <w:t>Edit</w:t>
-      </w:r>
-      <w:r>
-        <w:t xml:space="preserve"> window when something specific needs fixing and the submitter is in the best position to fix it. Choose </w:t>
-      </w:r>
-      <w:r>
-        <w:rPr>
-          <w:b/>
-          <w:bCs/>
-        </w:rPr>
-        <w:t>Edit</w:t>
-      </w:r>
-      <w:r>
-        <w:t xml:space="preserve"> in that same window only for small corrections you're confident about making on their behalf.</w:t>
+        <w:t>Activity Logs</w:t>
+      </w:r>
+      <w:r>
+        <w:t xml:space="preserve"> (Section 15) records essentially every meaningful action in the system, timestamped and attributed to a user.</w:t>
       </w:r>
     </w:p>
     <w:p>
@@ -5936,40 +6041,16 @@
         <w:rPr>
           <w:b/>
         </w:rPr>
-        <w:t xml:space="preserve">Can I undo an </w:t>
-      </w:r>
-      <w:proofErr w:type="gramStart"/>
-      <w:r>
-        <w:rPr>
-          <w:b/>
-        </w:rPr>
-        <w:t>approval?:</w:t>
-      </w:r>
-      <w:proofErr w:type="gramEnd"/>
-      <w:r>
-        <w:rPr>
-          <w:b/>
-        </w:rPr>
-        <w:t xml:space="preserve"> </w:t>
-      </w:r>
-      <w:r>
-        <w:t>Not directly</w:t>
-      </w:r>
-      <w:r>
-        <w:t xml:space="preserve">, </w:t>
-      </w:r>
-      <w:r>
-        <w:t xml:space="preserve">there's no “un-approve” action. You can still edit an approved report (Section 9), or mark it </w:t>
-      </w:r>
-      <w:r>
-        <w:rPr>
-          <w:b/>
-          <w:bCs/>
-        </w:rPr>
-        <w:t>Completed</w:t>
-      </w:r>
-      <w:r>
-        <w:t xml:space="preserve"> (Section 10) once you've handled the PDF and Teams upload, but the submitter can't see or act on it anymore once it's approved.</w:t>
+        <w:t xml:space="preserve">Can a deactivated user's old reports still be reviewed?: </w:t>
+      </w:r>
+      <w:r>
+        <w:t>Yes. Deactivating an account only blocks sign-in</w:t>
+      </w:r>
+      <w:r>
+        <w:t>,</w:t>
+      </w:r>
+      <w:r>
+        <w:t xml:space="preserve"> it doesn't touch any reports they already submitted.</w:t>
       </w:r>
     </w:p>
     <w:p>
@@ -5980,320 +6061,16 @@
         <w:rPr>
           <w:b/>
         </w:rPr>
-        <w:t xml:space="preserve">Complete, or </w:t>
-      </w:r>
-      <w:proofErr w:type="gramStart"/>
-      <w:r>
-        <w:rPr>
-          <w:b/>
-        </w:rPr>
-        <w:t>Cancel</w:t>
-      </w:r>
-      <w:proofErr w:type="gramEnd"/>
-      <w:r>
-        <w:rPr>
-          <w:b/>
-        </w:rPr>
-        <w:t xml:space="preserve"> — what's the </w:t>
-      </w:r>
-      <w:proofErr w:type="gramStart"/>
-      <w:r>
-        <w:rPr>
-          <w:b/>
-        </w:rPr>
-        <w:t>difference?:</w:t>
-      </w:r>
-      <w:proofErr w:type="gramEnd"/>
-      <w:r>
-        <w:rPr>
-          <w:b/>
-        </w:rPr>
-        <w:t xml:space="preserve"> </w:t>
-      </w:r>
-      <w:r>
-        <w:rPr>
-          <w:b/>
-          <w:bCs/>
-        </w:rPr>
-        <w:t>Complete</w:t>
-      </w:r>
-      <w:r>
-        <w:t xml:space="preserve"> is for a report that went all the way through review (</w:t>
-      </w:r>
-      <w:r>
-        <w:rPr>
-          <w:b/>
-          <w:bCs/>
-        </w:rPr>
-        <w:t>Submitted</w:t>
-      </w:r>
-      <w:r>
-        <w:t xml:space="preserve"> → </w:t>
-      </w:r>
-      <w:r>
-        <w:rPr>
-          <w:b/>
-          <w:bCs/>
-        </w:rPr>
-        <w:t>Approved</w:t>
-      </w:r>
-      <w:r>
-        <w:t>) and has been downloaded and uploaded to Microsoft Teams</w:t>
-      </w:r>
-      <w:r>
-        <w:t>;</w:t>
-      </w:r>
-      <w:r>
-        <w:t xml:space="preserve"> it's a normal finish. </w:t>
-      </w:r>
-      <w:r>
-        <w:rPr>
-          <w:b/>
-          <w:bCs/>
-        </w:rPr>
-        <w:t>Cancel</w:t>
-      </w:r>
-      <w:r>
-        <w:t xml:space="preserve"> is for a </w:t>
-      </w:r>
-      <w:r>
-        <w:rPr>
-          <w:b/>
-          <w:bCs/>
-        </w:rPr>
-        <w:t>Submitted</w:t>
-      </w:r>
-      <w:r>
-        <w:t xml:space="preserve"> report that isn't needed at all, skipping </w:t>
-      </w:r>
-      <w:r>
-        <w:rPr>
-          <w:b/>
-          <w:bCs/>
-        </w:rPr>
-        <w:t>Approved</w:t>
-      </w:r>
-      <w:r>
-        <w:t xml:space="preserve"> entirely. Both lock the report to View PDF only and are automatically deleted about a week later; the difference is that a </w:t>
-      </w:r>
-      <w:r>
-        <w:rPr>
-          <w:b/>
-          <w:bCs/>
-        </w:rPr>
-        <w:t>Completed</w:t>
-      </w:r>
-      <w:r>
-        <w:t xml:space="preserve"> report still counts in the call statistics and a </w:t>
-      </w:r>
-      <w:r>
-        <w:rPr>
-          <w:b/>
-          <w:bCs/>
-        </w:rPr>
-        <w:t>Cancelled</w:t>
-      </w:r>
-      <w:r>
-        <w:t xml:space="preserve"> one doesn't.</w:t>
+        <w:t xml:space="preserve">Why won't the system let me delete a former responder's account?: </w:t>
+      </w:r>
+      <w:r>
+        <w:t>They likely still have a PCR that hasn't been completed or cancelled yet; deletion is blocked while anything is still in progress. Once every report tied to the account is completed or cancelled (or there simply aren't any), deletion becomes available and their stats stay archived. Deactivate the account instead (Section 14) if you'd rather not wait, or if they've built up a real history you'd rather keep easy to find.</w:t>
       </w:r>
     </w:p>
     <w:p>
       <w:pPr>
         <w:pStyle w:val="ListBullet"/>
       </w:pPr>
-      <w:r>
-        <w:rPr>
-          <w:b/>
-        </w:rPr>
-        <w:t xml:space="preserve">What happens to Completed or Cancelled reports after a </w:t>
-      </w:r>
-      <w:proofErr w:type="gramStart"/>
-      <w:r>
-        <w:rPr>
-          <w:b/>
-        </w:rPr>
-        <w:t>week?:</w:t>
-      </w:r>
-      <w:proofErr w:type="gramEnd"/>
-      <w:r>
-        <w:rPr>
-          <w:b/>
-        </w:rPr>
-        <w:t xml:space="preserve"> </w:t>
-      </w:r>
-      <w:r>
-        <w:t xml:space="preserve">An automatic cleanup job permanently deletes </w:t>
-      </w:r>
-      <w:proofErr w:type="gramStart"/>
-      <w:r>
-        <w:t>them</w:t>
-      </w:r>
-      <w:r>
-        <w:t>,</w:t>
-      </w:r>
-      <w:proofErr w:type="gramEnd"/>
-      <w:r>
-        <w:t xml:space="preserve"> </w:t>
-      </w:r>
-      <w:r>
-        <w:t xml:space="preserve">there's nothing for you to do. There's no way to extend that week or recover one afterward, so don't </w:t>
-      </w:r>
-      <w:r>
-        <w:rPr>
-          <w:b/>
-          <w:bCs/>
-        </w:rPr>
-        <w:t>Complete</w:t>
-      </w:r>
-      <w:r>
-        <w:t xml:space="preserve"> or </w:t>
-      </w:r>
-      <w:r>
-        <w:rPr>
-          <w:b/>
-          <w:bCs/>
-        </w:rPr>
-        <w:t>Cancel</w:t>
-      </w:r>
-      <w:r>
-        <w:t xml:space="preserve"> a report you're not actually finished with.</w:t>
-      </w:r>
-    </w:p>
-    <w:p>
-      <w:pPr>
-        <w:pStyle w:val="ListBullet"/>
-      </w:pPr>
-      <w:r>
-        <w:rPr>
-          <w:b/>
-        </w:rPr>
-        <w:t>A user says their report disappeared —</w:t>
-      </w:r>
-      <w:r>
-        <w:rPr>
-          <w:b/>
-        </w:rPr>
-        <w:t xml:space="preserve"> </w:t>
-      </w:r>
-      <w:r>
-        <w:rPr>
-          <w:b/>
-        </w:rPr>
-        <w:t xml:space="preserve">what </w:t>
-      </w:r>
-      <w:proofErr w:type="gramStart"/>
-      <w:r>
-        <w:rPr>
-          <w:b/>
-        </w:rPr>
-        <w:t>happened?:</w:t>
-      </w:r>
-      <w:proofErr w:type="gramEnd"/>
-      <w:r>
-        <w:rPr>
-          <w:b/>
-        </w:rPr>
-        <w:t xml:space="preserve"> </w:t>
-      </w:r>
-      <w:r>
-        <w:t xml:space="preserve">It was almost certainly approved. </w:t>
-      </w:r>
-      <w:r>
-        <w:rPr>
-          <w:b/>
-          <w:bCs/>
-        </w:rPr>
-        <w:t>Approved</w:t>
-      </w:r>
-      <w:r>
-        <w:t xml:space="preserve"> reports are removed from the submitter's own list by design (Section 4). Look it up yourself in PCR Reports, where admins retain full visibility.</w:t>
-      </w:r>
-    </w:p>
-    <w:p>
-      <w:pPr>
-        <w:pStyle w:val="ListBullet"/>
-      </w:pPr>
-      <w:r>
-        <w:rPr>
-          <w:b/>
-        </w:rPr>
-        <w:t xml:space="preserve">Where do I see who did </w:t>
-      </w:r>
-      <w:proofErr w:type="gramStart"/>
-      <w:r>
-        <w:rPr>
-          <w:b/>
-        </w:rPr>
-        <w:t>what?:</w:t>
-      </w:r>
-      <w:proofErr w:type="gramEnd"/>
-      <w:r>
-        <w:rPr>
-          <w:b/>
-        </w:rPr>
-        <w:t xml:space="preserve"> </w:t>
-      </w:r>
-      <w:r>
-        <w:rPr>
-          <w:b/>
-          <w:bCs/>
-        </w:rPr>
-        <w:t>Activity Logs</w:t>
-      </w:r>
-      <w:r>
-        <w:t xml:space="preserve"> (Section 15) records essentially every meaningful action in the system, timestamped and attributed to a user.</w:t>
-      </w:r>
-    </w:p>
-    <w:p>
-      <w:pPr>
-        <w:pStyle w:val="ListBullet"/>
-      </w:pPr>
-      <w:r>
-        <w:rPr>
-          <w:b/>
-        </w:rPr>
-        <w:t xml:space="preserve">Can a deactivated user's old reports still be reviewed?: </w:t>
-      </w:r>
-      <w:r>
-        <w:t>Yes. Deactivating an account only blocks sign-in</w:t>
-      </w:r>
-      <w:r>
-        <w:t>,</w:t>
-      </w:r>
-      <w:r>
-        <w:t xml:space="preserve"> it doesn't touch any reports they </w:t>
-      </w:r>
-      <w:proofErr w:type="gramStart"/>
-      <w:r>
-        <w:t>already</w:t>
-      </w:r>
-      <w:proofErr w:type="gramEnd"/>
-      <w:r>
-        <w:t xml:space="preserve"> submitted.</w:t>
-      </w:r>
-    </w:p>
-    <w:p>
-      <w:pPr>
-        <w:pStyle w:val="ListBullet"/>
-      </w:pPr>
-      <w:proofErr w:type="gramStart"/>
-      <w:proofErr w:type="gramEnd"/>
-      <w:r>
-        <w:rPr>
-          <w:b/>
-        </w:rPr>
-        <w:t xml:space="preserve">Why won't the system let me delete a former responder's account?: </w:t>
-      </w:r>
-      <w:r>
-        <w:t>They likely still have a PCR that hasn't been completed or cancelled yet; deletion is blocked while anything is still in progress. Once every report tied to the account is completed or cancelled (or there simply aren't any), deletion becomes available and their stats stay archived. Deactivate the account instead (Section 14) if you'd rather not wait, or if they've built up a real history you'd rather keep easy to find.</w:t>
-      </w:r>
-    </w:p>
-    <w:p>
-      <w:pPr>
-        <w:pStyle w:val="ListBullet"/>
-      </w:pPr>
-      <w:proofErr w:type="gramStart"/>
-      <w:proofErr w:type="gramEnd"/>
       <w:r>
         <w:rPr>
           <w:b/>

--- a/docs/PCR Application - Administrator Guide.docx
+++ b/docs/PCR Application - Administrator Guide.docx
@@ -201,8 +201,17 @@
           <w:b/>
           <w:sz w:val="24"/>
         </w:rPr>
-        <w:t>7. Approving a Report</w:t>
-      </w:r>
+        <w:t xml:space="preserve">7. Approving </w:t>
+      </w:r>
+      <w:proofErr w:type="gramStart"/>
+      <w:r>
+        <w:rPr>
+          <w:b/>
+          <w:sz w:val="24"/>
+        </w:rPr>
+        <w:t>a Report</w:t>
+      </w:r>
+      <w:proofErr w:type="gramEnd"/>
     </w:p>
     <w:p>
       <w:pPr>
@@ -221,19 +230,19 @@
           <w:sz w:val="24"/>
           <w:szCs w:val="24"/>
         </w:rPr>
-        <w:t>8. Editing or Requesting Changes on a Submitted Report</w:t>
-      </w:r>
-    </w:p>
-    <w:p>
-      <w:pPr>
-        <w:spacing w:after="60"/>
+        <w:t xml:space="preserve">8. Editing or Requesting Changes </w:t>
+      </w:r>
+      <w:proofErr w:type="gramStart"/>
+      <w:r>
         <w:rPr>
           <w:b/>
           <w:bCs/>
           <w:sz w:val="24"/>
           <w:szCs w:val="24"/>
         </w:rPr>
-      </w:pPr>
+        <w:t>on</w:t>
+      </w:r>
+      <w:proofErr w:type="gramEnd"/>
       <w:r>
         <w:rPr>
           <w:b/>
@@ -241,7 +250,7 @@
           <w:sz w:val="24"/>
           <w:szCs w:val="24"/>
         </w:rPr>
-        <w:t>9. Editing a Report's Form Directly</w:t>
+        <w:t xml:space="preserve"> a Submitted Report</w:t>
       </w:r>
     </w:p>
     <w:p>
@@ -261,11 +270,12 @@
           <w:sz w:val="24"/>
           <w:szCs w:val="24"/>
         </w:rPr>
-        <w:t>10. Completing a Report</w:t>
-      </w:r>
-    </w:p>
-    <w:p>
-      <w:pPr>
+        <w:t>9. Editing a Report's Form Directly</w:t>
+      </w:r>
+    </w:p>
+    <w:p>
+      <w:pPr>
+        <w:spacing w:after="60"/>
         <w:rPr>
           <w:b/>
           <w:bCs/>
@@ -280,7 +290,7 @@
           <w:sz w:val="24"/>
           <w:szCs w:val="24"/>
         </w:rPr>
-        <w:t>11. Cancelling a Report</w:t>
+        <w:t>10. Completing a Report</w:t>
       </w:r>
     </w:p>
     <w:p>
@@ -299,64 +309,11 @@
           <w:sz w:val="24"/>
           <w:szCs w:val="24"/>
         </w:rPr>
-        <w:t>12. Managing Users</w:t>
-      </w:r>
-    </w:p>
-    <w:p>
-      <w:pPr>
-        <w:spacing w:after="60"/>
-        <w:ind w:left="504"/>
-      </w:pPr>
-      <w:r>
-        <w:rPr>
-          <w:color w:val="595959"/>
-          <w:sz w:val="21"/>
-        </w:rPr>
-        <w:t>Creating a User</w:t>
-      </w:r>
-    </w:p>
-    <w:p>
-      <w:pPr>
-        <w:spacing w:after="60"/>
-        <w:ind w:left="504"/>
-      </w:pPr>
-      <w:r>
-        <w:rPr>
-          <w:color w:val="595959"/>
-          <w:sz w:val="21"/>
-        </w:rPr>
-        <w:t>Editing a User</w:t>
-      </w:r>
-    </w:p>
-    <w:p>
-      <w:pPr>
-        <w:spacing w:after="60"/>
-        <w:ind w:left="504"/>
-      </w:pPr>
-      <w:r>
-        <w:rPr>
-          <w:color w:val="595959"/>
-          <w:sz w:val="21"/>
-        </w:rPr>
-        <w:t>Resetting a Password</w:t>
-      </w:r>
-    </w:p>
-    <w:p>
-      <w:pPr>
-        <w:spacing w:after="60"/>
-        <w:ind w:left="504"/>
-      </w:pPr>
-      <w:r>
-        <w:rPr>
-          <w:color w:val="595959"/>
-          <w:sz w:val="21"/>
-        </w:rPr>
-        <w:t>Activating and Deactivating a User</w:t>
-      </w:r>
-    </w:p>
-    <w:p>
-      <w:pPr>
-        <w:spacing w:after="60"/>
+        <w:t>11. Cancelling a Report</w:t>
+      </w:r>
+    </w:p>
+    <w:p>
+      <w:pPr>
         <w:rPr>
           <w:b/>
           <w:bCs/>
@@ -371,7 +328,79 @@
           <w:sz w:val="24"/>
           <w:szCs w:val="24"/>
         </w:rPr>
-        <w:t>13. Managing the Responder List</w:t>
+        <w:t>12. Managing Users</w:t>
+      </w:r>
+    </w:p>
+    <w:p>
+      <w:pPr>
+        <w:spacing w:after="60"/>
+        <w:ind w:left="504"/>
+      </w:pPr>
+      <w:r>
+        <w:rPr>
+          <w:color w:val="595959"/>
+          <w:sz w:val="21"/>
+        </w:rPr>
+        <w:t>Creating a User</w:t>
+      </w:r>
+    </w:p>
+    <w:p>
+      <w:pPr>
+        <w:spacing w:after="60"/>
+        <w:ind w:left="504"/>
+      </w:pPr>
+      <w:r>
+        <w:rPr>
+          <w:color w:val="595959"/>
+          <w:sz w:val="21"/>
+        </w:rPr>
+        <w:t>Editing a User</w:t>
+      </w:r>
+    </w:p>
+    <w:p>
+      <w:pPr>
+        <w:spacing w:after="60"/>
+        <w:ind w:left="504"/>
+      </w:pPr>
+      <w:r>
+        <w:rPr>
+          <w:color w:val="595959"/>
+          <w:sz w:val="21"/>
+        </w:rPr>
+        <w:t>Resetting a Password</w:t>
+      </w:r>
+    </w:p>
+    <w:p>
+      <w:pPr>
+        <w:spacing w:after="60"/>
+        <w:ind w:left="504"/>
+      </w:pPr>
+      <w:r>
+        <w:rPr>
+          <w:color w:val="595959"/>
+          <w:sz w:val="21"/>
+        </w:rPr>
+        <w:t>Activating and Deactivating a User</w:t>
+      </w:r>
+    </w:p>
+    <w:p>
+      <w:pPr>
+        <w:spacing w:after="60"/>
+        <w:rPr>
+          <w:b/>
+          <w:bCs/>
+          <w:sz w:val="24"/>
+          <w:szCs w:val="24"/>
+        </w:rPr>
+      </w:pPr>
+      <w:r>
+        <w:rPr>
+          <w:b/>
+          <w:bCs/>
+          <w:sz w:val="24"/>
+          <w:szCs w:val="24"/>
+        </w:rPr>
+        <w:t>13. Managing the Responder and Primary PSM Lists</w:t>
       </w:r>
     </w:p>
     <w:p>
@@ -517,6 +546,7 @@
         <w:spacing w:before="120" w:after="240"/>
         <w:ind w:left="317"/>
       </w:pPr>
+      <w:proofErr w:type="gramStart"/>
       <w:r>
         <w:rPr>
           <w:b/>
@@ -531,7 +561,15 @@
           <w:i/>
           <w:color w:val="595959"/>
         </w:rPr>
-        <w:t>Screenshots in this guide were taken from a test copy of the application, so the names, dates, and report numbers you see won't match your real data. The layout and behaviour are the same.</w:t>
+        <w:t>Screenshots</w:t>
+      </w:r>
+      <w:proofErr w:type="gramEnd"/>
+      <w:r>
+        <w:rPr>
+          <w:i/>
+          <w:color w:val="595959"/>
+        </w:rPr>
+        <w:t xml:space="preserve"> in this guide were taken from a test copy of the application, so the names, dates, and report numbers you see won't match your real data. The layout and behaviour are the same.</w:t>
       </w:r>
     </w:p>
     <w:p>
@@ -586,10 +624,10 @@
           <w:noProof/>
         </w:rPr>
         <w:drawing>
-          <wp:inline distT="0" distB="0" distL="0" distR="0" wp14:anchorId="0F08097D" wp14:editId="4260BC94">
+          <wp:inline distT="0" distB="0" distL="0" distR="0" wp14:anchorId="5EE6AB6D" wp14:editId="524B66F0">
             <wp:extent cx="5486400" cy="3086100"/>
             <wp:effectExtent l="0" t="0" r="0" b="0"/>
-            <wp:docPr id="1" name="Picture 1"/>
+            <wp:docPr id="27" name="Picture 27"/>
             <wp:cNvGraphicFramePr>
               <a:graphicFrameLocks xmlns:a="http://schemas.openxmlformats.org/drawingml/2006/main" noChangeAspect="1"/>
             </wp:cNvGraphicFramePr>
@@ -597,7 +635,7 @@
               <a:graphicData uri="http://schemas.openxmlformats.org/drawingml/2006/picture">
                 <pic:pic xmlns:pic="http://schemas.openxmlformats.org/drawingml/2006/picture">
                   <pic:nvPicPr>
-                    <pic:cNvPr id="0" name="00_login_filled_admin.png"/>
+                    <pic:cNvPr id="0" name="fig01_login.png"/>
                     <pic:cNvPicPr/>
                   </pic:nvPicPr>
                   <pic:blipFill>
@@ -614,11 +652,6 @@
                     <a:prstGeom prst="rect">
                       <a:avLst/>
                     </a:prstGeom>
-                    <a:ln w="12700">
-                      <a:solidFill>
-                        <a:srgbClr val="A6A6A6"/>
-                      </a:solidFill>
-                    </a:ln>
                   </pic:spPr>
                 </pic:pic>
               </a:graphicData>
@@ -673,10 +706,10 @@
           <w:noProof/>
         </w:rPr>
         <w:drawing>
-          <wp:inline distT="0" distB="0" distL="0" distR="0" wp14:anchorId="142F4E23" wp14:editId="75D55C6B">
+          <wp:inline distT="0" distB="0" distL="0" distR="0" wp14:anchorId="31B8E612" wp14:editId="1D5F1510">
             <wp:extent cx="5486400" cy="3086100"/>
             <wp:effectExtent l="0" t="0" r="0" b="0"/>
-            <wp:docPr id="2" name="Picture 2"/>
+            <wp:docPr id="28" name="Picture 28"/>
             <wp:cNvGraphicFramePr>
               <a:graphicFrameLocks xmlns:a="http://schemas.openxmlformats.org/drawingml/2006/main" noChangeAspect="1"/>
             </wp:cNvGraphicFramePr>
@@ -684,7 +717,7 @@
               <a:graphicData uri="http://schemas.openxmlformats.org/drawingml/2006/picture">
                 <pic:pic xmlns:pic="http://schemas.openxmlformats.org/drawingml/2006/picture">
                   <pic:nvPicPr>
-                    <pic:cNvPr id="0" name="01_dashboard_top.png"/>
+                    <pic:cNvPr id="0" name="fig02_dashboard_top.png"/>
                     <pic:cNvPicPr/>
                   </pic:nvPicPr>
                   <pic:blipFill>
@@ -701,11 +734,6 @@
                     <a:prstGeom prst="rect">
                       <a:avLst/>
                     </a:prstGeom>
-                    <a:ln w="12700">
-                      <a:solidFill>
-                        <a:srgbClr val="A6A6A6"/>
-                      </a:solidFill>
-                    </a:ln>
                   </pic:spPr>
                 </pic:pic>
               </a:graphicData>
@@ -734,10 +762,10 @@
           <w:noProof/>
         </w:rPr>
         <w:drawing>
-          <wp:inline distT="0" distB="0" distL="0" distR="0" wp14:anchorId="15476E8F" wp14:editId="706916D3">
+          <wp:inline distT="0" distB="0" distL="0" distR="0" wp14:anchorId="63B7B617" wp14:editId="19D181CD">
             <wp:extent cx="5486400" cy="3086100"/>
             <wp:effectExtent l="0" t="0" r="0" b="0"/>
-            <wp:docPr id="3" name="Picture 3"/>
+            <wp:docPr id="29" name="Picture 29"/>
             <wp:cNvGraphicFramePr>
               <a:graphicFrameLocks xmlns:a="http://schemas.openxmlformats.org/drawingml/2006/main" noChangeAspect="1"/>
             </wp:cNvGraphicFramePr>
@@ -745,11 +773,11 @@
               <a:graphicData uri="http://schemas.openxmlformats.org/drawingml/2006/picture">
                 <pic:pic xmlns:pic="http://schemas.openxmlformats.org/drawingml/2006/picture">
                   <pic:nvPicPr>
-                    <pic:cNvPr id="0" name="01_dashboard_top.png"/>
+                    <pic:cNvPr id="0" name="fig02_dashboard_top.png"/>
                     <pic:cNvPicPr/>
                   </pic:nvPicPr>
                   <pic:blipFill>
-                    <a:blip r:embed="rId10"/>
+                    <a:blip r:embed="rId9"/>
                     <a:stretch>
                       <a:fillRect/>
                     </a:stretch>
@@ -762,11 +790,6 @@
                     <a:prstGeom prst="rect">
                       <a:avLst/>
                     </a:prstGeom>
-                    <a:ln w="12700">
-                      <a:solidFill>
-                        <a:srgbClr val="A6A6A6"/>
-                      </a:solidFill>
-                    </a:ln>
                   </pic:spPr>
                 </pic:pic>
               </a:graphicData>
@@ -997,7 +1020,31 @@
           </w:tcPr>
           <w:p>
             <w:r>
-              <w:t>View PDF, Approve it, Cancel it, or Edit it (choose to edit it yourself or send it back with comments).</w:t>
+              <w:t xml:space="preserve">View PDF, </w:t>
+            </w:r>
+            <w:proofErr w:type="gramStart"/>
+            <w:r>
+              <w:t>Approve</w:t>
+            </w:r>
+            <w:proofErr w:type="gramEnd"/>
+            <w:r>
+              <w:t xml:space="preserve"> it, </w:t>
+            </w:r>
+            <w:proofErr w:type="gramStart"/>
+            <w:r>
+              <w:t>Cancel</w:t>
+            </w:r>
+            <w:proofErr w:type="gramEnd"/>
+            <w:r>
+              <w:t xml:space="preserve"> it, or </w:t>
+            </w:r>
+            <w:proofErr w:type="gramStart"/>
+            <w:r>
+              <w:t>Edit</w:t>
+            </w:r>
+            <w:proofErr w:type="gramEnd"/>
+            <w:r>
+              <w:t xml:space="preserve"> it (choose to edit it yourself or send it back with comments).</w:t>
             </w:r>
           </w:p>
         </w:tc>
@@ -1038,7 +1085,15 @@
           </w:tcPr>
           <w:p>
             <w:r>
-              <w:t>View PDF and the comments, edit it yourself, or update the comments. The owner can view the comments too, and can edit and resubmit it.</w:t>
+              <w:t xml:space="preserve">View PDF and the comments, edit it yourself, or update the comments. The owner can view the comments </w:t>
+            </w:r>
+            <w:proofErr w:type="gramStart"/>
+            <w:r>
+              <w:t>too, and</w:t>
+            </w:r>
+            <w:proofErr w:type="gramEnd"/>
+            <w:r>
+              <w:t xml:space="preserve"> can edit and resubmit it.</w:t>
             </w:r>
           </w:p>
         </w:tc>
@@ -1165,6 +1220,7 @@
         <w:spacing w:before="120" w:after="240"/>
         <w:ind w:left="317"/>
       </w:pPr>
+      <w:proofErr w:type="gramStart"/>
       <w:r>
         <w:rPr>
           <w:b/>
@@ -1179,7 +1235,15 @@
           <w:i/>
           <w:color w:val="595959"/>
         </w:rPr>
-        <w:t xml:space="preserve">Once </w:t>
+        <w:t>Once</w:t>
+      </w:r>
+      <w:proofErr w:type="gramEnd"/>
+      <w:r>
+        <w:rPr>
+          <w:i/>
+          <w:color w:val="595959"/>
+        </w:rPr>
+        <w:t xml:space="preserve"> </w:t>
       </w:r>
       <w:r>
         <w:rPr>
@@ -1342,10 +1406,10 @@
           <w:noProof/>
         </w:rPr>
         <w:drawing>
-          <wp:inline distT="0" distB="0" distL="0" distR="0" wp14:anchorId="0A9D834F" wp14:editId="57C31B7B">
+          <wp:inline distT="0" distB="0" distL="0" distR="0" wp14:anchorId="156D491A" wp14:editId="1C9A23B1">
             <wp:extent cx="5486400" cy="3086100"/>
             <wp:effectExtent l="0" t="0" r="0" b="0"/>
-            <wp:docPr id="4" name="Picture 4"/>
+            <wp:docPr id="30" name="Picture 30"/>
             <wp:cNvGraphicFramePr>
               <a:graphicFrameLocks xmlns:a="http://schemas.openxmlformats.org/drawingml/2006/main" noChangeAspect="1"/>
             </wp:cNvGraphicFramePr>
@@ -1353,7 +1417,94 @@
               <a:graphicData uri="http://schemas.openxmlformats.org/drawingml/2006/picture">
                 <pic:pic xmlns:pic="http://schemas.openxmlformats.org/drawingml/2006/picture">
                   <pic:nvPicPr>
-                    <pic:cNvPr id="0" name="03_reports_list_both_submitted.png"/>
+                    <pic:cNvPr id="0" name="fig04_reports_list.png"/>
+                    <pic:cNvPicPr/>
+                  </pic:nvPicPr>
+                  <pic:blipFill>
+                    <a:blip r:embed="rId10"/>
+                    <a:stretch>
+                      <a:fillRect/>
+                    </a:stretch>
+                  </pic:blipFill>
+                  <pic:spPr>
+                    <a:xfrm>
+                      <a:off x="0" y="0"/>
+                      <a:ext cx="5486400" cy="3086100"/>
+                    </a:xfrm>
+                    <a:prstGeom prst="rect">
+                      <a:avLst/>
+                    </a:prstGeom>
+                  </pic:spPr>
+                </pic:pic>
+              </a:graphicData>
+            </a:graphic>
+          </wp:inline>
+        </w:drawing>
+      </w:r>
+    </w:p>
+    <w:p>
+      <w:pPr>
+        <w:pStyle w:val="Caption"/>
+      </w:pPr>
+      <w:r>
+        <w:t>Figure 4. The PCR Reports list as seen by an administrator, with three reports awaiting review.</w:t>
+      </w:r>
+    </w:p>
+    <w:p>
+      <w:r>
+        <w:t>Each report gives you a different set of icon actions depending on its status. A Submitted report gives you View PDF, Edit, Approve, and Cancel. An Approved report gives you View PDF, Edit, and Complete (Cancel is shown greyed out). A Changes Requested report gives you Preview PDF, Edit, Approve, and a greyed-out Cancel — clicking Edit lets you either edit the report yourself or update your comments. The next few sections cover each of these.</w:t>
+      </w:r>
+    </w:p>
+    <w:p>
+      <w:pPr>
+        <w:pStyle w:val="Heading1"/>
+      </w:pPr>
+      <w:r>
+        <w:lastRenderedPageBreak/>
+        <w:t>6. Viewing a Report's PDF</w:t>
+      </w:r>
+    </w:p>
+    <w:p>
+      <w:pPr>
+        <w:keepNext/>
+      </w:pPr>
+      <w:r>
+        <w:t xml:space="preserve">Click </w:t>
+      </w:r>
+      <w:r>
+        <w:rPr>
+          <w:b/>
+          <w:bCs/>
+        </w:rPr>
+        <w:t>View PDF</w:t>
+      </w:r>
+      <w:r>
+        <w:t xml:space="preserve"> on any row to open the generated report as a PDF.</w:t>
+      </w:r>
+    </w:p>
+    <w:p>
+      <w:pPr>
+        <w:keepNext/>
+        <w:spacing w:before="120"/>
+        <w:jc w:val="center"/>
+      </w:pPr>
+      <w:r>
+        <w:rPr>
+          <w:noProof/>
+        </w:rPr>
+        <w:drawing>
+          <wp:inline distT="0" distB="0" distL="0" distR="0" wp14:anchorId="60580E72" wp14:editId="2D2F20C1">
+            <wp:extent cx="5486400" cy="3086100"/>
+            <wp:effectExtent l="0" t="0" r="0" b="0"/>
+            <wp:docPr id="31" name="Picture 31"/>
+            <wp:cNvGraphicFramePr>
+              <a:graphicFrameLocks xmlns:a="http://schemas.openxmlformats.org/drawingml/2006/main" noChangeAspect="1"/>
+            </wp:cNvGraphicFramePr>
+            <a:graphic xmlns:a="http://schemas.openxmlformats.org/drawingml/2006/main">
+              <a:graphicData uri="http://schemas.openxmlformats.org/drawingml/2006/picture">
+                <pic:pic xmlns:pic="http://schemas.openxmlformats.org/drawingml/2006/picture">
+                  <pic:nvPicPr>
+                    <pic:cNvPr id="0" name="fig05_view_pdf.png"/>
                     <pic:cNvPicPr/>
                   </pic:nvPicPr>
                   <pic:blipFill>
@@ -1370,11 +1521,6 @@
                     <a:prstGeom prst="rect">
                       <a:avLst/>
                     </a:prstGeom>
-                    <a:ln w="12700">
-                      <a:solidFill>
-                        <a:srgbClr val="A6A6A6"/>
-                      </a:solidFill>
-                    </a:ln>
                   </pic:spPr>
                 </pic:pic>
               </a:graphicData>
@@ -1388,142 +1534,22 @@
         <w:pStyle w:val="Caption"/>
       </w:pPr>
       <w:r>
-        <w:t>Figure 4. The PCR Reports list as seen by an administrator, with three reports awaiting review.</w:t>
-      </w:r>
-    </w:p>
-    <w:p>
-      <w:r>
-        <w:t xml:space="preserve">Each report gives you a different set of actions depending on its status. A </w:t>
+        <w:t>Figure 5. Viewing a report's PDF as an administrator. Unlike the view a regular user gets, this includes a Download button.</w:t>
+      </w:r>
+    </w:p>
+    <w:p>
+      <w:r>
+        <w:t xml:space="preserve">Unlike a regular user, you can click </w:t>
       </w:r>
       <w:r>
         <w:rPr>
           <w:b/>
           <w:bCs/>
         </w:rPr>
-        <w:t>Submitted</w:t>
-      </w:r>
-      <w:r>
-        <w:t xml:space="preserve"> report gives you </w:t>
-      </w:r>
-      <w:r>
-        <w:rPr>
-          <w:b/>
-          <w:bCs/>
-        </w:rPr>
-        <w:t>View PDF</w:t>
-      </w:r>
-      <w:r>
-        <w:t xml:space="preserve">, </w:t>
-      </w:r>
-      <w:r>
-        <w:rPr>
-          <w:b/>
-          <w:bCs/>
-        </w:rPr>
-        <w:t>Edit</w:t>
-      </w:r>
-      <w:r>
-        <w:t xml:space="preserve">, </w:t>
-      </w:r>
-      <w:r>
-        <w:rPr>
-          <w:b/>
-          <w:bCs/>
-        </w:rPr>
-        <w:t>Approve</w:t>
-      </w:r>
-      <w:r>
-        <w:t xml:space="preserve">, and </w:t>
-      </w:r>
-      <w:r>
-        <w:rPr>
-          <w:b/>
-          <w:bCs/>
-        </w:rPr>
-        <w:t>Cancel</w:t>
-      </w:r>
-      <w:r>
-        <w:t xml:space="preserve">. An </w:t>
-      </w:r>
-      <w:r>
-        <w:rPr>
-          <w:b/>
-          <w:bCs/>
-        </w:rPr>
-        <w:t>Approved</w:t>
-      </w:r>
-      <w:r>
-        <w:t xml:space="preserve"> report gives you </w:t>
-      </w:r>
-      <w:r>
-        <w:rPr>
-          <w:b/>
-          <w:bCs/>
-        </w:rPr>
-        <w:t>View PDF</w:t>
-      </w:r>
-      <w:r>
-        <w:t xml:space="preserve">, </w:t>
-      </w:r>
-      <w:r>
-        <w:rPr>
-          <w:b/>
-          <w:bCs/>
-        </w:rPr>
-        <w:t>Edit</w:t>
-      </w:r>
-      <w:r>
-        <w:t xml:space="preserve">, and </w:t>
-      </w:r>
-      <w:r>
-        <w:rPr>
-          <w:b/>
-          <w:bCs/>
-        </w:rPr>
-        <w:t>Complete</w:t>
-      </w:r>
-      <w:r>
-        <w:t xml:space="preserve">. A </w:t>
-      </w:r>
-      <w:r>
-        <w:rPr>
-          <w:b/>
-          <w:bCs/>
-        </w:rPr>
-        <w:t>Changes Requested</w:t>
-      </w:r>
-      <w:r>
-        <w:t xml:space="preserve"> report gives you </w:t>
-      </w:r>
-      <w:r>
-        <w:rPr>
-          <w:b/>
-          <w:bCs/>
-        </w:rPr>
-        <w:t>View PDF</w:t>
-      </w:r>
-      <w:r>
-        <w:t xml:space="preserve">, </w:t>
-      </w:r>
-      <w:r>
-        <w:rPr>
-          <w:b/>
-          <w:bCs/>
-        </w:rPr>
-        <w:t>Edit</w:t>
-      </w:r>
-      <w:r>
-        <w:t xml:space="preserve">, and </w:t>
-      </w:r>
-      <w:r>
-        <w:rPr>
-          <w:b/>
-          <w:bCs/>
-        </w:rPr>
-        <w:t>View Comments</w:t>
-      </w:r>
-      <w:r>
-        <w:t>. The next few sections cover each of these.</w:t>
+        <w:t>Download</w:t>
+      </w:r>
+      <w:r>
+        <w:t xml:space="preserve"> in this window to save a copy of the PDF to your own device.</w:t>
       </w:r>
     </w:p>
     <w:p>
@@ -1532,31 +1558,24 @@
       </w:pPr>
       <w:r>
         <w:lastRenderedPageBreak/>
-        <w:t>6. Viewing a Report's PDF</w:t>
-      </w:r>
+        <w:t xml:space="preserve">7. Approving </w:t>
+      </w:r>
+      <w:proofErr w:type="gramStart"/>
+      <w:r>
+        <w:t>a Report</w:t>
+      </w:r>
+      <w:proofErr w:type="gramEnd"/>
     </w:p>
     <w:p>
       <w:pPr>
         <w:keepNext/>
       </w:pPr>
       <w:r>
-        <w:t xml:space="preserve">Click </w:t>
-      </w:r>
-      <w:r>
-        <w:rPr>
-          <w:b/>
-          <w:bCs/>
-        </w:rPr>
-        <w:t>View PDF</w:t>
-      </w:r>
-      <w:r>
-        <w:t xml:space="preserve"> on any row to open the generated report as a PDF.</w:t>
-      </w:r>
-    </w:p>
-    <w:p>
-      <w:pPr>
-        <w:keepNext/>
-        <w:spacing w:before="120"/>
+        <w:t>Once you've reviewed a submitted report and it's complete and accurate, click Approve on its row and confirm in the window that appears. The same Approve action is also available on a Changes Requested report, in case it turns out the requested changes aren't needed after all. Once you've downloaded the PDF and uploaded it to Microsoft Teams, come back and mark it Completed (Section 10).</w:t>
+      </w:r>
+    </w:p>
+    <w:p>
+      <w:pPr>
         <w:jc w:val="center"/>
       </w:pPr>
       <w:r>
@@ -1564,10 +1583,10 @@
           <w:noProof/>
         </w:rPr>
         <w:drawing>
-          <wp:inline distT="0" distB="0" distL="0" distR="0" wp14:anchorId="730216D8" wp14:editId="32336284">
+          <wp:inline distT="0" distB="0" distL="0" distR="0" wp14:anchorId="040850D4" wp14:editId="4E1177C8">
             <wp:extent cx="5486400" cy="3086100"/>
             <wp:effectExtent l="0" t="0" r="0" b="0"/>
-            <wp:docPr id="5" name="Picture 5"/>
+            <wp:docPr id="32" name="Picture 32"/>
             <wp:cNvGraphicFramePr>
               <a:graphicFrameLocks xmlns:a="http://schemas.openxmlformats.org/drawingml/2006/main" noChangeAspect="1"/>
             </wp:cNvGraphicFramePr>
@@ -1575,7 +1594,7 @@
               <a:graphicData uri="http://schemas.openxmlformats.org/drawingml/2006/picture">
                 <pic:pic xmlns:pic="http://schemas.openxmlformats.org/drawingml/2006/picture">
                   <pic:nvPicPr>
-                    <pic:cNvPr id="0" name="03b_view_pdf_with_download.png"/>
+                    <pic:cNvPr id="0" name="fig06a_approve_confirm.png"/>
                     <pic:cNvPicPr/>
                   </pic:nvPicPr>
                   <pic:blipFill>
@@ -1592,11 +1611,6 @@
                     <a:prstGeom prst="rect">
                       <a:avLst/>
                     </a:prstGeom>
-                    <a:ln w="12700">
-                      <a:solidFill>
-                        <a:srgbClr val="A6A6A6"/>
-                      </a:solidFill>
-                    </a:ln>
                   </pic:spPr>
                 </pic:pic>
               </a:graphicData>
@@ -1610,65 +1624,15 @@
         <w:pStyle w:val="Caption"/>
       </w:pPr>
       <w:r>
-        <w:t>Figure 5. Viewing a report's PDF as an administrator. Unlike the view a regular user gets, this includes a Download button.</w:t>
-      </w:r>
-    </w:p>
-    <w:p>
-      <w:r>
-        <w:t xml:space="preserve">Unlike a regular user, you can click </w:t>
-      </w:r>
-      <w:r>
-        <w:rPr>
-          <w:b/>
-          <w:bCs/>
-        </w:rPr>
-        <w:t>Download</w:t>
-      </w:r>
-      <w:r>
-        <w:t xml:space="preserve"> in this window to save a copy of the PDF to your own device.</w:t>
-      </w:r>
-    </w:p>
-    <w:p>
-      <w:pPr>
-        <w:pStyle w:val="Heading1"/>
-      </w:pPr>
-      <w:r>
-        <w:lastRenderedPageBreak/>
-        <w:t>7. Approving a Report</w:t>
-      </w:r>
-    </w:p>
-    <w:p>
-      <w:pPr>
-        <w:keepNext/>
-      </w:pPr>
-      <w:r>
-        <w:t xml:space="preserve">Once you've reviewed a submitted report and it's complete and accurate, click </w:t>
-      </w:r>
-      <w:r>
-        <w:rPr>
-          <w:b/>
-          <w:bCs/>
-        </w:rPr>
-        <w:t>Approve</w:t>
-      </w:r>
-      <w:r>
-        <w:t xml:space="preserve"> on its row. There's no confirmation step</w:t>
-      </w:r>
-      <w:r>
-        <w:t xml:space="preserve">, </w:t>
-      </w:r>
-      <w:r>
-        <w:t xml:space="preserve">the status changes immediately. Once you've downloaded the PDF and uploaded it to Microsoft Teams, come back and mark it </w:t>
-      </w:r>
-      <w:r>
-        <w:rPr>
-          <w:b/>
-          <w:bCs/>
-        </w:rPr>
-        <w:t>Completed</w:t>
-      </w:r>
-      <w:r>
-        <w:t xml:space="preserve"> (Section 10).</w:t>
+        <w:t xml:space="preserve">Figure 6. Clicking Approve opens a confirmation window before the status </w:t>
+      </w:r>
+      <w:proofErr w:type="gramStart"/>
+      <w:r>
+        <w:t>actually changes</w:t>
+      </w:r>
+      <w:proofErr w:type="gramEnd"/>
+      <w:r>
+        <w:t>.</w:t>
       </w:r>
     </w:p>
     <w:p>
@@ -1682,10 +1646,10 @@
           <w:noProof/>
         </w:rPr>
         <w:drawing>
-          <wp:inline distT="0" distB="0" distL="0" distR="0" wp14:anchorId="78573A24" wp14:editId="455E6F43">
+          <wp:inline distT="0" distB="0" distL="0" distR="0" wp14:anchorId="0F2D184A" wp14:editId="5009802F">
             <wp:extent cx="5486400" cy="3086100"/>
             <wp:effectExtent l="0" t="0" r="0" b="0"/>
-            <wp:docPr id="6" name="Picture 6"/>
+            <wp:docPr id="33" name="Picture 33"/>
             <wp:cNvGraphicFramePr>
               <a:graphicFrameLocks xmlns:a="http://schemas.openxmlformats.org/drawingml/2006/main" noChangeAspect="1"/>
             </wp:cNvGraphicFramePr>
@@ -1693,7 +1657,7 @@
               <a:graphicData uri="http://schemas.openxmlformats.org/drawingml/2006/picture">
                 <pic:pic xmlns:pic="http://schemas.openxmlformats.org/drawingml/2006/picture">
                   <pic:nvPicPr>
-                    <pic:cNvPr id="0" name="04_report_B_approved.png"/>
+                    <pic:cNvPr id="0" name="fig06_approved.png"/>
                     <pic:cNvPicPr/>
                   </pic:nvPicPr>
                   <pic:blipFill>
@@ -1710,11 +1674,6 @@
                     <a:prstGeom prst="rect">
                       <a:avLst/>
                     </a:prstGeom>
-                    <a:ln w="12700">
-                      <a:solidFill>
-                        <a:srgbClr val="A6A6A6"/>
-                      </a:solidFill>
-                    </a:ln>
                   </pic:spPr>
                 </pic:pic>
               </a:graphicData>
@@ -1728,7 +1687,7 @@
         <w:pStyle w:val="Caption"/>
       </w:pPr>
       <w:r>
-        <w:t>Figure 6. A report's status changes to approved immediately after clicking Approve.</w:t>
+        <w:t>Figure 7. The report's status changes to approved once you confirm.</w:t>
       </w:r>
     </w:p>
     <w:p>
@@ -1740,6 +1699,7 @@
         <w:spacing w:before="120" w:after="240"/>
         <w:ind w:left="317"/>
       </w:pPr>
+      <w:proofErr w:type="gramStart"/>
       <w:r>
         <w:rPr>
           <w:b/>
@@ -1747,6 +1707,7 @@
           <w:color w:val="8B1E2D"/>
           <w:sz w:val="19"/>
         </w:rPr>
+        <w:lastRenderedPageBreak/>
         <w:t xml:space="preserve">Note  </w:t>
       </w:r>
       <w:r>
@@ -1754,7 +1715,31 @@
           <w:i/>
           <w:color w:val="595959"/>
         </w:rPr>
-        <w:t>Approving is final from the submitter's side: the report leaves their PCR Reports list and they can no longer edit it. Double-check the report before approving</w:t>
+        <w:t>Approving</w:t>
+      </w:r>
+      <w:proofErr w:type="gramEnd"/>
+      <w:r>
+        <w:rPr>
+          <w:i/>
+          <w:color w:val="595959"/>
+        </w:rPr>
+        <w:t xml:space="preserve"> is final from the submitter's side: the report leaves their PCR Reports </w:t>
+      </w:r>
+      <w:proofErr w:type="gramStart"/>
+      <w:r>
+        <w:rPr>
+          <w:i/>
+          <w:color w:val="595959"/>
+        </w:rPr>
+        <w:t>list</w:t>
+      </w:r>
+      <w:proofErr w:type="gramEnd"/>
+      <w:r>
+        <w:rPr>
+          <w:i/>
+          <w:color w:val="595959"/>
+        </w:rPr>
+        <w:t xml:space="preserve"> and they can no longer edit it. Double-check the report before approving</w:t>
       </w:r>
       <w:r>
         <w:rPr>
@@ -1815,7 +1800,15 @@
       </w:pPr>
       <w:r>
         <w:lastRenderedPageBreak/>
-        <w:t>8. Editing or Requesting Changes on a Submitted Report</w:t>
+        <w:t xml:space="preserve">8. Editing or Requesting Changes </w:t>
+      </w:r>
+      <w:proofErr w:type="gramStart"/>
+      <w:r>
+        <w:t>on</w:t>
+      </w:r>
+      <w:proofErr w:type="gramEnd"/>
+      <w:r>
+        <w:t xml:space="preserve"> a Submitted Report</w:t>
       </w:r>
     </w:p>
     <w:p>
@@ -1933,10 +1926,10 @@
           <w:noProof/>
         </w:rPr>
         <w:drawing>
-          <wp:inline distT="0" distB="0" distL="0" distR="0" wp14:anchorId="52DF44AA" wp14:editId="5A5A1A1A">
+          <wp:inline distT="0" distB="0" distL="0" distR="0" wp14:anchorId="178778D9" wp14:editId="4333D447">
             <wp:extent cx="5486400" cy="3086100"/>
             <wp:effectExtent l="0" t="0" r="0" b="0"/>
-            <wp:docPr id="22" name="Picture 22"/>
+            <wp:docPr id="34" name="Picture 34"/>
             <wp:cNvGraphicFramePr>
               <a:graphicFrameLocks xmlns:a="http://schemas.openxmlformats.org/drawingml/2006/main" noChangeAspect="1"/>
             </wp:cNvGraphicFramePr>
@@ -1944,7 +1937,7 @@
               <a:graphicData uri="http://schemas.openxmlformats.org/drawingml/2006/picture">
                 <pic:pic xmlns:pic="http://schemas.openxmlformats.org/drawingml/2006/picture">
                   <pic:nvPicPr>
-                    <pic:cNvPr id="0" name="fig_new_chooser.png"/>
+                    <pic:cNvPr id="0" name="fig07_edit_choice.png"/>
                     <pic:cNvPicPr/>
                   </pic:nvPicPr>
                   <pic:blipFill>
@@ -1974,7 +1967,7 @@
         <w:pStyle w:val="Caption"/>
       </w:pPr>
       <w:r>
-        <w:t>Figure 7. Clicking Edit on a Submitted or Changes Requested report opens a window asking whether to edit it yourself or send it back with comments.</w:t>
+        <w:t>Figure 8. Clicking Edit on a Submitted or Changes Requested report opens a window asking whether to edit it yourself or send it back with comments.</w:t>
       </w:r>
     </w:p>
     <w:p>
@@ -1989,10 +1982,10 @@
         </w:rPr>
         <w:lastRenderedPageBreak/>
         <w:drawing>
-          <wp:inline distT="0" distB="0" distL="0" distR="0" wp14:anchorId="4DA84A4F" wp14:editId="4C37A3FF">
+          <wp:inline distT="0" distB="0" distL="0" distR="0" wp14:anchorId="36639185" wp14:editId="24D25A1C">
             <wp:extent cx="5486400" cy="3086100"/>
             <wp:effectExtent l="0" t="0" r="0" b="0"/>
-            <wp:docPr id="7" name="Picture 7"/>
+            <wp:docPr id="35" name="Picture 35"/>
             <wp:cNvGraphicFramePr>
               <a:graphicFrameLocks xmlns:a="http://schemas.openxmlformats.org/drawingml/2006/main" noChangeAspect="1"/>
             </wp:cNvGraphicFramePr>
@@ -2000,7 +1993,7 @@
               <a:graphicData uri="http://schemas.openxmlformats.org/drawingml/2006/picture">
                 <pic:pic xmlns:pic="http://schemas.openxmlformats.org/drawingml/2006/picture">
                   <pic:nvPicPr>
-                    <pic:cNvPr id="0" name="05_request_changes_modal_empty.png"/>
+                    <pic:cNvPr id="0" name="fig08_request_changes_blank.png"/>
                     <pic:cNvPicPr/>
                   </pic:nvPicPr>
                   <pic:blipFill>
@@ -2017,11 +2010,6 @@
                     <a:prstGeom prst="rect">
                       <a:avLst/>
                     </a:prstGeom>
-                    <a:ln w="12700">
-                      <a:solidFill>
-                        <a:srgbClr val="A6A6A6"/>
-                      </a:solidFill>
-                    </a:ln>
                   </pic:spPr>
                 </pic:pic>
               </a:graphicData>
@@ -2035,7 +2023,7 @@
         <w:pStyle w:val="Caption"/>
       </w:pPr>
       <w:r>
-        <w:t>Figure 8. The Request Changes window.</w:t>
+        <w:t>Figure 9. The Request Changes window.</w:t>
       </w:r>
     </w:p>
     <w:p>
@@ -2086,10 +2074,10 @@
           <w:noProof/>
         </w:rPr>
         <w:drawing>
-          <wp:inline distT="0" distB="0" distL="0" distR="0" wp14:anchorId="0D9B4BAD" wp14:editId="19B2DDC1">
+          <wp:inline distT="0" distB="0" distL="0" distR="0" wp14:anchorId="34D79FE4" wp14:editId="4F1DBEC0">
             <wp:extent cx="5486400" cy="3086100"/>
             <wp:effectExtent l="0" t="0" r="0" b="0"/>
-            <wp:docPr id="8" name="Picture 8"/>
+            <wp:docPr id="36" name="Picture 36"/>
             <wp:cNvGraphicFramePr>
               <a:graphicFrameLocks xmlns:a="http://schemas.openxmlformats.org/drawingml/2006/main" noChangeAspect="1"/>
             </wp:cNvGraphicFramePr>
@@ -2097,7 +2085,7 @@
               <a:graphicData uri="http://schemas.openxmlformats.org/drawingml/2006/picture">
                 <pic:pic xmlns:pic="http://schemas.openxmlformats.org/drawingml/2006/picture">
                   <pic:nvPicPr>
-                    <pic:cNvPr id="0" name="06_request_changes_modal_filled.png"/>
+                    <pic:cNvPr id="0" name="fig09_request_changes_filled.png"/>
                     <pic:cNvPicPr/>
                   </pic:nvPicPr>
                   <pic:blipFill>
@@ -2114,11 +2102,6 @@
                     <a:prstGeom prst="rect">
                       <a:avLst/>
                     </a:prstGeom>
-                    <a:ln w="12700">
-                      <a:solidFill>
-                        <a:srgbClr val="A6A6A6"/>
-                      </a:solidFill>
-                    </a:ln>
                   </pic:spPr>
                 </pic:pic>
               </a:graphicData>
@@ -2132,7 +2115,7 @@
         <w:pStyle w:val="Caption"/>
       </w:pPr>
       <w:r>
-        <w:t>Figure 9. Comments describing what the submitter needs to fix.</w:t>
+        <w:t>Figure 10. Comments describing what the submitter needs to fix.</w:t>
       </w:r>
     </w:p>
     <w:p>
@@ -2174,48 +2157,11 @@
         <w:keepNext/>
       </w:pPr>
       <w:r>
+        <w:t xml:space="preserve">The report's status changes to Changes Requested, and your comment is attached to it. Its Edit action now offers Comments instead of Request, and an Approve action becomes available too — so you (or </w:t>
+      </w:r>
+      <w:r>
         <w:lastRenderedPageBreak/>
-        <w:t xml:space="preserve">The report's status changes to </w:t>
-      </w:r>
-      <w:r>
-        <w:rPr>
-          <w:b/>
-          <w:bCs/>
-        </w:rPr>
-        <w:t>Changes Requested</w:t>
-      </w:r>
-      <w:r>
-        <w:t xml:space="preserve">, and your comment is attached to it. A </w:t>
-      </w:r>
-      <w:r>
-        <w:rPr>
-          <w:b/>
-          <w:bCs/>
-        </w:rPr>
-        <w:t>View Comments</w:t>
-      </w:r>
-      <w:r>
-        <w:t xml:space="preserve"> action appears at the end of the row's action list, alongside </w:t>
-      </w:r>
-      <w:r>
-        <w:rPr>
-          <w:b/>
-          <w:bCs/>
-        </w:rPr>
-        <w:t>View PDF</w:t>
-      </w:r>
-      <w:r>
-        <w:t xml:space="preserve"> and </w:t>
-      </w:r>
-      <w:r>
-        <w:rPr>
-          <w:b/>
-          <w:bCs/>
-        </w:rPr>
-        <w:t>Edit</w:t>
-      </w:r>
-      <w:r>
-        <w:t>, so you (or anyone else reviewing the report) can see what was asked for.</w:t>
+        <w:t>anyone else reviewing the report) can update the comments, edit it yourself, or approve it outright if it turns out fine after all.</w:t>
       </w:r>
     </w:p>
     <w:p>
@@ -2229,10 +2175,10 @@
           <w:noProof/>
         </w:rPr>
         <w:drawing>
-          <wp:inline distT="0" distB="0" distL="0" distR="0" wp14:anchorId="7DF1E789" wp14:editId="444C7C57">
+          <wp:inline distT="0" distB="0" distL="0" distR="0" wp14:anchorId="432BAC2F" wp14:editId="7D795825">
             <wp:extent cx="5486400" cy="3086100"/>
             <wp:effectExtent l="0" t="0" r="0" b="0"/>
-            <wp:docPr id="9" name="Picture 9"/>
+            <wp:docPr id="37" name="Picture 37"/>
             <wp:cNvGraphicFramePr>
               <a:graphicFrameLocks xmlns:a="http://schemas.openxmlformats.org/drawingml/2006/main" noChangeAspect="1"/>
             </wp:cNvGraphicFramePr>
@@ -2240,7 +2186,7 @@
               <a:graphicData uri="http://schemas.openxmlformats.org/drawingml/2006/picture">
                 <pic:pic xmlns:pic="http://schemas.openxmlformats.org/drawingml/2006/picture">
                   <pic:nvPicPr>
-                    <pic:cNvPr id="0" name="07_report_A_changes_requested.png"/>
+                    <pic:cNvPr id="0" name="fig10_changes_requested_row.png"/>
                     <pic:cNvPicPr/>
                   </pic:nvPicPr>
                   <pic:blipFill>
@@ -2257,11 +2203,6 @@
                     <a:prstGeom prst="rect">
                       <a:avLst/>
                     </a:prstGeom>
-                    <a:ln w="12700">
-                      <a:solidFill>
-                        <a:srgbClr val="A6A6A6"/>
-                      </a:solidFill>
-                    </a:ln>
                   </pic:spPr>
                 </pic:pic>
               </a:graphicData>
@@ -2275,7 +2216,7 @@
         <w:pStyle w:val="Caption"/>
       </w:pPr>
       <w:r>
-        <w:t>Figure 10. The report's status after sending it back for changes, now with a View Comments action among the row's other actions.</w:t>
+        <w:t>Figure 11. The report's status after sending it back for changes. Note that Approve is now available directly on a Changes Requested report too.</w:t>
       </w:r>
     </w:p>
     <w:p>
@@ -2298,19 +2239,7 @@
           <w:b/>
         </w:rPr>
         <w:tab/>
-      </w:r>
-      <w:r>
-        <w:t xml:space="preserve">Click </w:t>
-      </w:r>
-      <w:r>
-        <w:rPr>
-          <w:b/>
-          <w:bCs/>
-        </w:rPr>
-        <w:t>View Comments</w:t>
-      </w:r>
-      <w:r>
-        <w:t xml:space="preserve"> at any time to review what was asked for.</w:t>
+        <w:t>To review or update what was asked for, click Edit on the row again and choose Comments.</w:t>
       </w:r>
     </w:p>
     <w:p>
@@ -2324,10 +2253,10 @@
           <w:noProof/>
         </w:rPr>
         <w:drawing>
-          <wp:inline distT="0" distB="0" distL="0" distR="0" wp14:anchorId="454ADBF7" wp14:editId="63E55BB5">
+          <wp:inline distT="0" distB="0" distL="0" distR="0" wp14:anchorId="333771D0" wp14:editId="71160177">
             <wp:extent cx="5486400" cy="3086100"/>
             <wp:effectExtent l="0" t="0" r="0" b="0"/>
-            <wp:docPr id="10" name="Picture 10"/>
+            <wp:docPr id="38" name="Picture 38"/>
             <wp:cNvGraphicFramePr>
               <a:graphicFrameLocks xmlns:a="http://schemas.openxmlformats.org/drawingml/2006/main" noChangeAspect="1"/>
             </wp:cNvGraphicFramePr>
@@ -2335,7 +2264,7 @@
               <a:graphicData uri="http://schemas.openxmlformats.org/drawingml/2006/picture">
                 <pic:pic xmlns:pic="http://schemas.openxmlformats.org/drawingml/2006/picture">
                   <pic:nvPicPr>
-                    <pic:cNvPr id="0" name="08_view_comments_modal.png"/>
+                    <pic:cNvPr id="0" name="fig11_view_comments.png"/>
                     <pic:cNvPicPr/>
                   </pic:nvPicPr>
                   <pic:blipFill>
@@ -2352,11 +2281,6 @@
                     <a:prstGeom prst="rect">
                       <a:avLst/>
                     </a:prstGeom>
-                    <a:ln w="12700">
-                      <a:solidFill>
-                        <a:srgbClr val="A6A6A6"/>
-                      </a:solidFill>
-                    </a:ln>
                   </pic:spPr>
                 </pic:pic>
               </a:graphicData>
@@ -2370,7 +2294,7 @@
         <w:pStyle w:val="Caption"/>
       </w:pPr>
       <w:r>
-        <w:t>Figure 11. Reviewing the comments attached to a report sent back for changes.</w:t>
+        <w:t>Figure 12. Reviewing - and if needed, updating - the comments attached to a report sent back for changes.</w:t>
       </w:r>
     </w:p>
     <w:p>
@@ -2420,6 +2344,7 @@
         <w:spacing w:before="120" w:after="240"/>
         <w:ind w:left="317"/>
       </w:pPr>
+      <w:proofErr w:type="gramStart"/>
       <w:r>
         <w:rPr>
           <w:b/>
@@ -2434,7 +2359,15 @@
           <w:i/>
           <w:color w:val="595959"/>
         </w:rPr>
-        <w:t xml:space="preserve">Sending a report back with comments is available while it's </w:t>
+        <w:t>Sending</w:t>
+      </w:r>
+      <w:proofErr w:type="gramEnd"/>
+      <w:r>
+        <w:rPr>
+          <w:i/>
+          <w:color w:val="595959"/>
+        </w:rPr>
+        <w:t xml:space="preserve"> a report back with comments is available while it's </w:t>
       </w:r>
       <w:r>
         <w:rPr>
@@ -2593,10 +2526,22 @@
           <w:b/>
           <w:bCs/>
         </w:rPr>
-        <w:t>changes requested</w:t>
-      </w:r>
-      <w:r>
-        <w:t xml:space="preserve">, or </w:t>
+        <w:t xml:space="preserve">changes </w:t>
+      </w:r>
+      <w:proofErr w:type="gramStart"/>
+      <w:r>
+        <w:rPr>
+          <w:b/>
+          <w:bCs/>
+        </w:rPr>
+        <w:t>requested</w:t>
+      </w:r>
+      <w:r>
+        <w:t>, or</w:t>
+      </w:r>
+      <w:proofErr w:type="gramEnd"/>
+      <w:r>
+        <w:t xml:space="preserve"> </w:t>
       </w:r>
       <w:r>
         <w:rPr>
@@ -2775,10 +2720,10 @@
           <w:noProof/>
         </w:rPr>
         <w:drawing>
-          <wp:inline distT="0" distB="0" distL="0" distR="0" wp14:anchorId="70FC2BCE" wp14:editId="1529841C">
+          <wp:inline distT="0" distB="0" distL="0" distR="0" wp14:anchorId="74432851" wp14:editId="4F6E8F74">
             <wp:extent cx="5486400" cy="3086100"/>
             <wp:effectExtent l="0" t="0" r="0" b="0"/>
-            <wp:docPr id="11" name="Picture 11"/>
+            <wp:docPr id="39" name="Picture 39"/>
             <wp:cNvGraphicFramePr>
               <a:graphicFrameLocks xmlns:a="http://schemas.openxmlformats.org/drawingml/2006/main" noChangeAspect="1"/>
             </wp:cNvGraphicFramePr>
@@ -2786,7 +2731,7 @@
               <a:graphicData uri="http://schemas.openxmlformats.org/drawingml/2006/picture">
                 <pic:pic xmlns:pic="http://schemas.openxmlformats.org/drawingml/2006/picture">
                   <pic:nvPicPr>
-                    <pic:cNvPr id="0" name="09_admin_edit_any_report.png"/>
+                    <pic:cNvPr id="0" name="fig12_edit_directly.png"/>
                     <pic:cNvPicPr/>
                   </pic:nvPicPr>
                   <pic:blipFill>
@@ -2803,11 +2748,6 @@
                     <a:prstGeom prst="rect">
                       <a:avLst/>
                     </a:prstGeom>
-                    <a:ln w="12700">
-                      <a:solidFill>
-                        <a:srgbClr val="A6A6A6"/>
-                      </a:solidFill>
-                    </a:ln>
                   </pic:spPr>
                 </pic:pic>
               </a:graphicData>
@@ -2821,7 +2761,7 @@
         <w:pStyle w:val="Caption"/>
       </w:pPr>
       <w:r>
-        <w:t>Figure 12. Editing an existing report directly as an administrator.</w:t>
+        <w:t>Figure 13. Editing an existing report directly as an administrator.</w:t>
       </w:r>
     </w:p>
     <w:p>
@@ -2877,6 +2817,7 @@
         <w:spacing w:before="120" w:after="240"/>
         <w:ind w:left="317"/>
       </w:pPr>
+      <w:proofErr w:type="gramStart"/>
       <w:r>
         <w:rPr>
           <w:b/>
@@ -2891,7 +2832,15 @@
           <w:i/>
           <w:color w:val="595959"/>
         </w:rPr>
-        <w:t xml:space="preserve">Saving your changes this way keeps the report at </w:t>
+        <w:t>Saving</w:t>
+      </w:r>
+      <w:proofErr w:type="gramEnd"/>
+      <w:r>
+        <w:rPr>
+          <w:i/>
+          <w:color w:val="595959"/>
+        </w:rPr>
+        <w:t xml:space="preserve"> your changes this way keeps the report at </w:t>
       </w:r>
       <w:r>
         <w:rPr>
@@ -2937,7 +2886,23 @@
           <w:i/>
           <w:color w:val="595959"/>
         </w:rPr>
-        <w:t xml:space="preserve"> report, be sure that's actually what you intend, since there's no further review after that; once you're satisfied, mark it </w:t>
+        <w:t xml:space="preserve"> report, be sure that's </w:t>
+      </w:r>
+      <w:proofErr w:type="gramStart"/>
+      <w:r>
+        <w:rPr>
+          <w:i/>
+          <w:color w:val="595959"/>
+        </w:rPr>
+        <w:t>actually what</w:t>
+      </w:r>
+      <w:proofErr w:type="gramEnd"/>
+      <w:r>
+        <w:rPr>
+          <w:i/>
+          <w:color w:val="595959"/>
+        </w:rPr>
+        <w:t xml:space="preserve"> you intend, since there's no further review after that; once you're satisfied, mark it </w:t>
       </w:r>
       <w:r>
         <w:rPr>
@@ -3000,7 +2965,15 @@
     </w:p>
     <w:p>
       <w:r>
-        <w:t xml:space="preserve">A confirmation window reminds you to double-check that the report has actually been downloaded and uploaded before you continue. Click </w:t>
+        <w:t xml:space="preserve">A confirmation window reminds you to double-check that the report has </w:t>
+      </w:r>
+      <w:proofErr w:type="gramStart"/>
+      <w:r>
+        <w:t>actually been</w:t>
+      </w:r>
+      <w:proofErr w:type="gramEnd"/>
+      <w:r>
+        <w:t xml:space="preserve"> downloaded and uploaded before you continue. Click </w:t>
       </w:r>
       <w:r>
         <w:rPr>
@@ -3010,7 +2983,15 @@
         <w:t>Complete</w:t>
       </w:r>
       <w:r>
-        <w:t xml:space="preserve"> to confirm, or </w:t>
+        <w:t xml:space="preserve"> to </w:t>
+      </w:r>
+      <w:proofErr w:type="gramStart"/>
+      <w:r>
+        <w:t>confirm, or</w:t>
+      </w:r>
+      <w:proofErr w:type="gramEnd"/>
+      <w:r>
+        <w:t xml:space="preserve"> </w:t>
       </w:r>
       <w:r>
         <w:rPr>
@@ -3051,10 +3032,10 @@
           <w:noProof/>
         </w:rPr>
         <w:drawing>
-          <wp:inline distT="0" distB="0" distL="0" distR="0" wp14:anchorId="74BDECD4" wp14:editId="353365DF">
+          <wp:inline distT="0" distB="0" distL="0" distR="0" wp14:anchorId="5F8241DC" wp14:editId="23258444">
             <wp:extent cx="5486400" cy="3086100"/>
             <wp:effectExtent l="0" t="0" r="0" b="0"/>
-            <wp:docPr id="23" name="Picture 23"/>
+            <wp:docPr id="40" name="Picture 40"/>
             <wp:cNvGraphicFramePr>
               <a:graphicFrameLocks xmlns:a="http://schemas.openxmlformats.org/drawingml/2006/main" noChangeAspect="1"/>
             </wp:cNvGraphicFramePr>
@@ -3062,7 +3043,7 @@
               <a:graphicData uri="http://schemas.openxmlformats.org/drawingml/2006/picture">
                 <pic:pic xmlns:pic="http://schemas.openxmlformats.org/drawingml/2006/picture">
                   <pic:nvPicPr>
-                    <pic:cNvPr id="0" name="fig_new_complete.png"/>
+                    <pic:cNvPr id="0" name="fig13_complete_confirm.png"/>
                     <pic:cNvPicPr/>
                   </pic:nvPicPr>
                   <pic:blipFill>
@@ -3092,7 +3073,7 @@
         <w:pStyle w:val="Caption"/>
       </w:pPr>
       <w:r>
-        <w:t>Figure 13. The Complete confirmation window, reached by clicking Complete on an Approved report.</w:t>
+        <w:t>Figure 14. The Complete confirmation window, reached by clicking Complete on an Approved report.</w:t>
       </w:r>
     </w:p>
     <w:p>
@@ -3159,7 +3140,15 @@
         <w:t>(</w:t>
       </w:r>
       <w:r>
-        <w:t>a duplicate, a call that didn't actually happen, anything that shouldn't go through review</w:t>
+        <w:t xml:space="preserve">a duplicate, a call that didn't </w:t>
+      </w:r>
+      <w:proofErr w:type="gramStart"/>
+      <w:r>
+        <w:t>actually happen</w:t>
+      </w:r>
+      <w:proofErr w:type="gramEnd"/>
+      <w:r>
+        <w:t>, anything that shouldn't go through review</w:t>
       </w:r>
       <w:r>
         <w:t>)</w:t>
@@ -3212,6 +3201,7 @@
       <w:r>
         <w:t xml:space="preserve"> to confirm, or </w:t>
       </w:r>
+      <w:proofErr w:type="gramStart"/>
       <w:r>
         <w:rPr>
           <w:b/>
@@ -3219,6 +3209,7 @@
         </w:rPr>
         <w:t>Back</w:t>
       </w:r>
+      <w:proofErr w:type="gramEnd"/>
       <w:r>
         <w:t xml:space="preserve"> to change your mind.</w:t>
       </w:r>
@@ -3229,10 +3220,10 @@
           <w:noProof/>
         </w:rPr>
         <w:drawing>
-          <wp:inline distT="0" distB="0" distL="0" distR="0" wp14:anchorId="0FD7E25F" wp14:editId="68141F7D">
+          <wp:inline distT="0" distB="0" distL="0" distR="0" wp14:anchorId="714FFB64" wp14:editId="246C319A">
             <wp:extent cx="5486400" cy="3086100"/>
             <wp:effectExtent l="0" t="0" r="0" b="0"/>
-            <wp:docPr id="24" name="Picture 24"/>
+            <wp:docPr id="41" name="Picture 41"/>
             <wp:cNvGraphicFramePr>
               <a:graphicFrameLocks xmlns:a="http://schemas.openxmlformats.org/drawingml/2006/main" noChangeAspect="1"/>
             </wp:cNvGraphicFramePr>
@@ -3240,7 +3231,7 @@
               <a:graphicData uri="http://schemas.openxmlformats.org/drawingml/2006/picture">
                 <pic:pic xmlns:pic="http://schemas.openxmlformats.org/drawingml/2006/picture">
                   <pic:nvPicPr>
-                    <pic:cNvPr id="0" name="fig_new_cancel.png"/>
+                    <pic:cNvPr id="0" name="fig14_cancel_confirm.png"/>
                     <pic:cNvPicPr/>
                   </pic:nvPicPr>
                   <pic:blipFill>
@@ -3270,7 +3261,7 @@
         <w:pStyle w:val="Caption"/>
       </w:pPr>
       <w:r>
-        <w:t>Figure 14. The Cancel confirmation window, reached by clicking Cancel on a Submitted report.</w:t>
+        <w:t>Figure 15. The Cancel confirmation window, reached by clicking Cancel on a Submitted report.</w:t>
       </w:r>
     </w:p>
     <w:p>
@@ -3333,6 +3324,7 @@
         <w:spacing w:before="120" w:after="240"/>
         <w:ind w:left="317"/>
       </w:pPr>
+      <w:proofErr w:type="gramStart"/>
       <w:r>
         <w:rPr>
           <w:b/>
@@ -3351,6 +3343,7 @@
         </w:rPr>
         <w:t>Cancel</w:t>
       </w:r>
+      <w:proofErr w:type="gramEnd"/>
       <w:r>
         <w:rPr>
           <w:i/>
@@ -3441,27 +3434,7 @@
         <w:keepNext/>
       </w:pPr>
       <w:r>
-        <w:t xml:space="preserve">Click </w:t>
-      </w:r>
-      <w:r>
-        <w:rPr>
-          <w:b/>
-          <w:bCs/>
-        </w:rPr>
-        <w:t>User Management</w:t>
-      </w:r>
-      <w:r>
-        <w:t xml:space="preserve"> in the sidebar, under </w:t>
-      </w:r>
-      <w:r>
-        <w:rPr>
-          <w:b/>
-          <w:bCs/>
-        </w:rPr>
-        <w:t>Administration</w:t>
-      </w:r>
-      <w:r>
-        <w:t>. This screen lists every account in the system, sorted alphabetically with administrator accounts grouped at the bottom.</w:t>
+        <w:t>Click User Management in the sidebar. This screen lists every account in the system, sorted alphabetically with administrator accounts grouped at the bottom.</w:t>
       </w:r>
     </w:p>
     <w:p>
@@ -3475,10 +3448,10 @@
           <w:noProof/>
         </w:rPr>
         <w:drawing>
-          <wp:inline distT="0" distB="0" distL="0" distR="0" wp14:anchorId="6708FB77" wp14:editId="5EA3E423">
+          <wp:inline distT="0" distB="0" distL="0" distR="0" wp14:anchorId="65B7A79A" wp14:editId="51A5A3CC">
             <wp:extent cx="5486400" cy="3086100"/>
             <wp:effectExtent l="0" t="0" r="0" b="0"/>
-            <wp:docPr id="12" name="Picture 12"/>
+            <wp:docPr id="42" name="Picture 42"/>
             <wp:cNvGraphicFramePr>
               <a:graphicFrameLocks xmlns:a="http://schemas.openxmlformats.org/drawingml/2006/main" noChangeAspect="1"/>
             </wp:cNvGraphicFramePr>
@@ -3486,7 +3459,7 @@
               <a:graphicData uri="http://schemas.openxmlformats.org/drawingml/2006/picture">
                 <pic:pic xmlns:pic="http://schemas.openxmlformats.org/drawingml/2006/picture">
                   <pic:nvPicPr>
-                    <pic:cNvPr id="0" name="11_user_management_list.png"/>
+                    <pic:cNvPr id="0" name="fig15_user_management.png"/>
                     <pic:cNvPicPr/>
                   </pic:nvPicPr>
                   <pic:blipFill>
@@ -3503,11 +3476,6 @@
                     <a:prstGeom prst="rect">
                       <a:avLst/>
                     </a:prstGeom>
-                    <a:ln w="12700">
-                      <a:solidFill>
-                        <a:srgbClr val="A6A6A6"/>
-                      </a:solidFill>
-                    </a:ln>
                   </pic:spPr>
                 </pic:pic>
               </a:graphicData>
@@ -3521,7 +3489,7 @@
         <w:pStyle w:val="Caption"/>
       </w:pPr>
       <w:r>
-        <w:t>Figure 15. The User Management screen.</w:t>
+        <w:t>Figure 16. The User Management screen.</w:t>
       </w:r>
     </w:p>
     <w:p>
@@ -3697,10 +3665,10 @@
           <w:noProof/>
         </w:rPr>
         <w:drawing>
-          <wp:inline distT="0" distB="0" distL="0" distR="0" wp14:anchorId="5073FFBC" wp14:editId="0D26B427">
+          <wp:inline distT="0" distB="0" distL="0" distR="0" wp14:anchorId="5A89B5AE" wp14:editId="700BB59D">
             <wp:extent cx="5486400" cy="3086100"/>
             <wp:effectExtent l="0" t="0" r="0" b="0"/>
-            <wp:docPr id="13" name="Picture 13"/>
+            <wp:docPr id="43" name="Picture 43"/>
             <wp:cNvGraphicFramePr>
               <a:graphicFrameLocks xmlns:a="http://schemas.openxmlformats.org/drawingml/2006/main" noChangeAspect="1"/>
             </wp:cNvGraphicFramePr>
@@ -3708,7 +3676,7 @@
               <a:graphicData uri="http://schemas.openxmlformats.org/drawingml/2006/picture">
                 <pic:pic xmlns:pic="http://schemas.openxmlformats.org/drawingml/2006/picture">
                   <pic:nvPicPr>
-                    <pic:cNvPr id="0" name="12_create_user_modal_filled.png"/>
+                    <pic:cNvPr id="0" name="fig16_create_user_filled.png"/>
                     <pic:cNvPicPr/>
                   </pic:nvPicPr>
                   <pic:blipFill>
@@ -3725,11 +3693,6 @@
                     <a:prstGeom prst="rect">
                       <a:avLst/>
                     </a:prstGeom>
-                    <a:ln w="12700">
-                      <a:solidFill>
-                        <a:srgbClr val="A6A6A6"/>
-                      </a:solidFill>
-                    </a:ln>
                   </pic:spPr>
                 </pic:pic>
               </a:graphicData>
@@ -3743,7 +3706,15 @@
         <w:pStyle w:val="Caption"/>
       </w:pPr>
       <w:r>
-        <w:t>Figure 16. The Create User window, filled in.</w:t>
+        <w:t xml:space="preserve">Figure 17. The Create User </w:t>
+      </w:r>
+      <w:proofErr w:type="gramStart"/>
+      <w:r>
+        <w:t>window,</w:t>
+      </w:r>
+      <w:proofErr w:type="gramEnd"/>
+      <w:r>
+        <w:t xml:space="preserve"> filled in.</w:t>
       </w:r>
     </w:p>
     <w:p>
@@ -3792,10 +3763,10 @@
           <w:noProof/>
         </w:rPr>
         <w:drawing>
-          <wp:inline distT="0" distB="0" distL="0" distR="0" wp14:anchorId="20DA0261" wp14:editId="6699FE48">
+          <wp:inline distT="0" distB="0" distL="0" distR="0" wp14:anchorId="0C434D56" wp14:editId="0CFA951E">
             <wp:extent cx="5486400" cy="3086100"/>
             <wp:effectExtent l="0" t="0" r="0" b="0"/>
-            <wp:docPr id="14" name="Picture 14"/>
+            <wp:docPr id="44" name="Picture 44"/>
             <wp:cNvGraphicFramePr>
               <a:graphicFrameLocks xmlns:a="http://schemas.openxmlformats.org/drawingml/2006/main" noChangeAspect="1"/>
             </wp:cNvGraphicFramePr>
@@ -3803,7 +3774,7 @@
               <a:graphicData uri="http://schemas.openxmlformats.org/drawingml/2006/picture">
                 <pic:pic xmlns:pic="http://schemas.openxmlformats.org/drawingml/2006/picture">
                   <pic:nvPicPr>
-                    <pic:cNvPr id="0" name="13_user_management_list_with_new_user.png"/>
+                    <pic:cNvPr id="0" name="fig17_user_list_after_create.png"/>
                     <pic:cNvPicPr/>
                   </pic:nvPicPr>
                   <pic:blipFill>
@@ -3820,11 +3791,6 @@
                     <a:prstGeom prst="rect">
                       <a:avLst/>
                     </a:prstGeom>
-                    <a:ln w="12700">
-                      <a:solidFill>
-                        <a:srgbClr val="A6A6A6"/>
-                      </a:solidFill>
-                    </a:ln>
                   </pic:spPr>
                 </pic:pic>
               </a:graphicData>
@@ -3838,7 +3804,7 @@
         <w:pStyle w:val="Caption"/>
       </w:pPr>
       <w:r>
-        <w:t>Figure 17. The user list after creating a new account.</w:t>
+        <w:t>Figure 18. The user list after creating a new account.</w:t>
       </w:r>
     </w:p>
     <w:p>
@@ -3854,6 +3820,7 @@
           <w:color w:val="595959"/>
         </w:rPr>
       </w:pPr>
+      <w:proofErr w:type="gramStart"/>
       <w:r>
         <w:rPr>
           <w:b/>
@@ -3868,7 +3835,15 @@
           <w:i/>
           <w:color w:val="595959"/>
         </w:rPr>
-        <w:t xml:space="preserve">Give the person their password through a separate, secure channel </w:t>
+        <w:t>Give</w:t>
+      </w:r>
+      <w:proofErr w:type="gramEnd"/>
+      <w:r>
+        <w:rPr>
+          <w:i/>
+          <w:color w:val="595959"/>
+        </w:rPr>
+        <w:t xml:space="preserve"> the person their password through a separate, secure channel </w:t>
       </w:r>
       <w:r>
         <w:rPr>
@@ -4050,10 +4025,10 @@
           <w:noProof/>
         </w:rPr>
         <w:drawing>
-          <wp:inline distT="0" distB="0" distL="0" distR="0" wp14:anchorId="3CBCEF17" wp14:editId="372D2484">
+          <wp:inline distT="0" distB="0" distL="0" distR="0" wp14:anchorId="04374E35" wp14:editId="58C00478">
             <wp:extent cx="5486400" cy="3086100"/>
             <wp:effectExtent l="0" t="0" r="0" b="0"/>
-            <wp:docPr id="15" name="Picture 15"/>
+            <wp:docPr id="45" name="Picture 45"/>
             <wp:cNvGraphicFramePr>
               <a:graphicFrameLocks xmlns:a="http://schemas.openxmlformats.org/drawingml/2006/main" noChangeAspect="1"/>
             </wp:cNvGraphicFramePr>
@@ -4061,7 +4036,7 @@
               <a:graphicData uri="http://schemas.openxmlformats.org/drawingml/2006/picture">
                 <pic:pic xmlns:pic="http://schemas.openxmlformats.org/drawingml/2006/picture">
                   <pic:nvPicPr>
-                    <pic:cNvPr id="0" name="14_edit_user_modal.png"/>
+                    <pic:cNvPr id="0" name="fig18_edit_user.png"/>
                     <pic:cNvPicPr/>
                   </pic:nvPicPr>
                   <pic:blipFill>
@@ -4078,11 +4053,6 @@
                     <a:prstGeom prst="rect">
                       <a:avLst/>
                     </a:prstGeom>
-                    <a:ln w="12700">
-                      <a:solidFill>
-                        <a:srgbClr val="A6A6A6"/>
-                      </a:solidFill>
-                    </a:ln>
                   </pic:spPr>
                 </pic:pic>
               </a:graphicData>
@@ -4096,7 +4066,7 @@
         <w:pStyle w:val="Caption"/>
       </w:pPr>
       <w:r>
-        <w:t>Figure 18. The Edit User window.</w:t>
+        <w:t>Figure 19. The Edit User window.</w:t>
       </w:r>
     </w:p>
     <w:p>
@@ -4138,6 +4108,7 @@
       <w:r>
         <w:t xml:space="preserve">or </w:t>
       </w:r>
+      <w:proofErr w:type="gramStart"/>
       <w:r>
         <w:rPr>
           <w:b/>
@@ -4145,6 +4116,7 @@
         </w:rPr>
         <w:t>Cancel</w:t>
       </w:r>
+      <w:proofErr w:type="gramEnd"/>
       <w:r>
         <w:t xml:space="preserve"> to discard your changes.</w:t>
       </w:r>
@@ -4173,6 +4145,7 @@
         <w:spacing w:before="120" w:after="240"/>
         <w:ind w:left="317"/>
       </w:pPr>
+      <w:proofErr w:type="gramStart"/>
       <w:r>
         <w:rPr>
           <w:b/>
@@ -4187,35 +4160,45 @@
           <w:i/>
           <w:color w:val="595959"/>
         </w:rPr>
-        <w:t>Deletion works as long as the account has no PCR still in progress (draft, submitted, approved, or changes requested)</w:t>
-      </w:r>
+        <w:t>Deletion</w:t>
+      </w:r>
+      <w:proofErr w:type="gramEnd"/>
       <w:r>
         <w:rPr>
           <w:i/>
           <w:color w:val="595959"/>
         </w:rPr>
-        <w:t>;</w:t>
-      </w:r>
+        <w:t xml:space="preserve"> works </w:t>
+      </w:r>
+      <w:proofErr w:type="gramStart"/>
       <w:r>
         <w:rPr>
           <w:i/>
           <w:color w:val="595959"/>
         </w:rPr>
-        <w:t xml:space="preserve"> the system blocks it otherwise, to protect that report's history. Completed and cancelled reports don't count against this; their stats are archived automatically before the account is removed. For anyone who's </w:t>
-      </w:r>
+        <w:t>as long as</w:t>
+      </w:r>
+      <w:proofErr w:type="gramEnd"/>
       <w:r>
         <w:rPr>
           <w:i/>
           <w:color w:val="595959"/>
         </w:rPr>
-        <w:t>been</w:t>
+        <w:t xml:space="preserve"> the account has no PCR still in progress (draft, submitted, approved, or changes requested)</w:t>
       </w:r>
       <w:r>
         <w:rPr>
           <w:i/>
           <w:color w:val="595959"/>
         </w:rPr>
-        <w:t xml:space="preserve"> an active responder, use </w:t>
+        <w:t>;</w:t>
+      </w:r>
+      <w:r>
+        <w:rPr>
+          <w:i/>
+          <w:color w:val="595959"/>
+        </w:rPr>
+        <w:t xml:space="preserve"> the system blocks it otherwise, to protect that report's history. Completed and cancelled reports don't count against this; their stats are archived automatically before the account is removed. For anyone who's been an active responder, use </w:t>
       </w:r>
       <w:r>
         <w:rPr>
@@ -4305,10 +4288,10 @@
           <w:noProof/>
         </w:rPr>
         <w:drawing>
-          <wp:inline distT="0" distB="0" distL="0" distR="0" wp14:anchorId="59DEA9A7" wp14:editId="4E1F535E">
+          <wp:inline distT="0" distB="0" distL="0" distR="0" wp14:anchorId="597858CB" wp14:editId="78F33E7B">
             <wp:extent cx="5486400" cy="3086100"/>
             <wp:effectExtent l="0" t="0" r="0" b="0"/>
-            <wp:docPr id="16" name="Picture 16"/>
+            <wp:docPr id="46" name="Picture 46"/>
             <wp:cNvGraphicFramePr>
               <a:graphicFrameLocks xmlns:a="http://schemas.openxmlformats.org/drawingml/2006/main" noChangeAspect="1"/>
             </wp:cNvGraphicFramePr>
@@ -4316,7 +4299,7 @@
               <a:graphicData uri="http://schemas.openxmlformats.org/drawingml/2006/picture">
                 <pic:pic xmlns:pic="http://schemas.openxmlformats.org/drawingml/2006/picture">
                   <pic:nvPicPr>
-                    <pic:cNvPr id="0" name="15_reset_password_modal.png"/>
+                    <pic:cNvPr id="0" name="fig19_reset_password.png"/>
                     <pic:cNvPicPr/>
                   </pic:nvPicPr>
                   <pic:blipFill>
@@ -4333,11 +4316,6 @@
                     <a:prstGeom prst="rect">
                       <a:avLst/>
                     </a:prstGeom>
-                    <a:ln w="12700">
-                      <a:solidFill>
-                        <a:srgbClr val="A6A6A6"/>
-                      </a:solidFill>
-                    </a:ln>
                   </pic:spPr>
                 </pic:pic>
               </a:graphicData>
@@ -4351,7 +4329,7 @@
         <w:pStyle w:val="Caption"/>
       </w:pPr>
       <w:r>
-        <w:t>Figure 19. The Reset Password window, opened from within Edit User.</w:t>
+        <w:t>Figure 20. The Reset Password window, opened from within Edit User.</w:t>
       </w:r>
     </w:p>
     <w:p>
@@ -4465,6 +4443,7 @@
         <w:spacing w:before="120" w:after="240"/>
         <w:ind w:left="317"/>
       </w:pPr>
+      <w:proofErr w:type="gramStart"/>
       <w:r>
         <w:rPr>
           <w:b/>
@@ -4479,7 +4458,15 @@
           <w:i/>
           <w:color w:val="595959"/>
         </w:rPr>
-        <w:t>The user will need this new password the next time they sign in. Pass it along the same way you would a newly created account's password</w:t>
+        <w:t>The</w:t>
+      </w:r>
+      <w:proofErr w:type="gramEnd"/>
+      <w:r>
+        <w:rPr>
+          <w:i/>
+          <w:color w:val="595959"/>
+        </w:rPr>
+        <w:t xml:space="preserve"> user will need this new password the next time they sign in. Pass it along the same way you would a newly created account's password</w:t>
       </w:r>
       <w:r>
         <w:rPr>
@@ -4524,10 +4511,10 @@
           <w:noProof/>
         </w:rPr>
         <w:drawing>
-          <wp:inline distT="0" distB="0" distL="0" distR="0" wp14:anchorId="22CE25FA" wp14:editId="59939FB7">
+          <wp:inline distT="0" distB="0" distL="0" distR="0" wp14:anchorId="26B0F39D" wp14:editId="6D7E9C7C">
             <wp:extent cx="5486400" cy="3086100"/>
             <wp:effectExtent l="0" t="0" r="0" b="0"/>
-            <wp:docPr id="17" name="Picture 17"/>
+            <wp:docPr id="47" name="Picture 47"/>
             <wp:cNvGraphicFramePr>
               <a:graphicFrameLocks xmlns:a="http://schemas.openxmlformats.org/drawingml/2006/main" noChangeAspect="1"/>
             </wp:cNvGraphicFramePr>
@@ -4535,7 +4522,7 @@
               <a:graphicData uri="http://schemas.openxmlformats.org/drawingml/2006/picture">
                 <pic:pic xmlns:pic="http://schemas.openxmlformats.org/drawingml/2006/picture">
                   <pic:nvPicPr>
-                    <pic:cNvPr id="0" name="16_user_deactivated.png"/>
+                    <pic:cNvPr id="0" name="fig20_deactivated.png"/>
                     <pic:cNvPicPr/>
                   </pic:nvPicPr>
                   <pic:blipFill>
@@ -4552,11 +4539,6 @@
                     <a:prstGeom prst="rect">
                       <a:avLst/>
                     </a:prstGeom>
-                    <a:ln w="12700">
-                      <a:solidFill>
-                        <a:srgbClr val="A6A6A6"/>
-                      </a:solidFill>
-                    </a:ln>
                   </pic:spPr>
                 </pic:pic>
               </a:graphicData>
@@ -4570,7 +4552,7 @@
         <w:pStyle w:val="Caption"/>
       </w:pPr>
       <w:r>
-        <w:t>Figure 20. A user's account after clicking Deactivate — their status in the list changes to Inactive.</w:t>
+        <w:t>Figure 21. A user's account after clicking Deactivate — their status in the list changes to Inactive.</w:t>
       </w:r>
     </w:p>
     <w:p>
@@ -4582,6 +4564,7 @@
         <w:spacing w:before="120" w:after="240"/>
         <w:ind w:left="317"/>
       </w:pPr>
+      <w:proofErr w:type="gramStart"/>
       <w:r>
         <w:rPr>
           <w:b/>
@@ -4596,21 +4579,45 @@
           <w:i/>
           <w:color w:val="595959"/>
         </w:rPr>
-        <w:t>You can't deactivate your own account while you're signed in as it, and the system won't let you deactivate the last remaining active administrator —</w:t>
-      </w:r>
+        <w:t>You</w:t>
+      </w:r>
+      <w:proofErr w:type="gramEnd"/>
       <w:r>
         <w:rPr>
           <w:i/>
           <w:color w:val="595959"/>
         </w:rPr>
-        <w:t xml:space="preserve"> </w:t>
+        <w:t xml:space="preserve"> can't deactivate your own account while you're signed in as it, and the system won't let you deactivate the last remaining active administrator —</w:t>
       </w:r>
       <w:r>
         <w:rPr>
           <w:i/>
           <w:color w:val="595959"/>
         </w:rPr>
-        <w:t xml:space="preserve">at least one has to stay able to sign in. Both the </w:t>
+        <w:t xml:space="preserve"> </w:t>
+      </w:r>
+      <w:r>
+        <w:rPr>
+          <w:i/>
+          <w:color w:val="595959"/>
+        </w:rPr>
+        <w:t xml:space="preserve">at least one </w:t>
+      </w:r>
+      <w:proofErr w:type="gramStart"/>
+      <w:r>
+        <w:rPr>
+          <w:i/>
+          <w:color w:val="595959"/>
+        </w:rPr>
+        <w:t>has to</w:t>
+      </w:r>
+      <w:proofErr w:type="gramEnd"/>
+      <w:r>
+        <w:rPr>
+          <w:i/>
+          <w:color w:val="595959"/>
+        </w:rPr>
+        <w:t xml:space="preserve"> stay able to sign in. Both the </w:t>
       </w:r>
       <w:r>
         <w:rPr>
@@ -4651,7 +4658,7 @@
       </w:pPr>
       <w:r>
         <w:lastRenderedPageBreak/>
-        <w:t>13. Managing the Responder List</w:t>
+        <w:t>13. Managing the Responder and Primary PSM Lists</w:t>
       </w:r>
     </w:p>
     <w:p>
@@ -4699,10 +4706,10 @@
           <w:noProof/>
         </w:rPr>
         <w:drawing>
-          <wp:inline distT="0" distB="0" distL="0" distR="0" wp14:anchorId="0F631CA7" wp14:editId="684EFF18">
+          <wp:inline distT="0" distB="0" distL="0" distR="0" wp14:anchorId="2D4621B5" wp14:editId="7687DC84">
             <wp:extent cx="5486400" cy="3086100"/>
             <wp:effectExtent l="0" t="0" r="0" b="0"/>
-            <wp:docPr id="18" name="Picture 18"/>
+            <wp:docPr id="48" name="Picture 48"/>
             <wp:cNvGraphicFramePr>
               <a:graphicFrameLocks xmlns:a="http://schemas.openxmlformats.org/drawingml/2006/main" noChangeAspect="1"/>
             </wp:cNvGraphicFramePr>
@@ -4710,7 +4717,7 @@
               <a:graphicData uri="http://schemas.openxmlformats.org/drawingml/2006/picture">
                 <pic:pic xmlns:pic="http://schemas.openxmlformats.org/drawingml/2006/picture">
                   <pic:nvPicPr>
-                    <pic:cNvPr id="0" name="16_user_deactivated.png"/>
+                    <pic:cNvPr id="0" name="fig20_deactivated.png"/>
                     <pic:cNvPicPr/>
                   </pic:nvPicPr>
                   <pic:blipFill>
@@ -4727,11 +4734,6 @@
                     <a:prstGeom prst="rect">
                       <a:avLst/>
                     </a:prstGeom>
-                    <a:ln w="12700">
-                      <a:solidFill>
-                        <a:srgbClr val="A6A6A6"/>
-                      </a:solidFill>
-                    </a:ln>
                   </pic:spPr>
                 </pic:pic>
               </a:graphicData>
@@ -4745,7 +4747,7 @@
         <w:pStyle w:val="Caption"/>
       </w:pPr>
       <w:r>
-        <w:t>Figure 21. The Responders section, at the bottom of User Management.</w:t>
+        <w:t>Figure 22. The Responders section, below the user list on User Management.</w:t>
       </w:r>
     </w:p>
     <w:p>
@@ -4818,10 +4820,10 @@
           <w:noProof/>
         </w:rPr>
         <w:drawing>
-          <wp:inline distT="0" distB="0" distL="0" distR="0" wp14:anchorId="399D200C" wp14:editId="5BE34E84">
+          <wp:inline distT="0" distB="0" distL="0" distR="0" wp14:anchorId="5523A3E5" wp14:editId="5353706A">
             <wp:extent cx="5486400" cy="3086100"/>
             <wp:effectExtent l="0" t="0" r="0" b="0"/>
-            <wp:docPr id="19" name="Picture 19"/>
+            <wp:docPr id="49" name="Picture 49"/>
             <wp:cNvGraphicFramePr>
               <a:graphicFrameLocks xmlns:a="http://schemas.openxmlformats.org/drawingml/2006/main" noChangeAspect="1"/>
             </wp:cNvGraphicFramePr>
@@ -4829,7 +4831,7 @@
               <a:graphicData uri="http://schemas.openxmlformats.org/drawingml/2006/picture">
                 <pic:pic xmlns:pic="http://schemas.openxmlformats.org/drawingml/2006/picture">
                   <pic:nvPicPr>
-                    <pic:cNvPr id="0" name="18_add_responder_modal.png"/>
+                    <pic:cNvPr id="0" name="fig22_add_responder.png"/>
                     <pic:cNvPicPr/>
                   </pic:nvPicPr>
                   <pic:blipFill>
@@ -4846,11 +4848,6 @@
                     <a:prstGeom prst="rect">
                       <a:avLst/>
                     </a:prstGeom>
-                    <a:ln w="12700">
-                      <a:solidFill>
-                        <a:srgbClr val="A6A6A6"/>
-                      </a:solidFill>
-                    </a:ln>
                   </pic:spPr>
                 </pic:pic>
               </a:graphicData>
@@ -4864,7 +4861,7 @@
         <w:pStyle w:val="Caption"/>
       </w:pPr>
       <w:r>
-        <w:t>Figure 22. Adding a new responder.</w:t>
+        <w:t>Figure 23. Adding a new responder.</w:t>
       </w:r>
     </w:p>
     <w:p>
@@ -4914,10 +4911,10 @@
           <w:noProof/>
         </w:rPr>
         <w:drawing>
-          <wp:inline distT="0" distB="0" distL="0" distR="0" wp14:anchorId="3A47F5D8" wp14:editId="75AF3BC7">
+          <wp:inline distT="0" distB="0" distL="0" distR="0" wp14:anchorId="430C85BF" wp14:editId="5273D829">
             <wp:extent cx="5486400" cy="3086100"/>
             <wp:effectExtent l="0" t="0" r="0" b="0"/>
-            <wp:docPr id="20" name="Picture 20"/>
+            <wp:docPr id="50" name="Picture 50"/>
             <wp:cNvGraphicFramePr>
               <a:graphicFrameLocks xmlns:a="http://schemas.openxmlformats.org/drawingml/2006/main" noChangeAspect="1"/>
             </wp:cNvGraphicFramePr>
@@ -4925,7 +4922,7 @@
               <a:graphicData uri="http://schemas.openxmlformats.org/drawingml/2006/picture">
                 <pic:pic xmlns:pic="http://schemas.openxmlformats.org/drawingml/2006/picture">
                   <pic:nvPicPr>
-                    <pic:cNvPr id="0" name="19_responders_list_updated.png"/>
+                    <pic:cNvPr id="0" name="fig23_responder_list.png"/>
                     <pic:cNvPicPr/>
                   </pic:nvPicPr>
                   <pic:blipFill>
@@ -4942,11 +4939,6 @@
                     <a:prstGeom prst="rect">
                       <a:avLst/>
                     </a:prstGeom>
-                    <a:ln w="12700">
-                      <a:solidFill>
-                        <a:srgbClr val="A6A6A6"/>
-                      </a:solidFill>
-                    </a:ln>
                   </pic:spPr>
                 </pic:pic>
               </a:graphicData>
@@ -4960,7 +4952,7 @@
         <w:pStyle w:val="Caption"/>
       </w:pPr>
       <w:r>
-        <w:t>Figure 23. The responder list after adding a new name.</w:t>
+        <w:t>Figure 24. The responder list after adding a new name.</w:t>
       </w:r>
     </w:p>
     <w:p>
@@ -4977,6 +4969,7 @@
       <w:r>
         <w:t xml:space="preserve"> next to any responder to rename them or </w:t>
       </w:r>
+      <w:proofErr w:type="gramStart"/>
       <w:r>
         <w:rPr>
           <w:b/>
@@ -4984,6 +4977,7 @@
         </w:rPr>
         <w:t>Remove</w:t>
       </w:r>
+      <w:proofErr w:type="gramEnd"/>
       <w:r>
         <w:t xml:space="preserve"> to take them off the list. Removing a responder doesn't change any report that already used their name</w:t>
       </w:r>
@@ -5004,556 +4998,20 @@
     </w:p>
     <w:p>
       <w:pPr>
-        <w:pStyle w:val="Heading1"/>
+        <w:pStyle w:val="Heading2"/>
       </w:pPr>
       <w:r>
         <w:lastRenderedPageBreak/>
-        <w:t>14. Semester Setup and Roster Review</w:t>
-      </w:r>
-    </w:p>
-    <w:p>
-      <w:r>
-        <w:t>The team's roster changes every semester as members join, graduate, or step back. Two points in the year are worth a deliberate pass through the responder list and user accounts: the start of the fall semester, when the roster is largely rebuilt, and the start of winter semester, when it's worth a lighter review. Keeping both current keeps PCRs accurate and keeps sign-in access limited to people who are actually on the team.</w:t>
-      </w:r>
-    </w:p>
-    <w:p>
-      <w:pPr>
-        <w:pStyle w:val="Heading2"/>
-      </w:pPr>
-      <w:r>
-        <w:t>Start of Semester</w:t>
-      </w:r>
-    </w:p>
-    <w:p>
-      <w:pPr>
-        <w:pStyle w:val="Heading3"/>
-      </w:pPr>
-      <w:r>
-        <w:t>Build the responder list</w:t>
-      </w:r>
-    </w:p>
-    <w:p>
-      <w:r>
-        <w:t xml:space="preserve">The </w:t>
-      </w:r>
-      <w:r>
-        <w:rPr>
-          <w:b/>
-          <w:bCs/>
-        </w:rPr>
-        <w:t>Responders Involved</w:t>
-      </w:r>
-      <w:r>
-        <w:t xml:space="preserve"> fields on the PCR form search the responder list to suggest names as someone fills out a report</w:t>
-      </w:r>
-      <w:r>
-        <w:t xml:space="preserve">, </w:t>
-      </w:r>
-      <w:r>
-        <w:t xml:space="preserve">up to four responders per report, on top of the </w:t>
-      </w:r>
-      <w:r>
-        <w:rPr>
-          <w:b/>
-          <w:bCs/>
-        </w:rPr>
-        <w:t>Supervisor</w:t>
-      </w:r>
-      <w:r>
-        <w:t xml:space="preserve"> field (</w:t>
-      </w:r>
-      <w:r>
-        <w:rPr>
-          <w:b/>
-          <w:bCs/>
-        </w:rPr>
-        <w:t>User Guide</w:t>
-      </w:r>
-      <w:r>
-        <w:t xml:space="preserve">, </w:t>
-      </w:r>
-      <w:r>
-        <w:rPr>
-          <w:b/>
-          <w:bCs/>
-        </w:rPr>
-        <w:t>Basic Information</w:t>
-      </w:r>
-      <w:r>
-        <w:t>). Keeping that list current matters for two reasons: responders can find themselves and their teammates by name instead of typing it freehand every time, and it keeps each person's name spelled consistently across every report they appear on</w:t>
-      </w:r>
-      <w:r>
-        <w:t xml:space="preserve">, </w:t>
-      </w:r>
-      <w:r>
-        <w:t xml:space="preserve">which is what ties their calls together correctly in the </w:t>
-      </w:r>
-      <w:r>
-        <w:rPr>
-          <w:b/>
-          <w:bCs/>
-        </w:rPr>
-        <w:t>Call Tracker</w:t>
-      </w:r>
-      <w:r>
-        <w:t xml:space="preserve"> statistics on the </w:t>
-      </w:r>
-      <w:r>
-        <w:rPr>
-          <w:b/>
-          <w:bCs/>
-        </w:rPr>
-        <w:t>Dashboard</w:t>
-      </w:r>
-      <w:r>
-        <w:t xml:space="preserve"> and in </w:t>
-      </w:r>
-      <w:r>
-        <w:rPr>
-          <w:b/>
-          <w:bCs/>
-        </w:rPr>
-        <w:t>Activity Logs</w:t>
-      </w:r>
-      <w:r>
-        <w:t>.</w:t>
-      </w:r>
-    </w:p>
-    <w:p>
-      <w:r>
-        <w:t>Add every new responder joining the team this semester, and remove anyone who's no longer on the team (Section 13, Managing the Responder List).</w:t>
-      </w:r>
-    </w:p>
-    <w:p>
-      <w:pPr>
-        <w:keepLines/>
-        <w:pBdr>
-          <w:left w:val="single" w:sz="12" w:space="8" w:color="8B1E2D"/>
-        </w:pBdr>
-        <w:spacing w:before="120" w:after="240"/>
-        <w:ind w:left="317"/>
-      </w:pPr>
-      <w:r>
-        <w:rPr>
-          <w:b/>
-          <w:caps/>
-          <w:color w:val="8B1E2D"/>
-          <w:sz w:val="19"/>
-        </w:rPr>
-        <w:t xml:space="preserve">Note  </w:t>
-      </w:r>
-      <w:r>
-        <w:rPr>
-          <w:i/>
-          <w:color w:val="595959"/>
-        </w:rPr>
-        <w:t>Removing a responder from the list doesn't change any report that already used their name — it only affects what gets suggested going forward.</w:t>
-      </w:r>
-    </w:p>
-    <w:p>
-      <w:pPr>
-        <w:pStyle w:val="Heading3"/>
-      </w:pPr>
-    </w:p>
-    <w:p>
-      <w:pPr>
-        <w:pStyle w:val="Heading3"/>
-      </w:pPr>
-      <w:r>
-        <w:t>Create supervisor accounts</w:t>
-      </w:r>
-    </w:p>
-    <w:p>
-      <w:r>
-        <w:t xml:space="preserve">Create an account for each supervisor so they can sign in and file PCRs (Section 12, Creating a User). Choose the Role </w:t>
-      </w:r>
-      <w:r>
-        <w:t>as</w:t>
-      </w:r>
-      <w:r>
-        <w:t xml:space="preserve"> User </w:t>
-      </w:r>
-      <w:r>
-        <w:t xml:space="preserve">for all supervisors, </w:t>
-      </w:r>
-      <w:r>
-        <w:rPr>
-          <w:b/>
-          <w:bCs/>
-        </w:rPr>
-        <w:t>even Administrators that respond to calls need a separate User account</w:t>
-      </w:r>
-      <w:r>
-        <w:t>.</w:t>
-      </w:r>
-    </w:p>
-    <w:p>
-      <w:pPr>
-        <w:tabs>
-          <w:tab w:val="left" w:pos="576"/>
-        </w:tabs>
-        <w:spacing w:after="80"/>
-        <w:ind w:left="576" w:hanging="576"/>
-      </w:pPr>
-      <w:r>
-        <w:rPr>
-          <w:b/>
-        </w:rPr>
-        <w:t>1.</w:t>
-      </w:r>
-      <w:r>
-        <w:rPr>
-          <w:b/>
-        </w:rPr>
-        <w:tab/>
-      </w:r>
-      <w:r>
-        <w:t>Create the account (Section 12, Creating a User).</w:t>
-      </w:r>
-    </w:p>
-    <w:p>
-      <w:pPr>
-        <w:tabs>
-          <w:tab w:val="left" w:pos="576"/>
-        </w:tabs>
-        <w:spacing w:after="80"/>
-        <w:ind w:left="576" w:hanging="576"/>
-      </w:pPr>
-      <w:r>
-        <w:rPr>
-          <w:b/>
-        </w:rPr>
-        <w:t>2.</w:t>
-      </w:r>
-      <w:r>
-        <w:rPr>
-          <w:b/>
-        </w:rPr>
-        <w:tab/>
-      </w:r>
-      <w:r>
-        <w:t>Send the supervisor their username and the password you set, through a separate secure channel. The application doesn't email credentials automatically.</w:t>
-      </w:r>
-    </w:p>
-    <w:p>
-      <w:pPr>
-        <w:tabs>
-          <w:tab w:val="left" w:pos="576"/>
-        </w:tabs>
-        <w:spacing w:after="80"/>
-        <w:ind w:left="576" w:hanging="576"/>
-      </w:pPr>
-      <w:r>
-        <w:rPr>
-          <w:b/>
-        </w:rPr>
-        <w:t>3.</w:t>
-      </w:r>
-      <w:r>
-        <w:rPr>
-          <w:b/>
-        </w:rPr>
-        <w:tab/>
-      </w:r>
-      <w:r>
-        <w:t>Let them know they can come to you for a password reset (Section 12, Resetting a Password) if they ever lose it.</w:t>
-      </w:r>
-    </w:p>
-    <w:p>
-      <w:pPr>
-        <w:pStyle w:val="Heading3"/>
-      </w:pPr>
-      <w:r>
-        <w:t>Activate, deactivate, or delete based on roster status</w:t>
-      </w:r>
-    </w:p>
-    <w:p>
-      <w:r>
-        <w:t>Go through the user list and match each account to that person's status this semester.</w:t>
-      </w:r>
-    </w:p>
-    <w:p>
-      <w:pPr>
-        <w:pStyle w:val="ListBullet"/>
-      </w:pPr>
-      <w:r>
-        <w:rPr>
-          <w:b/>
-        </w:rPr>
-        <w:t xml:space="preserve">Returning members: </w:t>
-      </w:r>
-      <w:r>
-        <w:t xml:space="preserve">if their account is </w:t>
-      </w:r>
-      <w:r>
-        <w:rPr>
-          <w:b/>
-          <w:bCs/>
-        </w:rPr>
-        <w:t>Inactive</w:t>
-      </w:r>
-      <w:r>
-        <w:t xml:space="preserve"> from a previous semester, click </w:t>
-      </w:r>
-      <w:r>
-        <w:rPr>
-          <w:b/>
-          <w:bCs/>
-        </w:rPr>
-        <w:t>Activate</w:t>
-      </w:r>
-      <w:r>
-        <w:t xml:space="preserve"> (Section 12) rather than creating a new account for them.</w:t>
-      </w:r>
-    </w:p>
-    <w:p>
-      <w:pPr>
-        <w:pStyle w:val="ListBullet"/>
-      </w:pPr>
-      <w:r>
-        <w:rPr>
-          <w:b/>
-        </w:rPr>
-        <w:t xml:space="preserve">Members who've left the team: </w:t>
-      </w:r>
-      <w:r>
-        <w:t xml:space="preserve">click </w:t>
-      </w:r>
-      <w:r>
-        <w:rPr>
-          <w:b/>
-          <w:bCs/>
-        </w:rPr>
-        <w:t>Deactivate</w:t>
-      </w:r>
-      <w:r>
-        <w:t>. This blocks sign-in without touching their submitted reports or history</w:t>
-      </w:r>
-      <w:r>
-        <w:t xml:space="preserve">; </w:t>
-      </w:r>
-      <w:r>
-        <w:t xml:space="preserve">the safer default, and the only option once someone has ever submitted a report (see below). </w:t>
-      </w:r>
-    </w:p>
-    <w:p>
-      <w:pPr>
-        <w:pStyle w:val="ListBullet"/>
-      </w:pPr>
-      <w:r>
-        <w:rPr>
-          <w:b/>
-        </w:rPr>
-        <w:lastRenderedPageBreak/>
-        <w:t xml:space="preserve">Accounts you're sure were created by mistake: </w:t>
-      </w:r>
-      <w:r>
-        <w:t xml:space="preserve">click </w:t>
-      </w:r>
-      <w:r>
-        <w:rPr>
-          <w:b/>
-          <w:bCs/>
-        </w:rPr>
-        <w:t>Delete User</w:t>
-      </w:r>
-      <w:r>
-        <w:t xml:space="preserve"> instead, from inside </w:t>
-      </w:r>
-      <w:r>
-        <w:rPr>
-          <w:b/>
-          <w:bCs/>
-        </w:rPr>
-        <w:t>Edit User</w:t>
-      </w:r>
-      <w:r>
-        <w:t xml:space="preserve">. This only works once the account has nothing still in progress (draft, submitted, approved, or changes requested); completed and cancelled reports don't block it, since their stats are archived automatically. In practice </w:t>
-      </w:r>
-      <w:r>
-        <w:rPr>
-          <w:b/>
-          <w:bCs/>
-        </w:rPr>
-        <w:t>Delete</w:t>
-      </w:r>
-      <w:r>
-        <w:t xml:space="preserve"> is </w:t>
-      </w:r>
-      <w:r>
-        <w:t>used for responders who fully left the team</w:t>
-      </w:r>
-      <w:r>
-        <w:t xml:space="preserve">; </w:t>
-      </w:r>
-      <w:r>
-        <w:rPr>
-          <w:b/>
-          <w:bCs/>
-        </w:rPr>
-        <w:t>Deactivate</w:t>
-      </w:r>
-      <w:r>
-        <w:t xml:space="preserve"> is the safer default for </w:t>
-      </w:r>
-      <w:r>
-        <w:t>responders on temporary leave</w:t>
-      </w:r>
-      <w:r>
-        <w:t>.</w:t>
-      </w:r>
-    </w:p>
-    <w:p>
-      <w:pPr>
-        <w:keepLines/>
-        <w:pBdr>
-          <w:left w:val="single" w:sz="12" w:space="8" w:color="8B1E2D"/>
-        </w:pBdr>
-        <w:spacing w:before="120" w:after="240"/>
-        <w:ind w:left="317"/>
-      </w:pPr>
-      <w:r>
-        <w:rPr>
-          <w:b/>
-          <w:caps/>
-          <w:color w:val="8B1E2D"/>
-          <w:sz w:val="19"/>
-        </w:rPr>
-        <w:t xml:space="preserve">Note  </w:t>
-      </w:r>
-      <w:r>
-        <w:rPr>
-          <w:i/>
-          <w:color w:val="595959"/>
-        </w:rPr>
-        <w:t>You can't deactivate your own account while signed in as it, and the system won't let you take the last active admin offline</w:t>
-      </w:r>
-      <w:r>
-        <w:rPr>
-          <w:i/>
-          <w:color w:val="595959"/>
-        </w:rPr>
-        <w:t xml:space="preserve">; </w:t>
-      </w:r>
-      <w:r>
-        <w:rPr>
-          <w:i/>
-          <w:color w:val="595959"/>
-        </w:rPr>
-        <w:t>one has to stay able to sign in at all times.</w:t>
-      </w:r>
-    </w:p>
-    <w:p>
-      <w:pPr>
-        <w:pStyle w:val="Heading2"/>
-      </w:pPr>
-    </w:p>
-    <w:p>
-      <w:pPr>
-        <w:pStyle w:val="Heading2"/>
-      </w:pPr>
-      <w:r>
-        <w:t>Winter Semester Review</w:t>
-      </w:r>
-    </w:p>
-    <w:p>
-      <w:r>
-        <w:t>Winter semester is a lighter check, not a full rebuild</w:t>
-      </w:r>
-      <w:r>
-        <w:t xml:space="preserve">; </w:t>
-      </w:r>
-      <w:r>
-        <w:t>most of the roster carries over from the fall.</w:t>
-      </w:r>
-    </w:p>
-    <w:p>
-      <w:pPr>
-        <w:tabs>
-          <w:tab w:val="left" w:pos="576"/>
-        </w:tabs>
-        <w:spacing w:after="80"/>
-        <w:ind w:left="576" w:hanging="576"/>
-      </w:pPr>
-      <w:r>
-        <w:rPr>
-          <w:b/>
-        </w:rPr>
-        <w:t>1.</w:t>
-      </w:r>
-      <w:r>
-        <w:rPr>
-          <w:b/>
-        </w:rPr>
-        <w:tab/>
-      </w:r>
-      <w:r>
-        <w:t>Review the responder list (Section 13) for anyone who joined or left since the fall setup, and update it.</w:t>
-      </w:r>
-    </w:p>
-    <w:p>
-      <w:pPr>
-        <w:tabs>
-          <w:tab w:val="left" w:pos="576"/>
-        </w:tabs>
-        <w:spacing w:after="80"/>
-        <w:ind w:left="576" w:hanging="576"/>
-      </w:pPr>
-      <w:r>
-        <w:rPr>
-          <w:b/>
-        </w:rPr>
-        <w:t>2.</w:t>
-      </w:r>
-      <w:r>
-        <w:rPr>
-          <w:b/>
-        </w:rPr>
-        <w:tab/>
-      </w:r>
-      <w:r>
-        <w:t>Review the user list (Section 12) the same way: activate anyone returning after a break, deactivate anyone who's stepped back, and delete any mistakenly-created accounts that don't have anything still in progress.</w:t>
-      </w:r>
-    </w:p>
-    <w:p>
-      <w:pPr>
-        <w:pStyle w:val="Heading1"/>
-      </w:pPr>
-      <w:r>
-        <w:br w:type="page"/>
-      </w:r>
-    </w:p>
-    <w:p>
-      <w:pPr>
-        <w:pStyle w:val="Heading1"/>
-      </w:pPr>
-      <w:r>
-        <w:lastRenderedPageBreak/>
-        <w:t>15. Activity Logs</w:t>
-      </w:r>
-    </w:p>
-    <w:p>
-      <w:pPr>
-        <w:keepNext/>
-      </w:pPr>
-      <w:r>
-        <w:t xml:space="preserve">Click </w:t>
-      </w:r>
-      <w:r>
-        <w:rPr>
-          <w:b/>
-          <w:bCs/>
-        </w:rPr>
-        <w:t>Activity Logs</w:t>
-      </w:r>
-      <w:r>
-        <w:t xml:space="preserve"> in the sidebar to see a running record of activity across the whole application: logins, PCR creation and edits, submissions, approvals, requested changes, completions, cancellations, user management changes, and more.</w:t>
-      </w:r>
-    </w:p>
-    <w:p>
-      <w:pPr>
-        <w:keepNext/>
-        <w:spacing w:before="120"/>
+        <w:t>Managing the Primary PSM List</w:t>
+      </w:r>
+    </w:p>
+    <w:p>
+      <w:r>
+        <w:t>The Primary PSM section works the same way, directly below Responders. It's the list of names that populate the searchable Primary PSM dropdown in the Basic Information section of the PCR form.</w:t>
+      </w:r>
+    </w:p>
+    <w:p>
+      <w:pPr>
         <w:jc w:val="center"/>
       </w:pPr>
       <w:r>
@@ -5561,10 +5019,10 @@
           <w:noProof/>
         </w:rPr>
         <w:drawing>
-          <wp:inline distT="0" distB="0" distL="0" distR="0" wp14:anchorId="5E95391A" wp14:editId="1DBC855F">
+          <wp:inline distT="0" distB="0" distL="0" distR="0" wp14:anchorId="41388CB0" wp14:editId="317A1614">
             <wp:extent cx="5486400" cy="3086100"/>
             <wp:effectExtent l="0" t="0" r="0" b="0"/>
-            <wp:docPr id="21" name="Picture 21"/>
+            <wp:docPr id="51" name="Picture 51"/>
             <wp:cNvGraphicFramePr>
               <a:graphicFrameLocks xmlns:a="http://schemas.openxmlformats.org/drawingml/2006/main" noChangeAspect="1"/>
             </wp:cNvGraphicFramePr>
@@ -5572,7 +5030,7 @@
               <a:graphicData uri="http://schemas.openxmlformats.org/drawingml/2006/picture">
                 <pic:pic xmlns:pic="http://schemas.openxmlformats.org/drawingml/2006/picture">
                   <pic:nvPicPr>
-                    <pic:cNvPr id="0" name="20_activity_logs.png"/>
+                    <pic:cNvPr id="0" name="fig23b_psm_section.png"/>
                     <pic:cNvPicPr/>
                   </pic:nvPicPr>
                   <pic:blipFill>
@@ -5589,11 +5047,6 @@
                     <a:prstGeom prst="rect">
                       <a:avLst/>
                     </a:prstGeom>
-                    <a:ln w="12700">
-                      <a:solidFill>
-                        <a:srgbClr val="A6A6A6"/>
-                      </a:solidFill>
-                    </a:ln>
                   </pic:spPr>
                 </pic:pic>
               </a:graphicData>
@@ -5607,32 +5060,96 @@
         <w:pStyle w:val="Caption"/>
       </w:pPr>
       <w:r>
-        <w:t>Figure 24. The Activity Logs screen.</w:t>
-      </w:r>
-    </w:p>
-    <w:p>
-      <w:r>
-        <w:t>Use the filters</w:t>
-      </w:r>
-      <w:r>
-        <w:t xml:space="preserve">: </w:t>
+        <w:t>Figure 25. The Primary PSM section, below Responders on the User Management screen.</w:t>
+      </w:r>
+    </w:p>
+    <w:p>
+      <w:r>
+        <w:t>Click Add PSM Member, type the name, and click Save, exactly as with a responder. Edit and Remove work the same way too, and a name that isn't on the list can still be typed in freeform on the PCR form.</w:t>
+      </w:r>
+    </w:p>
+    <w:p>
+      <w:pPr>
+        <w:pStyle w:val="Heading1"/>
+      </w:pPr>
+      <w:r>
+        <w:br w:type="page"/>
+      </w:r>
+    </w:p>
+    <w:p>
+      <w:pPr>
+        <w:pStyle w:val="Heading1"/>
+      </w:pPr>
+      <w:r>
+        <w:lastRenderedPageBreak/>
+        <w:t>14. Semester Setup and Roster Review</w:t>
+      </w:r>
+    </w:p>
+    <w:p>
+      <w:r>
+        <w:t xml:space="preserve">The team's roster changes every semester as members join, graduate, or step back. Two points in the year are worth a deliberate pass through the responder list and user accounts: the start of the fall semester, when the roster is largely rebuilt, and the start of winter semester, when it's worth a lighter review. Keeping both current keeps PCRs accurate and keeps sign-in access limited to people who are </w:t>
+      </w:r>
+      <w:proofErr w:type="gramStart"/>
+      <w:r>
+        <w:t>actually on</w:t>
+      </w:r>
+      <w:proofErr w:type="gramEnd"/>
+      <w:r>
+        <w:t xml:space="preserve"> the team.</w:t>
+      </w:r>
+    </w:p>
+    <w:p>
+      <w:pPr>
+        <w:pStyle w:val="Heading2"/>
+      </w:pPr>
+      <w:r>
+        <w:t>Start of Semester</w:t>
+      </w:r>
+    </w:p>
+    <w:p>
+      <w:pPr>
+        <w:pStyle w:val="Heading3"/>
+      </w:pPr>
+      <w:r>
+        <w:t>Build the responder list</w:t>
+      </w:r>
+    </w:p>
+    <w:p>
+      <w:r>
+        <w:t xml:space="preserve">The </w:t>
       </w:r>
       <w:r>
         <w:rPr>
           <w:b/>
           <w:bCs/>
         </w:rPr>
-        <w:t>Action</w:t>
+        <w:t>Responders Involved</w:t>
+      </w:r>
+      <w:r>
+        <w:t xml:space="preserve"> fields on the PCR form search the responder list to suggest names as someone fills out a report</w:t>
       </w:r>
       <w:r>
         <w:t xml:space="preserve">, </w:t>
       </w:r>
       <w:r>
+        <w:t xml:space="preserve">up to four responders per report, on top of the </w:t>
+      </w:r>
+      <w:r>
         <w:rPr>
           <w:b/>
           <w:bCs/>
         </w:rPr>
-        <w:t>Username</w:t>
+        <w:t>Supervisor</w:t>
+      </w:r>
+      <w:r>
+        <w:t xml:space="preserve"> field (</w:t>
+      </w:r>
+      <w:r>
+        <w:rPr>
+          <w:b/>
+          <w:bCs/>
+        </w:rPr>
+        <w:t>User Guide</w:t>
       </w:r>
       <w:r>
         <w:t xml:space="preserve">, </w:t>
@@ -5642,58 +5159,59 @@
           <w:b/>
           <w:bCs/>
         </w:rPr>
-        <w:t>Date From</w:t>
+        <w:t>Basic Information</w:t>
+      </w:r>
+      <w:r>
+        <w:t>). Keeping that list current matters for two reasons: responders can find themselves and their teammates by name instead of typing it freehand every time, and it keeps each person's name spelled consistently across every report they appear on</w:t>
       </w:r>
       <w:r>
         <w:t xml:space="preserve">, </w:t>
       </w:r>
       <w:r>
+        <w:t xml:space="preserve">which is what ties their calls together correctly in the </w:t>
+      </w:r>
+      <w:r>
         <w:rPr>
           <w:b/>
           <w:bCs/>
         </w:rPr>
-        <w:t>Date To</w:t>
-      </w:r>
-      <w:r>
-        <w:t xml:space="preserve"> to narrow the list down. Click </w:t>
+        <w:t>Call Tracker</w:t>
+      </w:r>
+      <w:r>
+        <w:t xml:space="preserve"> statistics on the </w:t>
       </w:r>
       <w:r>
         <w:rPr>
           <w:b/>
           <w:bCs/>
         </w:rPr>
-        <w:t>Clear Filters</w:t>
-      </w:r>
-      <w:r>
-        <w:t xml:space="preserve"> to reset them.</w:t>
-      </w:r>
-    </w:p>
-    <w:p>
-      <w:pPr>
-        <w:pStyle w:val="ListBullet"/>
-      </w:pPr>
-      <w:r>
-        <w:rPr>
-          <w:b/>
-        </w:rPr>
-        <w:t xml:space="preserve">Refresh: </w:t>
-      </w:r>
-      <w:r>
-        <w:t>reload the list without changing your filters.</w:t>
-      </w:r>
-    </w:p>
-    <w:p>
-      <w:pPr>
-        <w:pStyle w:val="ListBullet"/>
-      </w:pPr>
-      <w:r>
-        <w:rPr>
-          <w:b/>
-        </w:rPr>
-        <w:t xml:space="preserve">Clean: </w:t>
-      </w:r>
-      <w:r>
-        <w:t>permanently delete old log entries past the retention period. You'll be asked to confirm before anything is deleted.</w:t>
+        <w:t>Dashboard</w:t>
+      </w:r>
+      <w:r>
+        <w:t xml:space="preserve"> and in </w:t>
+      </w:r>
+      <w:r>
+        <w:rPr>
+          <w:b/>
+          <w:bCs/>
+        </w:rPr>
+        <w:t>Activity Logs</w:t>
+      </w:r>
+      <w:r>
+        <w:t>.</w:t>
+      </w:r>
+    </w:p>
+    <w:p>
+      <w:r>
+        <w:t xml:space="preserve">Add every new responder joining the team this </w:t>
+      </w:r>
+      <w:proofErr w:type="gramStart"/>
+      <w:r>
+        <w:t>semester, and</w:t>
+      </w:r>
+      <w:proofErr w:type="gramEnd"/>
+      <w:r>
+        <w:t xml:space="preserve"> remove anyone who's no longer on the team (Section 13, Managing the Responder List).</w:t>
       </w:r>
     </w:p>
     <w:p>
@@ -5705,6 +5223,7 @@
         <w:spacing w:before="120" w:after="240"/>
         <w:ind w:left="317"/>
       </w:pPr>
+      <w:proofErr w:type="gramStart"/>
       <w:r>
         <w:rPr>
           <w:b/>
@@ -5719,20 +5238,693 @@
           <w:i/>
           <w:color w:val="595959"/>
         </w:rPr>
-        <w:t>This log is the most reliable way to answer "who did what, and when"</w:t>
-      </w:r>
+        <w:t>Removing</w:t>
+      </w:r>
+      <w:proofErr w:type="gramEnd"/>
       <w:r>
         <w:rPr>
           <w:i/>
           <w:color w:val="595959"/>
         </w:rPr>
+        <w:t xml:space="preserve"> a responder from the list doesn't change any report that already used their name — it only affects what gets suggested going forward.</w:t>
+      </w:r>
+    </w:p>
+    <w:p>
+      <w:pPr>
+        <w:pStyle w:val="Heading3"/>
+      </w:pPr>
+    </w:p>
+    <w:p>
+      <w:pPr>
+        <w:pStyle w:val="Heading3"/>
+      </w:pPr>
+      <w:r>
+        <w:t>Create supervisor accounts</w:t>
+      </w:r>
+    </w:p>
+    <w:p>
+      <w:r>
+        <w:t xml:space="preserve">Create an account for each supervisor so they can sign in and file PCRs (Section 12, Creating a User). Choose the Role </w:t>
+      </w:r>
+      <w:r>
+        <w:t>as</w:t>
+      </w:r>
+      <w:r>
+        <w:t xml:space="preserve"> User </w:t>
+      </w:r>
+      <w:r>
+        <w:t xml:space="preserve">for all supervisors, </w:t>
+      </w:r>
+      <w:r>
+        <w:rPr>
+          <w:b/>
+          <w:bCs/>
+        </w:rPr>
+        <w:t>even Administrators that respond to calls need a separate User account</w:t>
+      </w:r>
+      <w:r>
+        <w:t>.</w:t>
+      </w:r>
+    </w:p>
+    <w:p>
+      <w:pPr>
+        <w:tabs>
+          <w:tab w:val="left" w:pos="576"/>
+        </w:tabs>
+        <w:spacing w:after="80"/>
+        <w:ind w:left="576" w:hanging="576"/>
+      </w:pPr>
+      <w:r>
+        <w:rPr>
+          <w:b/>
+        </w:rPr>
+        <w:t>1.</w:t>
+      </w:r>
+      <w:r>
+        <w:rPr>
+          <w:b/>
+        </w:rPr>
+        <w:tab/>
+      </w:r>
+      <w:r>
+        <w:t>Create the account (Section 12, Creating a User).</w:t>
+      </w:r>
+    </w:p>
+    <w:p>
+      <w:pPr>
+        <w:tabs>
+          <w:tab w:val="left" w:pos="576"/>
+        </w:tabs>
+        <w:spacing w:after="80"/>
+        <w:ind w:left="576" w:hanging="576"/>
+      </w:pPr>
+      <w:r>
+        <w:rPr>
+          <w:b/>
+        </w:rPr>
+        <w:t>2.</w:t>
+      </w:r>
+      <w:r>
+        <w:rPr>
+          <w:b/>
+        </w:rPr>
+        <w:tab/>
+      </w:r>
+      <w:r>
+        <w:t xml:space="preserve">Send the supervisor their username and the password you </w:t>
+      </w:r>
+      <w:proofErr w:type="gramStart"/>
+      <w:r>
+        <w:t>set,</w:t>
+      </w:r>
+      <w:proofErr w:type="gramEnd"/>
+      <w:r>
+        <w:t xml:space="preserve"> through a separate secure channel. The application doesn't email credentials automatically.</w:t>
+      </w:r>
+    </w:p>
+    <w:p>
+      <w:pPr>
+        <w:tabs>
+          <w:tab w:val="left" w:pos="576"/>
+        </w:tabs>
+        <w:spacing w:after="80"/>
+        <w:ind w:left="576" w:hanging="576"/>
+      </w:pPr>
+      <w:r>
+        <w:rPr>
+          <w:b/>
+        </w:rPr>
+        <w:t>3.</w:t>
+      </w:r>
+      <w:r>
+        <w:rPr>
+          <w:b/>
+        </w:rPr>
+        <w:tab/>
+      </w:r>
+      <w:r>
+        <w:t>Let them know they can come to you for a password reset (Section 12, Resetting a Password) if they ever lose it.</w:t>
+      </w:r>
+    </w:p>
+    <w:p>
+      <w:pPr>
+        <w:pStyle w:val="Heading3"/>
+      </w:pPr>
+      <w:r>
+        <w:t>Activate, deactivate, or delete based on roster status</w:t>
+      </w:r>
+    </w:p>
+    <w:p>
+      <w:r>
+        <w:t>Go through the user list and match each account to that person's status this semester.</w:t>
+      </w:r>
+    </w:p>
+    <w:p>
+      <w:pPr>
+        <w:pStyle w:val="ListBullet"/>
+      </w:pPr>
+      <w:r>
+        <w:rPr>
+          <w:b/>
+        </w:rPr>
+        <w:t xml:space="preserve">Returning members: </w:t>
+      </w:r>
+      <w:r>
+        <w:t xml:space="preserve">if their account is </w:t>
+      </w:r>
+      <w:r>
+        <w:rPr>
+          <w:b/>
+          <w:bCs/>
+        </w:rPr>
+        <w:t>Inactive</w:t>
+      </w:r>
+      <w:r>
+        <w:t xml:space="preserve"> from a previous semester, click </w:t>
+      </w:r>
+      <w:r>
+        <w:rPr>
+          <w:b/>
+          <w:bCs/>
+        </w:rPr>
+        <w:t>Activate</w:t>
+      </w:r>
+      <w:r>
+        <w:t xml:space="preserve"> (Section 12) rather than creating a new account for them.</w:t>
+      </w:r>
+    </w:p>
+    <w:p>
+      <w:pPr>
+        <w:pStyle w:val="ListBullet"/>
+      </w:pPr>
+      <w:r>
+        <w:rPr>
+          <w:b/>
+        </w:rPr>
+        <w:t xml:space="preserve">Members who've left the team: </w:t>
+      </w:r>
+      <w:r>
+        <w:t xml:space="preserve">click </w:t>
+      </w:r>
+      <w:r>
+        <w:rPr>
+          <w:b/>
+          <w:bCs/>
+        </w:rPr>
+        <w:t>Deactivate</w:t>
+      </w:r>
+      <w:r>
+        <w:t>. This blocks sign-in without touching their submitted reports or history</w:t>
+      </w:r>
+      <w:r>
         <w:t xml:space="preserve">; </w:t>
+      </w:r>
+      <w:r>
+        <w:t xml:space="preserve">the safer default, and the only option once someone has ever submitted a report (see below). </w:t>
+      </w:r>
+    </w:p>
+    <w:p>
+      <w:pPr>
+        <w:pStyle w:val="ListBullet"/>
+      </w:pPr>
+      <w:r>
+        <w:rPr>
+          <w:b/>
+        </w:rPr>
+        <w:lastRenderedPageBreak/>
+        <w:t xml:space="preserve">Accounts you're sure were created by mistake: </w:t>
+      </w:r>
+      <w:r>
+        <w:t xml:space="preserve">click </w:t>
+      </w:r>
+      <w:r>
+        <w:rPr>
+          <w:b/>
+          <w:bCs/>
+        </w:rPr>
+        <w:t>Delete User</w:t>
+      </w:r>
+      <w:r>
+        <w:t xml:space="preserve"> instead, from inside </w:t>
+      </w:r>
+      <w:r>
+        <w:rPr>
+          <w:b/>
+          <w:bCs/>
+        </w:rPr>
+        <w:t>Edit User</w:t>
+      </w:r>
+      <w:r>
+        <w:t xml:space="preserve">. This only works once the account has nothing still in progress (draft, submitted, approved, or changes requested); completed and cancelled reports don't block it, since their stats are archived automatically. In practice </w:t>
+      </w:r>
+      <w:r>
+        <w:rPr>
+          <w:b/>
+          <w:bCs/>
+        </w:rPr>
+        <w:t>Delete</w:t>
+      </w:r>
+      <w:r>
+        <w:t xml:space="preserve"> is </w:t>
+      </w:r>
+      <w:r>
+        <w:t>used for responders who fully left the team</w:t>
+      </w:r>
+      <w:r>
+        <w:t xml:space="preserve">; </w:t>
+      </w:r>
+      <w:r>
+        <w:rPr>
+          <w:b/>
+          <w:bCs/>
+        </w:rPr>
+        <w:t>Deactivate</w:t>
+      </w:r>
+      <w:r>
+        <w:t xml:space="preserve"> is the safer default for </w:t>
+      </w:r>
+      <w:r>
+        <w:t>responders on temporary leave</w:t>
+      </w:r>
+      <w:r>
+        <w:t>.</w:t>
+      </w:r>
+    </w:p>
+    <w:p>
+      <w:pPr>
+        <w:keepLines/>
+        <w:pBdr>
+          <w:left w:val="single" w:sz="12" w:space="8" w:color="8B1E2D"/>
+        </w:pBdr>
+        <w:spacing w:before="120" w:after="240"/>
+        <w:ind w:left="317"/>
+      </w:pPr>
+      <w:proofErr w:type="gramStart"/>
+      <w:r>
+        <w:rPr>
+          <w:b/>
+          <w:caps/>
+          <w:color w:val="8B1E2D"/>
+          <w:sz w:val="19"/>
+        </w:rPr>
+        <w:t xml:space="preserve">Note  </w:t>
       </w:r>
       <w:r>
         <w:rPr>
           <w:i/>
           <w:color w:val="595959"/>
         </w:rPr>
+        <w:t>You</w:t>
+      </w:r>
+      <w:proofErr w:type="gramEnd"/>
+      <w:r>
+        <w:rPr>
+          <w:i/>
+          <w:color w:val="595959"/>
+        </w:rPr>
+        <w:t xml:space="preserve"> can't deactivate your own account while signed in as it</w:t>
+      </w:r>
+      <w:proofErr w:type="gramStart"/>
+      <w:r>
+        <w:rPr>
+          <w:i/>
+          <w:color w:val="595959"/>
+        </w:rPr>
+        <w:t>, and</w:t>
+      </w:r>
+      <w:proofErr w:type="gramEnd"/>
+      <w:r>
+        <w:rPr>
+          <w:i/>
+          <w:color w:val="595959"/>
+        </w:rPr>
+        <w:t xml:space="preserve"> the system won't let you take the last active admin offline</w:t>
+      </w:r>
+      <w:r>
+        <w:rPr>
+          <w:i/>
+          <w:color w:val="595959"/>
+        </w:rPr>
+        <w:t xml:space="preserve">; </w:t>
+      </w:r>
+      <w:r>
+        <w:rPr>
+          <w:i/>
+          <w:color w:val="595959"/>
+        </w:rPr>
+        <w:t xml:space="preserve">one </w:t>
+      </w:r>
+      <w:proofErr w:type="gramStart"/>
+      <w:r>
+        <w:rPr>
+          <w:i/>
+          <w:color w:val="595959"/>
+        </w:rPr>
+        <w:t>has to</w:t>
+      </w:r>
+      <w:proofErr w:type="gramEnd"/>
+      <w:r>
+        <w:rPr>
+          <w:i/>
+          <w:color w:val="595959"/>
+        </w:rPr>
+        <w:t xml:space="preserve"> stay able to </w:t>
+      </w:r>
+      <w:proofErr w:type="gramStart"/>
+      <w:r>
+        <w:rPr>
+          <w:i/>
+          <w:color w:val="595959"/>
+        </w:rPr>
+        <w:t>sign in at all times</w:t>
+      </w:r>
+      <w:proofErr w:type="gramEnd"/>
+      <w:r>
+        <w:rPr>
+          <w:i/>
+          <w:color w:val="595959"/>
+        </w:rPr>
+        <w:t>.</w:t>
+      </w:r>
+    </w:p>
+    <w:p>
+      <w:pPr>
+        <w:pStyle w:val="Heading2"/>
+      </w:pPr>
+    </w:p>
+    <w:p>
+      <w:pPr>
+        <w:pStyle w:val="Heading2"/>
+      </w:pPr>
+      <w:r>
+        <w:t>Winter Semester Review</w:t>
+      </w:r>
+    </w:p>
+    <w:p>
+      <w:r>
+        <w:t>Winter semester is a lighter check, not a full rebuild</w:t>
+      </w:r>
+      <w:r>
+        <w:t xml:space="preserve">; </w:t>
+      </w:r>
+      <w:r>
+        <w:t>most of the roster carries over from the fall.</w:t>
+      </w:r>
+    </w:p>
+    <w:p>
+      <w:pPr>
+        <w:tabs>
+          <w:tab w:val="left" w:pos="576"/>
+        </w:tabs>
+        <w:spacing w:after="80"/>
+        <w:ind w:left="576" w:hanging="576"/>
+      </w:pPr>
+      <w:r>
+        <w:rPr>
+          <w:b/>
+        </w:rPr>
+        <w:t>1.</w:t>
+      </w:r>
+      <w:r>
+        <w:rPr>
+          <w:b/>
+        </w:rPr>
+        <w:tab/>
+      </w:r>
+      <w:r>
+        <w:t xml:space="preserve">Review the responder list (Section 13) for anyone who </w:t>
+      </w:r>
+      <w:proofErr w:type="gramStart"/>
+      <w:r>
+        <w:t>joined</w:t>
+      </w:r>
+      <w:proofErr w:type="gramEnd"/>
+      <w:r>
+        <w:t xml:space="preserve"> or left since the fall </w:t>
+      </w:r>
+      <w:proofErr w:type="gramStart"/>
+      <w:r>
+        <w:t>setup, and</w:t>
+      </w:r>
+      <w:proofErr w:type="gramEnd"/>
+      <w:r>
+        <w:t xml:space="preserve"> update it.</w:t>
+      </w:r>
+    </w:p>
+    <w:p>
+      <w:pPr>
+        <w:tabs>
+          <w:tab w:val="left" w:pos="576"/>
+        </w:tabs>
+        <w:spacing w:after="80"/>
+        <w:ind w:left="576" w:hanging="576"/>
+      </w:pPr>
+      <w:r>
+        <w:rPr>
+          <w:b/>
+        </w:rPr>
+        <w:t>2.</w:t>
+      </w:r>
+      <w:r>
+        <w:rPr>
+          <w:b/>
+        </w:rPr>
+        <w:tab/>
+      </w:r>
+      <w:r>
+        <w:t xml:space="preserve">Review the user list (Section 12) the same way: activate anyone returning after a break, deactivate anyone who's stepped back, and delete any </w:t>
+      </w:r>
+      <w:proofErr w:type="gramStart"/>
+      <w:r>
+        <w:t>mistakenly-created</w:t>
+      </w:r>
+      <w:proofErr w:type="gramEnd"/>
+      <w:r>
+        <w:t xml:space="preserve"> accounts that don't have anything still in progress.</w:t>
+      </w:r>
+    </w:p>
+    <w:p>
+      <w:pPr>
+        <w:pStyle w:val="Heading1"/>
+      </w:pPr>
+      <w:r>
+        <w:br w:type="page"/>
+      </w:r>
+    </w:p>
+    <w:p>
+      <w:pPr>
+        <w:pStyle w:val="Heading1"/>
+      </w:pPr>
+      <w:r>
+        <w:lastRenderedPageBreak/>
+        <w:t>15. Activity Logs</w:t>
+      </w:r>
+    </w:p>
+    <w:p>
+      <w:pPr>
+        <w:keepNext/>
+      </w:pPr>
+      <w:r>
+        <w:t xml:space="preserve">Click </w:t>
+      </w:r>
+      <w:r>
+        <w:rPr>
+          <w:b/>
+          <w:bCs/>
+        </w:rPr>
+        <w:t>Activity Logs</w:t>
+      </w:r>
+      <w:r>
+        <w:t xml:space="preserve"> in the sidebar to see a running record of activity across the whole application: logins, PCR creation and edits, submissions, approvals, requested changes, completions, cancellations, user management changes, and more.</w:t>
+      </w:r>
+    </w:p>
+    <w:p>
+      <w:pPr>
+        <w:keepNext/>
+        <w:spacing w:before="120"/>
+        <w:jc w:val="center"/>
+      </w:pPr>
+      <w:r>
+        <w:rPr>
+          <w:noProof/>
+        </w:rPr>
+        <w:drawing>
+          <wp:inline distT="0" distB="0" distL="0" distR="0" wp14:anchorId="33ADC473" wp14:editId="2C5638AF">
+            <wp:extent cx="5486400" cy="3086100"/>
+            <wp:effectExtent l="0" t="0" r="0" b="0"/>
+            <wp:docPr id="52" name="Picture 52"/>
+            <wp:cNvGraphicFramePr>
+              <a:graphicFrameLocks xmlns:a="http://schemas.openxmlformats.org/drawingml/2006/main" noChangeAspect="1"/>
+            </wp:cNvGraphicFramePr>
+            <a:graphic xmlns:a="http://schemas.openxmlformats.org/drawingml/2006/main">
+              <a:graphicData uri="http://schemas.openxmlformats.org/drawingml/2006/picture">
+                <pic:pic xmlns:pic="http://schemas.openxmlformats.org/drawingml/2006/picture">
+                  <pic:nvPicPr>
+                    <pic:cNvPr id="0" name="fig24_activity_logs.png"/>
+                    <pic:cNvPicPr/>
+                  </pic:nvPicPr>
+                  <pic:blipFill>
+                    <a:blip r:embed="rId31"/>
+                    <a:stretch>
+                      <a:fillRect/>
+                    </a:stretch>
+                  </pic:blipFill>
+                  <pic:spPr>
+                    <a:xfrm>
+                      <a:off x="0" y="0"/>
+                      <a:ext cx="5486400" cy="3086100"/>
+                    </a:xfrm>
+                    <a:prstGeom prst="rect">
+                      <a:avLst/>
+                    </a:prstGeom>
+                  </pic:spPr>
+                </pic:pic>
+              </a:graphicData>
+            </a:graphic>
+          </wp:inline>
+        </w:drawing>
+      </w:r>
+    </w:p>
+    <w:p>
+      <w:pPr>
+        <w:pStyle w:val="Caption"/>
+      </w:pPr>
+      <w:r>
+        <w:t>Figure 26. The Activity Logs screen.</w:t>
+      </w:r>
+    </w:p>
+    <w:p>
+      <w:r>
+        <w:t>Use the filters</w:t>
+      </w:r>
+      <w:r>
+        <w:t xml:space="preserve">: </w:t>
+      </w:r>
+      <w:r>
+        <w:rPr>
+          <w:b/>
+          <w:bCs/>
+        </w:rPr>
+        <w:t>Action</w:t>
+      </w:r>
+      <w:r>
+        <w:t xml:space="preserve">, </w:t>
+      </w:r>
+      <w:r>
+        <w:rPr>
+          <w:b/>
+          <w:bCs/>
+        </w:rPr>
+        <w:t>Username</w:t>
+      </w:r>
+      <w:r>
+        <w:t xml:space="preserve">, </w:t>
+      </w:r>
+      <w:r>
+        <w:rPr>
+          <w:b/>
+          <w:bCs/>
+        </w:rPr>
+        <w:t>Date From</w:t>
+      </w:r>
+      <w:r>
+        <w:t xml:space="preserve">, </w:t>
+      </w:r>
+      <w:r>
+        <w:rPr>
+          <w:b/>
+          <w:bCs/>
+        </w:rPr>
+        <w:t>Date To</w:t>
+      </w:r>
+      <w:r>
+        <w:t xml:space="preserve"> to narrow the list down. Click </w:t>
+      </w:r>
+      <w:r>
+        <w:rPr>
+          <w:b/>
+          <w:bCs/>
+        </w:rPr>
+        <w:t>Clear Filters</w:t>
+      </w:r>
+      <w:r>
+        <w:t xml:space="preserve"> to reset them.</w:t>
+      </w:r>
+    </w:p>
+    <w:p>
+      <w:pPr>
+        <w:pStyle w:val="ListBullet"/>
+      </w:pPr>
+      <w:r>
+        <w:rPr>
+          <w:b/>
+        </w:rPr>
+        <w:t xml:space="preserve">Refresh: </w:t>
+      </w:r>
+      <w:r>
+        <w:t>reload the list without changing your filters.</w:t>
+      </w:r>
+    </w:p>
+    <w:p>
+      <w:pPr>
+        <w:pStyle w:val="ListBullet"/>
+      </w:pPr>
+      <w:r>
+        <w:rPr>
+          <w:b/>
+        </w:rPr>
+        <w:t xml:space="preserve">Clean: </w:t>
+      </w:r>
+      <w:r>
+        <w:t>permanently delete old log entries past the retention period. You'll be asked to confirm before anything is deleted.</w:t>
+      </w:r>
+    </w:p>
+    <w:p>
+      <w:pPr>
+        <w:keepLines/>
+        <w:pBdr>
+          <w:left w:val="single" w:sz="12" w:space="8" w:color="8B1E2D"/>
+        </w:pBdr>
+        <w:spacing w:before="120" w:after="240"/>
+        <w:ind w:left="317"/>
+      </w:pPr>
+      <w:proofErr w:type="gramStart"/>
+      <w:r>
+        <w:rPr>
+          <w:b/>
+          <w:caps/>
+          <w:color w:val="8B1E2D"/>
+          <w:sz w:val="19"/>
+        </w:rPr>
+        <w:t xml:space="preserve">Note  </w:t>
+      </w:r>
+      <w:r>
+        <w:rPr>
+          <w:i/>
+          <w:color w:val="595959"/>
+        </w:rPr>
+        <w:t>This</w:t>
+      </w:r>
+      <w:proofErr w:type="gramEnd"/>
+      <w:r>
+        <w:rPr>
+          <w:i/>
+          <w:color w:val="595959"/>
+        </w:rPr>
+        <w:t xml:space="preserve"> log is the most reliable way to answer "who did what, and when"</w:t>
+      </w:r>
+      <w:r>
+        <w:rPr>
+          <w:i/>
+          <w:color w:val="595959"/>
+        </w:rPr>
+        <w:t xml:space="preserve">; </w:t>
+      </w:r>
+      <w:r>
+        <w:rPr>
+          <w:i/>
+          <w:color w:val="595959"/>
+        </w:rPr>
         <w:t>for example, confirming when a specific report was approved, or by whom a user account was created.</w:t>
       </w:r>
     </w:p>
@@ -5766,7 +5958,21 @@
         <w:rPr>
           <w:b/>
         </w:rPr>
-        <w:t xml:space="preserve">Approve, or send it back with comments — which should I use?: </w:t>
+        <w:t xml:space="preserve">Approve, or send it back with comments — which should I </w:t>
+      </w:r>
+      <w:proofErr w:type="gramStart"/>
+      <w:r>
+        <w:rPr>
+          <w:b/>
+        </w:rPr>
+        <w:t>use?:</w:t>
+      </w:r>
+      <w:proofErr w:type="gramEnd"/>
+      <w:r>
+        <w:rPr>
+          <w:b/>
+        </w:rPr>
+        <w:t xml:space="preserve"> </w:t>
       </w:r>
       <w:r>
         <w:rPr>
@@ -5817,7 +6023,21 @@
         <w:rPr>
           <w:b/>
         </w:rPr>
-        <w:t xml:space="preserve">Can I undo an approval?: </w:t>
+        <w:t xml:space="preserve">Can I undo an </w:t>
+      </w:r>
+      <w:proofErr w:type="gramStart"/>
+      <w:r>
+        <w:rPr>
+          <w:b/>
+        </w:rPr>
+        <w:t>approval?:</w:t>
+      </w:r>
+      <w:proofErr w:type="gramEnd"/>
+      <w:r>
+        <w:rPr>
+          <w:b/>
+        </w:rPr>
+        <w:t xml:space="preserve"> </w:t>
       </w:r>
       <w:r>
         <w:t>Not directly</w:t>
@@ -5847,7 +6067,35 @@
         <w:rPr>
           <w:b/>
         </w:rPr>
-        <w:t xml:space="preserve">Complete, or Cancel — what's the difference?: </w:t>
+        <w:t xml:space="preserve">Complete, or </w:t>
+      </w:r>
+      <w:proofErr w:type="gramStart"/>
+      <w:r>
+        <w:rPr>
+          <w:b/>
+        </w:rPr>
+        <w:t>Cancel</w:t>
+      </w:r>
+      <w:proofErr w:type="gramEnd"/>
+      <w:r>
+        <w:rPr>
+          <w:b/>
+        </w:rPr>
+        <w:t xml:space="preserve"> — what's the </w:t>
+      </w:r>
+      <w:proofErr w:type="gramStart"/>
+      <w:r>
+        <w:rPr>
+          <w:b/>
+        </w:rPr>
+        <w:t>difference?:</w:t>
+      </w:r>
+      <w:proofErr w:type="gramEnd"/>
+      <w:r>
+        <w:rPr>
+          <w:b/>
+        </w:rPr>
+        <w:t xml:space="preserve"> </w:t>
       </w:r>
       <w:r>
         <w:rPr>
@@ -5944,13 +6192,35 @@
         <w:rPr>
           <w:b/>
         </w:rPr>
-        <w:t xml:space="preserve">What happens to Completed or Cancelled reports after a week?: </w:t>
-      </w:r>
-      <w:r>
-        <w:t>An automatic cleanup job permanently deletes them</w:t>
-      </w:r>
-      <w:r>
-        <w:t xml:space="preserve">, </w:t>
+        <w:t xml:space="preserve">What happens to Completed or Cancelled reports after a </w:t>
+      </w:r>
+      <w:proofErr w:type="gramStart"/>
+      <w:r>
+        <w:rPr>
+          <w:b/>
+        </w:rPr>
+        <w:t>week?:</w:t>
+      </w:r>
+      <w:proofErr w:type="gramEnd"/>
+      <w:r>
+        <w:rPr>
+          <w:b/>
+        </w:rPr>
+        <w:t xml:space="preserve"> </w:t>
+      </w:r>
+      <w:r>
+        <w:t xml:space="preserve">An automatic cleanup job permanently deletes </w:t>
+      </w:r>
+      <w:proofErr w:type="gramStart"/>
+      <w:r>
+        <w:t>them</w:t>
+      </w:r>
+      <w:r>
+        <w:t>,</w:t>
+      </w:r>
+      <w:proofErr w:type="gramEnd"/>
+      <w:r>
+        <w:t xml:space="preserve"> </w:t>
       </w:r>
       <w:r>
         <w:t xml:space="preserve">there's nothing for you to do. There's no way to extend that week or recover one afterward, so don't </w:t>
@@ -5996,7 +6266,21 @@
         <w:rPr>
           <w:b/>
         </w:rPr>
-        <w:t xml:space="preserve">what happened?: </w:t>
+        <w:t xml:space="preserve">what </w:t>
+      </w:r>
+      <w:proofErr w:type="gramStart"/>
+      <w:r>
+        <w:rPr>
+          <w:b/>
+        </w:rPr>
+        <w:t>happened?:</w:t>
+      </w:r>
+      <w:proofErr w:type="gramEnd"/>
+      <w:r>
+        <w:rPr>
+          <w:b/>
+        </w:rPr>
+        <w:t xml:space="preserve"> </w:t>
       </w:r>
       <w:r>
         <w:t xml:space="preserve">It was almost certainly approved. </w:t>
@@ -6020,7 +6304,21 @@
         <w:rPr>
           <w:b/>
         </w:rPr>
-        <w:t xml:space="preserve">Where do I see who did what?: </w:t>
+        <w:t xml:space="preserve">Where do I see who did </w:t>
+      </w:r>
+      <w:proofErr w:type="gramStart"/>
+      <w:r>
+        <w:rPr>
+          <w:b/>
+        </w:rPr>
+        <w:t>what?:</w:t>
+      </w:r>
+      <w:proofErr w:type="gramEnd"/>
+      <w:r>
+        <w:rPr>
+          <w:b/>
+        </w:rPr>
+        <w:t xml:space="preserve"> </w:t>
       </w:r>
       <w:r>
         <w:rPr>
@@ -6041,7 +6339,21 @@
         <w:rPr>
           <w:b/>
         </w:rPr>
-        <w:t xml:space="preserve">Can a deactivated user's old reports still be reviewed?: </w:t>
+        <w:t xml:space="preserve">Can a deactivated user's old reports still be </w:t>
+      </w:r>
+      <w:proofErr w:type="gramStart"/>
+      <w:r>
+        <w:rPr>
+          <w:b/>
+        </w:rPr>
+        <w:t>reviewed?:</w:t>
+      </w:r>
+      <w:proofErr w:type="gramEnd"/>
+      <w:r>
+        <w:rPr>
+          <w:b/>
+        </w:rPr>
+        <w:t xml:space="preserve"> </w:t>
       </w:r>
       <w:r>
         <w:t>Yes. Deactivating an account only blocks sign-in</w:t>
@@ -6050,7 +6362,15 @@
         <w:t>,</w:t>
       </w:r>
       <w:r>
-        <w:t xml:space="preserve"> it doesn't touch any reports they already submitted.</w:t>
+        <w:t xml:space="preserve"> it doesn't touch any reports they </w:t>
+      </w:r>
+      <w:proofErr w:type="gramStart"/>
+      <w:r>
+        <w:t>already</w:t>
+      </w:r>
+      <w:proofErr w:type="gramEnd"/>
+      <w:r>
+        <w:t xml:space="preserve"> submitted.</w:t>
       </w:r>
     </w:p>
     <w:p>
@@ -6061,10 +6381,40 @@
         <w:rPr>
           <w:b/>
         </w:rPr>
-        <w:t xml:space="preserve">Why won't the system let me delete a former responder's account?: </w:t>
-      </w:r>
-      <w:r>
-        <w:t>They likely still have a PCR that hasn't been completed or cancelled yet; deletion is blocked while anything is still in progress. Once every report tied to the account is completed or cancelled (or there simply aren't any), deletion becomes available and their stats stay archived. Deactivate the account instead (Section 14) if you'd rather not wait, or if they've built up a real history you'd rather keep easy to find.</w:t>
+        <w:t xml:space="preserve">Why won't the system let me delete a former responder's </w:t>
+      </w:r>
+      <w:proofErr w:type="gramStart"/>
+      <w:r>
+        <w:rPr>
+          <w:b/>
+        </w:rPr>
+        <w:t>account?:</w:t>
+      </w:r>
+      <w:proofErr w:type="gramEnd"/>
+      <w:r>
+        <w:rPr>
+          <w:b/>
+        </w:rPr>
+        <w:t xml:space="preserve"> </w:t>
+      </w:r>
+      <w:r>
+        <w:t xml:space="preserve">They likely still have a PCR that hasn't been completed or cancelled yet; deletion is blocked while anything is still in progress. Once every report tied to the account is completed or cancelled (or there simply aren't any), deletion becomes available and their </w:t>
+      </w:r>
+      <w:proofErr w:type="gramStart"/>
+      <w:r>
+        <w:t>stats</w:t>
+      </w:r>
+      <w:proofErr w:type="gramEnd"/>
+      <w:r>
+        <w:t xml:space="preserve"> stay archived. Deactivate the account instead (Section 14) if you'd rather not wait, or if they've built up a real history you'd rather </w:t>
+      </w:r>
+      <w:proofErr w:type="gramStart"/>
+      <w:r>
+        <w:t>keep</w:t>
+      </w:r>
+      <w:proofErr w:type="gramEnd"/>
+      <w:r>
+        <w:t xml:space="preserve"> easy to find.</w:t>
       </w:r>
     </w:p>
     <w:p>
@@ -6075,15 +6425,37 @@
         <w:rPr>
           <w:b/>
         </w:rPr>
-        <w:t xml:space="preserve">A departing admin has already submitted PCRs — what do I do?: </w:t>
-      </w:r>
-      <w:r>
-        <w:t>If every one of their reports is completed or cancelled, you can delete the account like any other one; their stats stay archived. If something's still in progress, either resolve it first or Deactivate their account instead (Section 12, Activating and Deactivating a User); that works on admin accounts the same as any other, as long as it isn't the one you're currently signed in as and isn't the last active admin left.</w:t>
+        <w:t xml:space="preserve">A departing admin has already submitted PCRs — what do I </w:t>
+      </w:r>
+      <w:proofErr w:type="gramStart"/>
+      <w:r>
+        <w:rPr>
+          <w:b/>
+        </w:rPr>
+        <w:t>do?:</w:t>
+      </w:r>
+      <w:proofErr w:type="gramEnd"/>
+      <w:r>
+        <w:rPr>
+          <w:b/>
+        </w:rPr>
+        <w:t xml:space="preserve"> </w:t>
+      </w:r>
+      <w:r>
+        <w:t xml:space="preserve">If every one of their reports is completed or cancelled, you can delete the account like any other one; their stats stay archived. If something's still in progress, either resolve it first or </w:t>
+      </w:r>
+      <w:proofErr w:type="gramStart"/>
+      <w:r>
+        <w:t>Deactivate</w:t>
+      </w:r>
+      <w:proofErr w:type="gramEnd"/>
+      <w:r>
+        <w:t xml:space="preserve"> their account instead (Section 12, Activating and Deactivating a User); that works on admin accounts the same as any other, as long as it isn't the one you're currently signed in as and isn't the last active admin left.</w:t>
       </w:r>
     </w:p>
     <w:sectPr>
-      <w:headerReference w:type="default" r:id="rId31"/>
-      <w:footerReference w:type="default" r:id="rId32"/>
+      <w:headerReference w:type="default" r:id="rId32"/>
+      <w:footerReference w:type="default" r:id="rId33"/>
       <w:pgSz w:w="12240" w:h="15840"/>
       <w:pgMar w:top="1296" w:right="1440" w:bottom="1296" w:left="1440" w:header="720" w:footer="720" w:gutter="0"/>
       <w:cols w:space="720"/>
